--- a/templates/new_templates/jilu.docx
+++ b/templates/new_templates/jilu.docx
@@ -382,19 +382,7 @@
           <w:u w:val="single"/>
           <w:lang w:val="en-US" w:eastAsia="zh-CN"/>
         </w:rPr>
-        <w:t xml:space="preserve">   </w:t>
-      </w:r>
-      <w:bookmarkStart w:id="0" w:name="_GoBack"/>
-      <w:bookmarkEnd w:id="0"/>
-      <w:r>
-        <w:rPr>
-          <w:rFonts w:hint="eastAsia" w:ascii="宋体" w:hAnsi="宋体" w:eastAsia="宋体"/>
-          <w:sz w:val="21"/>
-          <w:szCs w:val="21"/>
-          <w:u w:val="single"/>
-          <w:lang w:val="en-US" w:eastAsia="zh-CN"/>
-        </w:rPr>
-        <w:t xml:space="preserve">{{company_name}}        </w:t>
+        <w:t xml:space="preserve">   {{company_name}}        </w:t>
       </w:r>
       <w:r>
         <w:rPr>
@@ -4686,6 +4674,9 @@
             <w:vAlign w:val="center"/>
           </w:tcPr>
           <w:p>
+            <w:pPr>
+              <w:jc w:val="center"/>
+            </w:pPr>
             <w:r>
               <w:t>{{alarm_value_1}}</w:t>
             </w:r>
@@ -4698,6 +4689,9 @@
             <w:vAlign w:val="center"/>
           </w:tcPr>
           <w:p>
+            <w:pPr>
+              <w:jc w:val="center"/>
+            </w:pPr>
             <w:r>
               <w:t>{{alarm_value_2}}</w:t>
             </w:r>
@@ -4710,6 +4704,9 @@
             <w:vAlign w:val="center"/>
           </w:tcPr>
           <w:p>
+            <w:pPr>
+              <w:jc w:val="center"/>
+            </w:pPr>
             <w:r>
               <w:t>{{alarm_value_3}}</w:t>
             </w:r>
@@ -4722,6 +4719,9 @@
             <w:vAlign w:val="center"/>
           </w:tcPr>
           <w:p>
+            <w:pPr>
+              <w:jc w:val="center"/>
+            </w:pPr>
             <w:r>
               <w:t>{{alarm_action_value}}</w:t>
             </w:r>
@@ -5136,6 +5136,9 @@
             <w:vAlign w:val="center"/>
           </w:tcPr>
           <w:p>
+            <w:pPr>
+              <w:jc w:val="center"/>
+            </w:pPr>
             <w:r>
               <w:t>{{indication_10_value_1}}</w:t>
             </w:r>
@@ -5148,6 +5151,9 @@
             <w:vAlign w:val="center"/>
           </w:tcPr>
           <w:p>
+            <w:pPr>
+              <w:jc w:val="center"/>
+            </w:pPr>
             <w:r>
               <w:t>{{indication_10_value_2}}</w:t>
             </w:r>
@@ -5160,6 +5166,9 @@
             <w:vAlign w:val="center"/>
           </w:tcPr>
           <w:p>
+            <w:pPr>
+              <w:jc w:val="center"/>
+            </w:pPr>
             <w:r>
               <w:t>{{indication_10_value_3}}</w:t>
             </w:r>
@@ -5172,6 +5181,9 @@
             <w:vAlign w:val="center"/>
           </w:tcPr>
           <w:p>
+            <w:pPr>
+              <w:jc w:val="center"/>
+            </w:pPr>
             <w:r>
               <w:t>{{indication_10_avg}}</w:t>
             </w:r>
@@ -5184,6 +5196,9 @@
             <w:vAlign w:val="center"/>
           </w:tcPr>
           <w:p>
+            <w:pPr>
+              <w:jc w:val="center"/>
+            </w:pPr>
             <w:r>
               <w:t>{{indication_10_error}}</w:t>
             </w:r>
@@ -5239,6 +5254,9 @@
             <w:vAlign w:val="center"/>
           </w:tcPr>
           <w:p>
+            <w:pPr>
+              <w:jc w:val="center"/>
+            </w:pPr>
             <w:r>
               <w:t>{{indication_40_value_1}}</w:t>
             </w:r>
@@ -5251,6 +5269,9 @@
             <w:vAlign w:val="center"/>
           </w:tcPr>
           <w:p>
+            <w:pPr>
+              <w:jc w:val="center"/>
+            </w:pPr>
             <w:r>
               <w:t>{{indication_40_value_2}}</w:t>
             </w:r>
@@ -5263,6 +5284,9 @@
             <w:vAlign w:val="center"/>
           </w:tcPr>
           <w:p>
+            <w:pPr>
+              <w:jc w:val="center"/>
+            </w:pPr>
             <w:r>
               <w:t>{{indication_40_value_3}}</w:t>
             </w:r>
@@ -5275,6 +5299,9 @@
             <w:vAlign w:val="center"/>
           </w:tcPr>
           <w:p>
+            <w:pPr>
+              <w:jc w:val="center"/>
+            </w:pPr>
             <w:r>
               <w:t>{{indication_40_avg}}</w:t>
             </w:r>
@@ -5287,6 +5314,9 @@
             <w:vAlign w:val="center"/>
           </w:tcPr>
           <w:p>
+            <w:pPr>
+              <w:jc w:val="center"/>
+            </w:pPr>
             <w:r>
               <w:t>{{indication_40_error}}</w:t>
             </w:r>
@@ -5342,6 +5372,9 @@
             <w:vAlign w:val="center"/>
           </w:tcPr>
           <w:p>
+            <w:pPr>
+              <w:jc w:val="center"/>
+            </w:pPr>
             <w:r>
               <w:t>{{indication_60_value_1}}</w:t>
             </w:r>
@@ -5354,6 +5387,9 @@
             <w:vAlign w:val="center"/>
           </w:tcPr>
           <w:p>
+            <w:pPr>
+              <w:jc w:val="center"/>
+            </w:pPr>
             <w:r>
               <w:t>{{indication_60_value_2}}</w:t>
             </w:r>
@@ -5366,6 +5402,9 @@
             <w:vAlign w:val="center"/>
           </w:tcPr>
           <w:p>
+            <w:pPr>
+              <w:jc w:val="center"/>
+            </w:pPr>
             <w:r>
               <w:t>{{indication_60_value_3}}</w:t>
             </w:r>
@@ -5378,6 +5417,9 @@
             <w:vAlign w:val="center"/>
           </w:tcPr>
           <w:p>
+            <w:pPr>
+              <w:jc w:val="center"/>
+            </w:pPr>
             <w:r>
               <w:t>{{indication_60_avg}}</w:t>
             </w:r>
@@ -5390,6 +5432,9 @@
             <w:vAlign w:val="center"/>
           </w:tcPr>
           <w:p>
+            <w:pPr>
+              <w:jc w:val="center"/>
+            </w:pPr>
             <w:r>
               <w:t>{{indication_60_error}}</w:t>
             </w:r>
@@ -5850,6 +5895,9 @@
             <w:vAlign w:val="center"/>
           </w:tcPr>
           <w:p>
+            <w:pPr>
+              <w:jc w:val="center"/>
+            </w:pPr>
             <w:r>
               <w:t>{{repeat_value_1}}</w:t>
             </w:r>
@@ -5862,6 +5910,9 @@
             <w:vAlign w:val="center"/>
           </w:tcPr>
           <w:p>
+            <w:pPr>
+              <w:jc w:val="center"/>
+            </w:pPr>
             <w:r>
               <w:t>{{repeat_value_2}}</w:t>
             </w:r>
@@ -5874,6 +5925,9 @@
             <w:vAlign w:val="center"/>
           </w:tcPr>
           <w:p>
+            <w:pPr>
+              <w:jc w:val="center"/>
+            </w:pPr>
             <w:r>
               <w:t>{{repeat_value_3}}</w:t>
             </w:r>
@@ -5886,6 +5940,9 @@
             <w:vAlign w:val="center"/>
           </w:tcPr>
           <w:p>
+            <w:pPr>
+              <w:jc w:val="center"/>
+            </w:pPr>
             <w:r>
               <w:t>{{repeat_value_4}}</w:t>
             </w:r>
@@ -5898,6 +5955,9 @@
             <w:vAlign w:val="center"/>
           </w:tcPr>
           <w:p>
+            <w:pPr>
+              <w:jc w:val="center"/>
+            </w:pPr>
             <w:r>
               <w:t>{{repeat_value_5}}</w:t>
             </w:r>
@@ -5910,6 +5970,9 @@
             <w:vAlign w:val="center"/>
           </w:tcPr>
           <w:p>
+            <w:pPr>
+              <w:jc w:val="center"/>
+            </w:pPr>
             <w:r>
               <w:t>{{repeat_value_6}}</w:t>
             </w:r>
@@ -5922,6 +5985,9 @@
             <w:vAlign w:val="center"/>
           </w:tcPr>
           <w:p>
+            <w:pPr>
+              <w:jc w:val="center"/>
+            </w:pPr>
             <w:r>
               <w:t>{{repeatability}}</w:t>
             </w:r>
@@ -6154,6 +6220,7 @@
                 <w:lang w:val="en-US" w:eastAsia="zh-CN"/>
               </w:rPr>
             </w:pPr>
+            <w:bookmarkStart w:id="0" w:name="_GoBack" w:colFirst="1" w:colLast="4"/>
             <w:r>
               <w:rPr>
                 <w:rFonts w:hint="eastAsia" w:ascii="等线" w:hAnsi="等线"/>
@@ -6180,6 +6247,9 @@
             <w:vAlign w:val="center"/>
           </w:tcPr>
           <w:p>
+            <w:pPr>
+              <w:jc w:val="center"/>
+            </w:pPr>
             <w:r>
               <w:t>{{response_time_1}}</w:t>
             </w:r>
@@ -6192,6 +6262,9 @@
             <w:vAlign w:val="center"/>
           </w:tcPr>
           <w:p>
+            <w:pPr>
+              <w:jc w:val="center"/>
+            </w:pPr>
             <w:r>
               <w:t>{{response_time_2}}</w:t>
             </w:r>
@@ -6204,6 +6277,9 @@
             <w:vAlign w:val="center"/>
           </w:tcPr>
           <w:p>
+            <w:pPr>
+              <w:jc w:val="center"/>
+            </w:pPr>
             <w:r>
               <w:t>{{response_time_3}}</w:t>
             </w:r>
@@ -6216,12 +6292,16 @@
             <w:vAlign w:val="center"/>
           </w:tcPr>
           <w:p>
+            <w:pPr>
+              <w:jc w:val="center"/>
+            </w:pPr>
             <w:r>
               <w:t>{{response_time_avg}}</w:t>
             </w:r>
           </w:p>
         </w:tc>
       </w:tr>
+      <w:bookmarkEnd w:id="0"/>
     </w:tbl>
     <w:p>
       <w:pPr>

--- a/templates/new_templates/jilu.docx
+++ b/templates/new_templates/jilu.docx
@@ -357,22 +357,15 @@
           <w:u w:val="none"/>
         </w:rPr>
       </w:pPr>
+      <w:bookmarkStart w:id="0" w:name="_GoBack"/>
       <w:r>
         <w:rPr>
           <w:rFonts w:hint="eastAsia" w:ascii="宋体" w:hAnsi="宋体" w:eastAsia="宋体"/>
           <w:sz w:val="21"/>
           <w:szCs w:val="21"/>
-        </w:rPr>
-        <w:t>校准地点：</w:t>
-      </w:r>
-      <w:r>
-        <w:rPr>
-          <w:rFonts w:hint="eastAsia" w:ascii="宋体" w:hAnsi="宋体" w:eastAsia="宋体"/>
-          <w:sz w:val="21"/>
-          <w:szCs w:val="21"/>
-          <w:u w:val="single"/>
-        </w:rPr>
-        <w:t xml:space="preserve"> </w:t>
+          <w:lang w:val="en-US" w:eastAsia="zh-CN"/>
+        </w:rPr>
+        <w:t>委托单位：</w:t>
       </w:r>
       <w:r>
         <w:rPr>
@@ -382,7 +375,44 @@
           <w:u w:val="single"/>
           <w:lang w:val="en-US" w:eastAsia="zh-CN"/>
         </w:rPr>
-        <w:t xml:space="preserve">   {{company_name}}        </w:t>
+        <w:t xml:space="preserve">   {{company_name}}     </w:t>
+      </w:r>
+      <w:r>
+        <w:rPr>
+          <w:rFonts w:hint="eastAsia" w:ascii="宋体" w:hAnsi="宋体" w:eastAsia="宋体"/>
+          <w:sz w:val="21"/>
+          <w:szCs w:val="21"/>
+          <w:u w:val="none"/>
+          <w:lang w:val="en-US" w:eastAsia="zh-CN"/>
+        </w:rPr>
+        <w:t xml:space="preserve">    </w:t>
+      </w:r>
+      <w:r>
+        <w:rPr>
+          <w:rFonts w:hint="eastAsia" w:ascii="宋体" w:hAnsi="宋体" w:eastAsia="宋体"/>
+          <w:sz w:val="21"/>
+          <w:szCs w:val="21"/>
+        </w:rPr>
+        <w:t>校准地点：</w:t>
+      </w:r>
+      <w:r>
+        <w:rPr>
+          <w:rFonts w:hint="eastAsia" w:ascii="宋体" w:hAnsi="宋体" w:eastAsia="宋体"/>
+          <w:sz w:val="21"/>
+          <w:szCs w:val="21"/>
+          <w:u w:val="single"/>
+        </w:rPr>
+        <w:t xml:space="preserve"> </w:t>
+      </w:r>
+      <w:r>
+        <w:rPr>
+          <w:rFonts w:hint="eastAsia" w:ascii="宋体" w:hAnsi="宋体" w:eastAsia="宋体"/>
+          <w:sz w:val="21"/>
+          <w:szCs w:val="21"/>
+          <w:u w:val="single"/>
+          <w:lang w:val="en-US" w:eastAsia="zh-CN"/>
+        </w:rPr>
+        <w:t xml:space="preserve"> {{alert_num_place}}  </w:t>
       </w:r>
       <w:r>
         <w:rPr>
@@ -400,7 +430,17 @@
           <w:szCs w:val="21"/>
           <w:u w:val="none"/>
         </w:rPr>
-        <w:t xml:space="preserve">                       </w:t>
+        <w:t xml:space="preserve"> </w:t>
+      </w:r>
+      <w:bookmarkEnd w:id="0"/>
+      <w:r>
+        <w:rPr>
+          <w:rFonts w:ascii="宋体" w:hAnsi="宋体" w:eastAsia="宋体"/>
+          <w:sz w:val="21"/>
+          <w:szCs w:val="21"/>
+          <w:u w:val="none"/>
+        </w:rPr>
+        <w:t xml:space="preserve">                      </w:t>
       </w:r>
     </w:p>
     <w:p>
@@ -6220,7 +6260,6 @@
                 <w:lang w:val="en-US" w:eastAsia="zh-CN"/>
               </w:rPr>
             </w:pPr>
-            <w:bookmarkStart w:id="0" w:name="_GoBack" w:colFirst="1" w:colLast="4"/>
             <w:r>
               <w:rPr>
                 <w:rFonts w:hint="eastAsia" w:ascii="等线" w:hAnsi="等线"/>
@@ -6301,7 +6340,6 @@
           </w:p>
         </w:tc>
       </w:tr>
-      <w:bookmarkEnd w:id="0"/>
     </w:tbl>
     <w:p>
       <w:pPr>

--- a/templates/new_templates/jilu.docx
+++ b/templates/new_templates/jilu.docx
@@ -357,7 +357,6 @@
           <w:u w:val="none"/>
         </w:rPr>
       </w:pPr>
-      <w:bookmarkStart w:id="0" w:name="_GoBack"/>
       <w:r>
         <w:rPr>
           <w:rFonts w:hint="eastAsia" w:ascii="宋体" w:hAnsi="宋体" w:eastAsia="宋体"/>
@@ -430,17 +429,7 @@
           <w:szCs w:val="21"/>
           <w:u w:val="none"/>
         </w:rPr>
-        <w:t xml:space="preserve"> </w:t>
-      </w:r>
-      <w:bookmarkEnd w:id="0"/>
-      <w:r>
-        <w:rPr>
-          <w:rFonts w:ascii="宋体" w:hAnsi="宋体" w:eastAsia="宋体"/>
-          <w:sz w:val="21"/>
-          <w:szCs w:val="21"/>
-          <w:u w:val="none"/>
-        </w:rPr>
-        <w:t xml:space="preserve">                      </w:t>
+        <w:t xml:space="preserve">                       </w:t>
       </w:r>
     </w:p>
     <w:p>
@@ -1184,7 +1173,7 @@
                 <w:sz w:val="18"/>
                 <w:szCs w:val="18"/>
               </w:rPr>
-              <w:t>空气中甲烷混合气体标准物质</w:t>
+              <w:t>空气中甲烷气体标准物质</w:t>
             </w:r>
           </w:p>
         </w:tc>
@@ -1207,60 +1196,71 @@
             <w:r>
               <w:rPr>
                 <w:rFonts w:hint="eastAsia" w:ascii="宋体" w:hAnsi="宋体" w:eastAsia="宋体" w:cs="宋体"/>
-                <w:color w:val="000000"/>
-                <w:kern w:val="10"/>
+                <w:sz w:val="18"/>
+                <w:szCs w:val="18"/>
+              </w:rPr>
+              <w:t>156241182095</w:t>
+            </w:r>
+          </w:p>
+        </w:tc>
+        <w:tc>
+          <w:tcPr>
+            <w:tcW w:w="1077" w:type="dxa"/>
+            <w:noWrap w:val="0"/>
+            <w:vAlign w:val="center"/>
+          </w:tcPr>
+          <w:p>
+            <w:pPr>
+              <w:keepNext w:val="0"/>
+              <w:keepLines w:val="0"/>
+              <w:widowControl w:val="0"/>
+              <w:suppressLineNumbers w:val="0"/>
+              <w:snapToGrid w:val="0"/>
+              <w:spacing w:before="0" w:beforeAutospacing="0" w:after="0" w:afterAutospacing="0"/>
+              <w:ind w:left="0" w:right="0"/>
+              <w:jc w:val="center"/>
+              <w:rPr>
+                <w:rFonts w:hint="eastAsia" w:ascii="宋体" w:hAnsi="宋体" w:eastAsia="宋体" w:cs="Times New Roman"/>
+                <w:kern w:val="2"/>
+                <w:sz w:val="18"/>
+                <w:szCs w:val="18"/>
+              </w:rPr>
+            </w:pPr>
+            <w:r>
+              <w:rPr>
+                <w:rFonts w:hint="eastAsia" w:ascii="宋体" w:hAnsi="宋体" w:eastAsia="宋体" w:cs="宋体"/>
+                <w:kern w:val="2"/>
+                <w:sz w:val="18"/>
+                <w:szCs w:val="18"/>
+                <w:lang w:val="en-US" w:eastAsia="zh-CN" w:bidi="ar"/>
+              </w:rPr>
+              <w:t>0.499%</w:t>
+            </w:r>
+          </w:p>
+          <w:p>
+            <w:pPr>
+              <w:keepNext w:val="0"/>
+              <w:keepLines w:val="0"/>
+              <w:widowControl w:val="0"/>
+              <w:suppressLineNumbers w:val="0"/>
+              <w:snapToGrid w:val="0"/>
+              <w:spacing w:before="0" w:beforeAutospacing="0" w:after="0" w:afterAutospacing="0"/>
+              <w:ind w:left="0" w:leftChars="0" w:right="0" w:rightChars="0"/>
+              <w:jc w:val="center"/>
+              <w:rPr>
+                <w:rFonts w:hint="default" w:ascii="宋体" w:hAnsi="宋体" w:eastAsia="宋体"/>
                 <w:sz w:val="18"/>
                 <w:szCs w:val="18"/>
                 <w:lang w:val="en-US" w:eastAsia="zh-CN"/>
               </w:rPr>
-              <w:t>L221213065</w:t>
-            </w:r>
-          </w:p>
-        </w:tc>
-        <w:tc>
-          <w:tcPr>
-            <w:tcW w:w="1077" w:type="dxa"/>
-            <w:noWrap w:val="0"/>
-            <w:vAlign w:val="center"/>
-          </w:tcPr>
-          <w:p>
-            <w:pPr>
-              <w:snapToGrid w:val="0"/>
-              <w:jc w:val="center"/>
-              <w:rPr>
-                <w:rFonts w:hint="eastAsia" w:ascii="宋体" w:hAnsi="宋体" w:eastAsia="宋体"/>
-                <w:sz w:val="18"/>
-                <w:szCs w:val="18"/>
-                <w:lang w:val="en-US" w:eastAsia="zh-CN"/>
-              </w:rPr>
-            </w:pPr>
-            <w:r>
-              <w:rPr>
-                <w:rFonts w:hint="eastAsia" w:ascii="宋体" w:hAnsi="宋体" w:eastAsia="宋体"/>
-                <w:sz w:val="18"/>
-                <w:szCs w:val="18"/>
-                <w:lang w:val="en-US" w:eastAsia="zh-CN"/>
-              </w:rPr>
-              <w:t>0.506%</w:t>
-            </w:r>
-          </w:p>
-          <w:p>
-            <w:pPr>
-              <w:snapToGrid w:val="0"/>
-              <w:jc w:val="center"/>
-              <w:rPr>
-                <w:rFonts w:hint="default" w:ascii="宋体" w:hAnsi="宋体" w:eastAsia="宋体"/>
-                <w:sz w:val="18"/>
-                <w:szCs w:val="18"/>
-                <w:lang w:val="en-US" w:eastAsia="zh-CN"/>
-              </w:rPr>
-            </w:pPr>
-            <w:r>
-              <w:rPr>
-                <w:rFonts w:hint="eastAsia" w:ascii="宋体" w:hAnsi="宋体" w:eastAsia="宋体"/>
-                <w:sz w:val="18"/>
-                <w:szCs w:val="18"/>
-                <w:lang w:val="en-US" w:eastAsia="zh-CN"/>
+            </w:pPr>
+            <w:r>
+              <w:rPr>
+                <w:rFonts w:hint="eastAsia" w:ascii="宋体" w:hAnsi="宋体" w:eastAsia="宋体" w:cs="宋体"/>
+                <w:kern w:val="2"/>
+                <w:sz w:val="18"/>
+                <w:szCs w:val="18"/>
+                <w:lang w:val="en-US" w:eastAsia="zh-CN" w:bidi="ar"/>
               </w:rPr>
               <w:t>mol/mol</w:t>
             </w:r>
@@ -1393,7 +1393,13 @@
           </w:tcPr>
           <w:p>
             <w:pPr>
-              <w:snapToGrid w:val="0"/>
+              <w:keepNext w:val="0"/>
+              <w:keepLines w:val="0"/>
+              <w:widowControl w:val="0"/>
+              <w:suppressLineNumbers w:val="0"/>
+              <w:snapToGrid w:val="0"/>
+              <w:spacing w:before="0" w:beforeAutospacing="0" w:after="0" w:afterAutospacing="0"/>
+              <w:ind w:left="0" w:leftChars="0" w:right="0" w:rightChars="0"/>
               <w:jc w:val="center"/>
               <w:rPr>
                 <w:rFonts w:ascii="宋体" w:hAnsi="宋体" w:eastAsia="宋体"/>
@@ -1403,62 +1409,13 @@
             </w:pPr>
             <w:r>
               <w:rPr>
-                <w:rFonts w:hint="eastAsia" w:ascii="宋体" w:hAnsi="宋体" w:eastAsia="宋体"/>
-                <w:sz w:val="18"/>
-                <w:szCs w:val="18"/>
-              </w:rPr>
-              <w:t>20</w:t>
-            </w:r>
-            <w:r>
-              <w:rPr>
-                <w:rFonts w:hint="eastAsia" w:ascii="宋体" w:hAnsi="宋体" w:eastAsia="宋体"/>
-                <w:sz w:val="18"/>
-                <w:szCs w:val="18"/>
-                <w:lang w:val="en-US" w:eastAsia="zh-CN"/>
-              </w:rPr>
-              <w:t>26</w:t>
-            </w:r>
-            <w:r>
-              <w:rPr>
-                <w:rFonts w:hint="eastAsia" w:ascii="宋体" w:hAnsi="宋体" w:eastAsia="宋体"/>
-                <w:sz w:val="18"/>
-                <w:szCs w:val="18"/>
-              </w:rPr>
-              <w:t>年</w:t>
-            </w:r>
-            <w:r>
-              <w:rPr>
-                <w:rFonts w:hint="eastAsia" w:ascii="宋体" w:hAnsi="宋体" w:eastAsia="宋体"/>
-                <w:sz w:val="18"/>
-                <w:szCs w:val="18"/>
-                <w:lang w:val="en-US" w:eastAsia="zh-CN"/>
-              </w:rPr>
-              <w:t>7</w:t>
-            </w:r>
-            <w:r>
-              <w:rPr>
-                <w:rFonts w:hint="eastAsia" w:ascii="宋体" w:hAnsi="宋体" w:eastAsia="宋体"/>
-                <w:sz w:val="18"/>
-                <w:szCs w:val="18"/>
-              </w:rPr>
-              <w:t>月</w:t>
-            </w:r>
-            <w:r>
-              <w:rPr>
-                <w:rFonts w:hint="eastAsia" w:ascii="宋体" w:hAnsi="宋体" w:eastAsia="宋体"/>
-                <w:sz w:val="18"/>
-                <w:szCs w:val="18"/>
-                <w:lang w:val="en-US" w:eastAsia="zh-CN"/>
-              </w:rPr>
-              <w:t>13</w:t>
-            </w:r>
-            <w:r>
-              <w:rPr>
-                <w:rFonts w:hint="eastAsia" w:ascii="宋体" w:hAnsi="宋体" w:eastAsia="宋体"/>
-                <w:sz w:val="18"/>
-                <w:szCs w:val="18"/>
-              </w:rPr>
-              <w:t>日</w:t>
+                <w:rFonts w:hint="eastAsia" w:ascii="宋体" w:hAnsi="宋体" w:eastAsia="宋体" w:cs="宋体"/>
+                <w:kern w:val="2"/>
+                <w:sz w:val="18"/>
+                <w:szCs w:val="18"/>
+                <w:lang w:val="en-US" w:eastAsia="zh-CN" w:bidi="ar"/>
+              </w:rPr>
+              <w:t>2027年7月8日</w:t>
             </w:r>
           </w:p>
         </w:tc>
@@ -1542,7 +1499,7 @@
                 <w:sz w:val="18"/>
                 <w:szCs w:val="18"/>
               </w:rPr>
-              <w:t>空气中甲烷混合气体标准物质</w:t>
+              <w:t>空气中甲烷气体标准物质</w:t>
             </w:r>
           </w:p>
         </w:tc>
@@ -1565,60 +1522,71 @@
             <w:r>
               <w:rPr>
                 <w:rFonts w:hint="eastAsia" w:ascii="宋体" w:hAnsi="宋体" w:eastAsia="宋体" w:cs="宋体"/>
-                <w:color w:val="000000"/>
-                <w:kern w:val="10"/>
+                <w:sz w:val="18"/>
+                <w:szCs w:val="18"/>
+              </w:rPr>
+              <w:t>156261121167</w:t>
+            </w:r>
+          </w:p>
+        </w:tc>
+        <w:tc>
+          <w:tcPr>
+            <w:tcW w:w="1077" w:type="dxa"/>
+            <w:noWrap w:val="0"/>
+            <w:vAlign w:val="center"/>
+          </w:tcPr>
+          <w:p>
+            <w:pPr>
+              <w:keepNext w:val="0"/>
+              <w:keepLines w:val="0"/>
+              <w:widowControl w:val="0"/>
+              <w:suppressLineNumbers w:val="0"/>
+              <w:snapToGrid w:val="0"/>
+              <w:spacing w:before="0" w:beforeAutospacing="0" w:after="0" w:afterAutospacing="0"/>
+              <w:ind w:left="0" w:right="0"/>
+              <w:jc w:val="center"/>
+              <w:rPr>
+                <w:rFonts w:hint="eastAsia" w:ascii="宋体" w:hAnsi="宋体" w:eastAsia="宋体" w:cs="Times New Roman"/>
+                <w:kern w:val="2"/>
+                <w:sz w:val="18"/>
+                <w:szCs w:val="18"/>
+              </w:rPr>
+            </w:pPr>
+            <w:r>
+              <w:rPr>
+                <w:rFonts w:hint="eastAsia" w:ascii="宋体" w:hAnsi="宋体" w:eastAsia="宋体" w:cs="宋体"/>
+                <w:kern w:val="2"/>
+                <w:sz w:val="18"/>
+                <w:szCs w:val="18"/>
+                <w:lang w:val="en-US" w:eastAsia="zh-CN" w:bidi="ar"/>
+              </w:rPr>
+              <w:t>2.01%</w:t>
+            </w:r>
+          </w:p>
+          <w:p>
+            <w:pPr>
+              <w:keepNext w:val="0"/>
+              <w:keepLines w:val="0"/>
+              <w:widowControl w:val="0"/>
+              <w:suppressLineNumbers w:val="0"/>
+              <w:snapToGrid w:val="0"/>
+              <w:spacing w:before="0" w:beforeAutospacing="0" w:after="0" w:afterAutospacing="0"/>
+              <w:ind w:left="0" w:leftChars="0" w:right="0" w:rightChars="0"/>
+              <w:jc w:val="center"/>
+              <w:rPr>
+                <w:rFonts w:hint="default" w:ascii="宋体" w:hAnsi="宋体" w:eastAsia="宋体"/>
                 <w:sz w:val="18"/>
                 <w:szCs w:val="18"/>
                 <w:lang w:val="en-US" w:eastAsia="zh-CN"/>
               </w:rPr>
-              <w:t>TF03120</w:t>
-            </w:r>
-          </w:p>
-        </w:tc>
-        <w:tc>
-          <w:tcPr>
-            <w:tcW w:w="1077" w:type="dxa"/>
-            <w:noWrap w:val="0"/>
-            <w:vAlign w:val="center"/>
-          </w:tcPr>
-          <w:p>
-            <w:pPr>
-              <w:snapToGrid w:val="0"/>
-              <w:jc w:val="center"/>
-              <w:rPr>
-                <w:rFonts w:hint="eastAsia" w:ascii="宋体" w:hAnsi="宋体" w:eastAsia="宋体"/>
-                <w:sz w:val="18"/>
-                <w:szCs w:val="18"/>
-                <w:lang w:val="en-US" w:eastAsia="zh-CN"/>
-              </w:rPr>
-            </w:pPr>
-            <w:r>
-              <w:rPr>
-                <w:rFonts w:hint="eastAsia" w:ascii="宋体" w:hAnsi="宋体" w:eastAsia="宋体"/>
-                <w:sz w:val="18"/>
-                <w:szCs w:val="18"/>
-                <w:lang w:val="en-US" w:eastAsia="zh-CN"/>
-              </w:rPr>
-              <w:t>2.01%</w:t>
-            </w:r>
-          </w:p>
-          <w:p>
-            <w:pPr>
-              <w:snapToGrid w:val="0"/>
-              <w:jc w:val="center"/>
-              <w:rPr>
-                <w:rFonts w:hint="default" w:ascii="宋体" w:hAnsi="宋体" w:eastAsia="宋体"/>
-                <w:sz w:val="18"/>
-                <w:szCs w:val="18"/>
-                <w:lang w:val="en-US" w:eastAsia="zh-CN"/>
-              </w:rPr>
-            </w:pPr>
-            <w:r>
-              <w:rPr>
-                <w:rFonts w:hint="eastAsia" w:ascii="宋体" w:hAnsi="宋体" w:eastAsia="宋体"/>
-                <w:sz w:val="18"/>
-                <w:szCs w:val="18"/>
-                <w:lang w:val="en-US" w:eastAsia="zh-CN"/>
+            </w:pPr>
+            <w:r>
+              <w:rPr>
+                <w:rFonts w:hint="eastAsia" w:ascii="宋体" w:hAnsi="宋体" w:eastAsia="宋体" w:cs="宋体"/>
+                <w:kern w:val="2"/>
+                <w:sz w:val="18"/>
+                <w:szCs w:val="18"/>
+                <w:lang w:val="en-US" w:eastAsia="zh-CN" w:bidi="ar"/>
               </w:rPr>
               <w:t>mol/mol</w:t>
             </w:r>
@@ -1746,72 +1714,29 @@
           </w:tcPr>
           <w:p>
             <w:pPr>
-              <w:snapToGrid w:val="0"/>
-              <w:jc w:val="center"/>
-              <w:rPr>
-                <w:rFonts w:hint="eastAsia" w:ascii="宋体" w:hAnsi="宋体" w:eastAsia="宋体"/>
-                <w:sz w:val="18"/>
-                <w:szCs w:val="18"/>
-              </w:rPr>
-            </w:pPr>
-            <w:r>
-              <w:rPr>
-                <w:rFonts w:hint="eastAsia" w:ascii="宋体" w:hAnsi="宋体" w:eastAsia="宋体"/>
-                <w:sz w:val="18"/>
-                <w:szCs w:val="18"/>
-              </w:rPr>
-              <w:t>20</w:t>
-            </w:r>
-            <w:r>
-              <w:rPr>
-                <w:rFonts w:hint="eastAsia" w:ascii="宋体" w:hAnsi="宋体" w:eastAsia="宋体"/>
-                <w:sz w:val="18"/>
-                <w:szCs w:val="18"/>
-                <w:lang w:val="en-US" w:eastAsia="zh-CN"/>
-              </w:rPr>
-              <w:t>26</w:t>
-            </w:r>
-            <w:r>
-              <w:rPr>
-                <w:rFonts w:hint="eastAsia" w:ascii="宋体" w:hAnsi="宋体" w:eastAsia="宋体"/>
-                <w:sz w:val="18"/>
-                <w:szCs w:val="18"/>
-              </w:rPr>
-              <w:t>年</w:t>
-            </w:r>
-            <w:r>
-              <w:rPr>
-                <w:rFonts w:hint="eastAsia" w:ascii="宋体" w:hAnsi="宋体" w:eastAsia="宋体"/>
-                <w:sz w:val="18"/>
-                <w:szCs w:val="18"/>
-                <w:lang w:val="en-US" w:eastAsia="zh-CN"/>
-              </w:rPr>
-              <w:t>7</w:t>
-            </w:r>
-            <w:r>
-              <w:rPr>
-                <w:rFonts w:hint="eastAsia" w:ascii="宋体" w:hAnsi="宋体" w:eastAsia="宋体"/>
-                <w:sz w:val="18"/>
-                <w:szCs w:val="18"/>
-              </w:rPr>
-              <w:t>月</w:t>
-            </w:r>
-            <w:r>
-              <w:rPr>
-                <w:rFonts w:hint="eastAsia" w:ascii="宋体" w:hAnsi="宋体" w:eastAsia="宋体"/>
-                <w:sz w:val="18"/>
-                <w:szCs w:val="18"/>
-                <w:lang w:val="en-US" w:eastAsia="zh-CN"/>
-              </w:rPr>
-              <w:t>13</w:t>
-            </w:r>
-            <w:r>
-              <w:rPr>
-                <w:rFonts w:hint="eastAsia" w:ascii="宋体" w:hAnsi="宋体" w:eastAsia="宋体"/>
-                <w:sz w:val="18"/>
-                <w:szCs w:val="18"/>
-              </w:rPr>
-              <w:t>日</w:t>
+              <w:keepNext w:val="0"/>
+              <w:keepLines w:val="0"/>
+              <w:widowControl w:val="0"/>
+              <w:suppressLineNumbers w:val="0"/>
+              <w:snapToGrid w:val="0"/>
+              <w:spacing w:before="0" w:beforeAutospacing="0" w:after="0" w:afterAutospacing="0"/>
+              <w:ind w:left="0" w:leftChars="0" w:right="0" w:rightChars="0"/>
+              <w:jc w:val="center"/>
+              <w:rPr>
+                <w:rFonts w:hint="eastAsia" w:ascii="宋体" w:hAnsi="宋体" w:eastAsia="宋体"/>
+                <w:sz w:val="18"/>
+                <w:szCs w:val="18"/>
+              </w:rPr>
+            </w:pPr>
+            <w:r>
+              <w:rPr>
+                <w:rFonts w:hint="eastAsia" w:ascii="宋体" w:hAnsi="宋体" w:eastAsia="宋体" w:cs="宋体"/>
+                <w:kern w:val="2"/>
+                <w:sz w:val="18"/>
+                <w:szCs w:val="18"/>
+                <w:lang w:val="en-US" w:eastAsia="zh-CN" w:bidi="ar"/>
+              </w:rPr>
+              <w:t>2027年7月8日</w:t>
             </w:r>
           </w:p>
         </w:tc>
@@ -1895,7 +1820,7 @@
                 <w:sz w:val="18"/>
                 <w:szCs w:val="18"/>
               </w:rPr>
-              <w:t>空气中甲烷混合气体标准物质</w:t>
+              <w:t>空气中甲烷气体标准物质</w:t>
             </w:r>
           </w:p>
         </w:tc>
@@ -1918,60 +1843,71 @@
             <w:r>
               <w:rPr>
                 <w:rFonts w:hint="eastAsia" w:ascii="宋体" w:hAnsi="宋体" w:eastAsia="宋体" w:cs="宋体"/>
-                <w:color w:val="000000"/>
-                <w:kern w:val="10"/>
+                <w:sz w:val="18"/>
+                <w:szCs w:val="18"/>
+              </w:rPr>
+              <w:t>156261121082</w:t>
+            </w:r>
+          </w:p>
+        </w:tc>
+        <w:tc>
+          <w:tcPr>
+            <w:tcW w:w="1077" w:type="dxa"/>
+            <w:noWrap w:val="0"/>
+            <w:vAlign w:val="center"/>
+          </w:tcPr>
+          <w:p>
+            <w:pPr>
+              <w:keepNext w:val="0"/>
+              <w:keepLines w:val="0"/>
+              <w:widowControl w:val="0"/>
+              <w:suppressLineNumbers w:val="0"/>
+              <w:snapToGrid w:val="0"/>
+              <w:spacing w:before="0" w:beforeAutospacing="0" w:after="0" w:afterAutospacing="0"/>
+              <w:ind w:left="0" w:right="0"/>
+              <w:jc w:val="center"/>
+              <w:rPr>
+                <w:rFonts w:hint="eastAsia" w:ascii="宋体" w:hAnsi="宋体" w:eastAsia="宋体" w:cs="Times New Roman"/>
+                <w:kern w:val="2"/>
+                <w:sz w:val="18"/>
+                <w:szCs w:val="18"/>
+              </w:rPr>
+            </w:pPr>
+            <w:r>
+              <w:rPr>
+                <w:rFonts w:hint="eastAsia" w:ascii="宋体" w:hAnsi="宋体" w:eastAsia="宋体" w:cs="宋体"/>
+                <w:kern w:val="2"/>
+                <w:sz w:val="18"/>
+                <w:szCs w:val="18"/>
+                <w:lang w:val="en-US" w:eastAsia="zh-CN" w:bidi="ar"/>
+              </w:rPr>
+              <w:t>3.00%</w:t>
+            </w:r>
+          </w:p>
+          <w:p>
+            <w:pPr>
+              <w:keepNext w:val="0"/>
+              <w:keepLines w:val="0"/>
+              <w:widowControl w:val="0"/>
+              <w:suppressLineNumbers w:val="0"/>
+              <w:snapToGrid w:val="0"/>
+              <w:spacing w:before="0" w:beforeAutospacing="0" w:after="0" w:afterAutospacing="0"/>
+              <w:ind w:left="0" w:leftChars="0" w:right="0" w:rightChars="0"/>
+              <w:jc w:val="center"/>
+              <w:rPr>
+                <w:rFonts w:hint="default" w:ascii="宋体" w:hAnsi="宋体" w:eastAsia="宋体"/>
                 <w:sz w:val="18"/>
                 <w:szCs w:val="18"/>
                 <w:lang w:val="en-US" w:eastAsia="zh-CN"/>
               </w:rPr>
-              <w:t>93213100</w:t>
-            </w:r>
-          </w:p>
-        </w:tc>
-        <w:tc>
-          <w:tcPr>
-            <w:tcW w:w="1077" w:type="dxa"/>
-            <w:noWrap w:val="0"/>
-            <w:vAlign w:val="center"/>
-          </w:tcPr>
-          <w:p>
-            <w:pPr>
-              <w:snapToGrid w:val="0"/>
-              <w:jc w:val="center"/>
-              <w:rPr>
-                <w:rFonts w:hint="eastAsia" w:ascii="宋体" w:hAnsi="宋体" w:eastAsia="宋体"/>
-                <w:sz w:val="18"/>
-                <w:szCs w:val="18"/>
-                <w:lang w:val="en-US" w:eastAsia="zh-CN"/>
-              </w:rPr>
-            </w:pPr>
-            <w:r>
-              <w:rPr>
-                <w:rFonts w:hint="eastAsia" w:ascii="宋体" w:hAnsi="宋体" w:eastAsia="宋体"/>
-                <w:sz w:val="18"/>
-                <w:szCs w:val="18"/>
-                <w:lang w:val="en-US" w:eastAsia="zh-CN"/>
-              </w:rPr>
-              <w:t>3.02%</w:t>
-            </w:r>
-          </w:p>
-          <w:p>
-            <w:pPr>
-              <w:snapToGrid w:val="0"/>
-              <w:jc w:val="center"/>
-              <w:rPr>
-                <w:rFonts w:hint="default" w:ascii="宋体" w:hAnsi="宋体" w:eastAsia="宋体"/>
-                <w:sz w:val="18"/>
-                <w:szCs w:val="18"/>
-                <w:lang w:val="en-US" w:eastAsia="zh-CN"/>
-              </w:rPr>
-            </w:pPr>
-            <w:r>
-              <w:rPr>
-                <w:rFonts w:hint="eastAsia" w:ascii="宋体" w:hAnsi="宋体" w:eastAsia="宋体"/>
-                <w:sz w:val="18"/>
-                <w:szCs w:val="18"/>
-                <w:lang w:val="en-US" w:eastAsia="zh-CN"/>
+            </w:pPr>
+            <w:r>
+              <w:rPr>
+                <w:rFonts w:hint="eastAsia" w:ascii="宋体" w:hAnsi="宋体" w:eastAsia="宋体" w:cs="宋体"/>
+                <w:kern w:val="2"/>
+                <w:sz w:val="18"/>
+                <w:szCs w:val="18"/>
+                <w:lang w:val="en-US" w:eastAsia="zh-CN" w:bidi="ar"/>
               </w:rPr>
               <w:t>mol/mol</w:t>
             </w:r>
@@ -2099,72 +2035,29 @@
           </w:tcPr>
           <w:p>
             <w:pPr>
-              <w:snapToGrid w:val="0"/>
-              <w:jc w:val="center"/>
-              <w:rPr>
-                <w:rFonts w:hint="eastAsia" w:ascii="宋体" w:hAnsi="宋体" w:eastAsia="宋体"/>
-                <w:sz w:val="18"/>
-                <w:szCs w:val="18"/>
-              </w:rPr>
-            </w:pPr>
-            <w:r>
-              <w:rPr>
-                <w:rFonts w:hint="eastAsia" w:ascii="宋体" w:hAnsi="宋体" w:eastAsia="宋体"/>
-                <w:sz w:val="18"/>
-                <w:szCs w:val="18"/>
-              </w:rPr>
-              <w:t>20</w:t>
-            </w:r>
-            <w:r>
-              <w:rPr>
-                <w:rFonts w:hint="eastAsia" w:ascii="宋体" w:hAnsi="宋体" w:eastAsia="宋体"/>
-                <w:sz w:val="18"/>
-                <w:szCs w:val="18"/>
-                <w:lang w:val="en-US" w:eastAsia="zh-CN"/>
-              </w:rPr>
-              <w:t>26</w:t>
-            </w:r>
-            <w:r>
-              <w:rPr>
-                <w:rFonts w:hint="eastAsia" w:ascii="宋体" w:hAnsi="宋体" w:eastAsia="宋体"/>
-                <w:sz w:val="18"/>
-                <w:szCs w:val="18"/>
-              </w:rPr>
-              <w:t>年</w:t>
-            </w:r>
-            <w:r>
-              <w:rPr>
-                <w:rFonts w:hint="eastAsia" w:ascii="宋体" w:hAnsi="宋体" w:eastAsia="宋体"/>
-                <w:sz w:val="18"/>
-                <w:szCs w:val="18"/>
-                <w:lang w:val="en-US" w:eastAsia="zh-CN"/>
-              </w:rPr>
-              <w:t>7</w:t>
-            </w:r>
-            <w:r>
-              <w:rPr>
-                <w:rFonts w:hint="eastAsia" w:ascii="宋体" w:hAnsi="宋体" w:eastAsia="宋体"/>
-                <w:sz w:val="18"/>
-                <w:szCs w:val="18"/>
-              </w:rPr>
-              <w:t>月</w:t>
-            </w:r>
-            <w:r>
-              <w:rPr>
-                <w:rFonts w:hint="eastAsia" w:ascii="宋体" w:hAnsi="宋体" w:eastAsia="宋体"/>
-                <w:sz w:val="18"/>
-                <w:szCs w:val="18"/>
-                <w:lang w:val="en-US" w:eastAsia="zh-CN"/>
-              </w:rPr>
-              <w:t>13</w:t>
-            </w:r>
-            <w:r>
-              <w:rPr>
-                <w:rFonts w:hint="eastAsia" w:ascii="宋体" w:hAnsi="宋体" w:eastAsia="宋体"/>
-                <w:sz w:val="18"/>
-                <w:szCs w:val="18"/>
-              </w:rPr>
-              <w:t>日</w:t>
+              <w:keepNext w:val="0"/>
+              <w:keepLines w:val="0"/>
+              <w:widowControl w:val="0"/>
+              <w:suppressLineNumbers w:val="0"/>
+              <w:snapToGrid w:val="0"/>
+              <w:spacing w:before="0" w:beforeAutospacing="0" w:after="0" w:afterAutospacing="0"/>
+              <w:ind w:left="0" w:leftChars="0" w:right="0" w:rightChars="0"/>
+              <w:jc w:val="center"/>
+              <w:rPr>
+                <w:rFonts w:hint="eastAsia" w:ascii="宋体" w:hAnsi="宋体" w:eastAsia="宋体"/>
+                <w:sz w:val="18"/>
+                <w:szCs w:val="18"/>
+              </w:rPr>
+            </w:pPr>
+            <w:r>
+              <w:rPr>
+                <w:rFonts w:hint="eastAsia" w:ascii="宋体" w:hAnsi="宋体" w:eastAsia="宋体" w:cs="宋体"/>
+                <w:kern w:val="2"/>
+                <w:sz w:val="18"/>
+                <w:szCs w:val="18"/>
+                <w:lang w:val="en-US" w:eastAsia="zh-CN" w:bidi="ar"/>
+              </w:rPr>
+              <w:t>2027年7月8日</w:t>
             </w:r>
           </w:p>
         </w:tc>
@@ -3413,7 +3306,7 @@
                 <w:szCs w:val="18"/>
                 <w:lang w:val="en-US" w:eastAsia="zh-CN"/>
               </w:rPr>
-              <w:t>156250571157</w:t>
+              <w:t>811001158</w:t>
             </w:r>
           </w:p>
         </w:tc>
@@ -3612,7 +3505,7 @@
                 <w:szCs w:val="18"/>
                 <w:lang w:val="en-US" w:eastAsia="zh-CN"/>
               </w:rPr>
-              <w:t>26</w:t>
+              <w:t>27</w:t>
             </w:r>
             <w:r>
               <w:rPr>
@@ -3629,7 +3522,7 @@
                 <w:szCs w:val="18"/>
                 <w:lang w:val="en-US" w:eastAsia="zh-CN"/>
               </w:rPr>
-              <w:t>7</w:t>
+              <w:t>6</w:t>
             </w:r>
             <w:r>
               <w:rPr>
@@ -3646,8 +3539,10 @@
                 <w:szCs w:val="18"/>
                 <w:lang w:val="en-US" w:eastAsia="zh-CN"/>
               </w:rPr>
-              <w:t>13</w:t>
-            </w:r>
+              <w:t>30</w:t>
+            </w:r>
+            <w:bookmarkStart w:id="0" w:name="_GoBack"/>
+            <w:bookmarkEnd w:id="0"/>
             <w:r>
               <w:rPr>
                 <w:rFonts w:hint="eastAsia" w:ascii="宋体" w:hAnsi="宋体" w:eastAsia="宋体"/>
@@ -8551,6 +8446,19 @@
     <w:name w:val="Normal Table"/>
     <w:unhideWhenUsed/>
     <w:uiPriority w:val="99"/>
+    <w:pPr>
+      <w:keepNext w:val="0"/>
+      <w:keepLines w:val="0"/>
+      <w:widowControl/>
+      <w:suppressLineNumbers w:val="0"/>
+      <w:spacing w:before="0" w:beforeAutospacing="0" w:after="0" w:afterAutospacing="0"/>
+      <w:ind w:left="0" w:right="0"/>
+    </w:pPr>
+    <w:rPr>
+      <w:rFonts w:hint="default" w:ascii="Times New Roman" w:hAnsi="Times New Roman" w:cs="Times New Roman"/>
+      <w:sz w:val="20"/>
+      <w:szCs w:val="20"/>
+    </w:rPr>
     <w:tblPr>
       <w:tblCellMar>
         <w:top w:w="0" w:type="dxa"/>

--- a/templates/new_templates/jilu.docx
+++ b/templates/new_templates/jilu.docx
@@ -943,10 +943,15 @@
           </w:tcPr>
           <w:p>
             <w:pPr>
-              <w:snapToGrid w:val="0"/>
-              <w:jc w:val="center"/>
-              <w:rPr>
-                <w:rFonts w:ascii="宋体" w:hAnsi="宋体" w:eastAsia="宋体"/>
+              <w:keepNext w:val="0"/>
+              <w:keepLines w:val="0"/>
+              <w:suppressLineNumbers w:val="0"/>
+              <w:snapToGrid w:val="0"/>
+              <w:spacing w:before="0" w:beforeAutospacing="0" w:after="0" w:afterAutospacing="0"/>
+              <w:ind w:left="0" w:right="0"/>
+              <w:jc w:val="center"/>
+              <w:rPr>
+                <w:rFonts w:hint="default" w:ascii="宋体" w:hAnsi="宋体" w:eastAsia="宋体"/>
                 <w:sz w:val="18"/>
                 <w:szCs w:val="18"/>
               </w:rPr>
@@ -969,7 +974,12 @@
           </w:tcPr>
           <w:p>
             <w:pPr>
-              <w:snapToGrid w:val="0"/>
+              <w:keepNext w:val="0"/>
+              <w:keepLines w:val="0"/>
+              <w:suppressLineNumbers w:val="0"/>
+              <w:snapToGrid w:val="0"/>
+              <w:spacing w:before="0" w:beforeAutospacing="0" w:after="0" w:afterAutospacing="0"/>
+              <w:ind w:left="0" w:right="0"/>
               <w:jc w:val="center"/>
               <w:rPr>
                 <w:rFonts w:hint="eastAsia" w:ascii="宋体" w:hAnsi="宋体" w:eastAsia="宋体"/>
@@ -997,10 +1007,15 @@
           </w:tcPr>
           <w:p>
             <w:pPr>
-              <w:snapToGrid w:val="0"/>
-              <w:jc w:val="center"/>
-              <w:rPr>
-                <w:rFonts w:ascii="宋体" w:hAnsi="宋体" w:eastAsia="宋体"/>
+              <w:keepNext w:val="0"/>
+              <w:keepLines w:val="0"/>
+              <w:suppressLineNumbers w:val="0"/>
+              <w:snapToGrid w:val="0"/>
+              <w:spacing w:before="0" w:beforeAutospacing="0" w:after="0" w:afterAutospacing="0"/>
+              <w:ind w:left="0" w:right="0"/>
+              <w:jc w:val="center"/>
+              <w:rPr>
+                <w:rFonts w:hint="default" w:ascii="宋体" w:hAnsi="宋体" w:eastAsia="宋体"/>
                 <w:sz w:val="18"/>
                 <w:szCs w:val="18"/>
               </w:rPr>
@@ -1023,10 +1038,15 @@
           </w:tcPr>
           <w:p>
             <w:pPr>
-              <w:snapToGrid w:val="0"/>
-              <w:jc w:val="center"/>
-              <w:rPr>
-                <w:rFonts w:ascii="宋体" w:hAnsi="宋体" w:eastAsia="宋体"/>
+              <w:keepNext w:val="0"/>
+              <w:keepLines w:val="0"/>
+              <w:suppressLineNumbers w:val="0"/>
+              <w:snapToGrid w:val="0"/>
+              <w:spacing w:before="0" w:beforeAutospacing="0" w:after="0" w:afterAutospacing="0"/>
+              <w:ind w:left="0" w:right="0"/>
+              <w:jc w:val="center"/>
+              <w:rPr>
+                <w:rFonts w:hint="default" w:ascii="宋体" w:hAnsi="宋体" w:eastAsia="宋体"/>
                 <w:sz w:val="18"/>
                 <w:szCs w:val="18"/>
               </w:rPr>
@@ -1049,10 +1069,15 @@
           </w:tcPr>
           <w:p>
             <w:pPr>
-              <w:snapToGrid w:val="0"/>
-              <w:jc w:val="center"/>
-              <w:rPr>
-                <w:rFonts w:ascii="宋体" w:hAnsi="宋体" w:eastAsia="宋体"/>
+              <w:keepNext w:val="0"/>
+              <w:keepLines w:val="0"/>
+              <w:suppressLineNumbers w:val="0"/>
+              <w:snapToGrid w:val="0"/>
+              <w:spacing w:before="0" w:beforeAutospacing="0" w:after="0" w:afterAutospacing="0"/>
+              <w:ind w:left="0" w:right="0"/>
+              <w:jc w:val="center"/>
+              <w:rPr>
+                <w:rFonts w:hint="default" w:ascii="宋体" w:hAnsi="宋体" w:eastAsia="宋体"/>
                 <w:sz w:val="18"/>
                 <w:szCs w:val="18"/>
               </w:rPr>
@@ -1075,10 +1100,15 @@
           </w:tcPr>
           <w:p>
             <w:pPr>
-              <w:snapToGrid w:val="0"/>
-              <w:jc w:val="center"/>
-              <w:rPr>
-                <w:rFonts w:ascii="宋体" w:hAnsi="宋体" w:eastAsia="宋体"/>
+              <w:keepNext w:val="0"/>
+              <w:keepLines w:val="0"/>
+              <w:suppressLineNumbers w:val="0"/>
+              <w:snapToGrid w:val="0"/>
+              <w:spacing w:before="0" w:beforeAutospacing="0" w:after="0" w:afterAutospacing="0"/>
+              <w:ind w:left="0" w:right="0"/>
+              <w:jc w:val="center"/>
+              <w:rPr>
+                <w:rFonts w:hint="default" w:ascii="宋体" w:hAnsi="宋体" w:eastAsia="宋体"/>
                 <w:sz w:val="18"/>
                 <w:szCs w:val="18"/>
               </w:rPr>
@@ -1101,10 +1131,15 @@
           </w:tcPr>
           <w:p>
             <w:pPr>
-              <w:snapToGrid w:val="0"/>
-              <w:jc w:val="center"/>
-              <w:rPr>
-                <w:rFonts w:ascii="宋体" w:hAnsi="宋体" w:eastAsia="宋体"/>
+              <w:keepNext w:val="0"/>
+              <w:keepLines w:val="0"/>
+              <w:suppressLineNumbers w:val="0"/>
+              <w:snapToGrid w:val="0"/>
+              <w:spacing w:before="0" w:beforeAutospacing="0" w:after="0" w:afterAutospacing="0"/>
+              <w:ind w:left="0" w:right="0"/>
+              <w:jc w:val="center"/>
+              <w:rPr>
+                <w:rFonts w:hint="default" w:ascii="宋体" w:hAnsi="宋体" w:eastAsia="宋体"/>
                 <w:sz w:val="18"/>
                 <w:szCs w:val="18"/>
               </w:rPr>
@@ -1127,10 +1162,15 @@
           </w:tcPr>
           <w:p>
             <w:pPr>
-              <w:snapToGrid w:val="0"/>
-              <w:jc w:val="center"/>
-              <w:rPr>
-                <w:rFonts w:ascii="宋体" w:hAnsi="宋体" w:eastAsia="宋体"/>
+              <w:keepNext w:val="0"/>
+              <w:keepLines w:val="0"/>
+              <w:suppressLineNumbers w:val="0"/>
+              <w:snapToGrid w:val="0"/>
+              <w:spacing w:before="0" w:beforeAutospacing="0" w:after="0" w:afterAutospacing="0"/>
+              <w:ind w:left="0" w:right="0"/>
+              <w:jc w:val="center"/>
+              <w:rPr>
+                <w:rFonts w:hint="default" w:ascii="宋体" w:hAnsi="宋体" w:eastAsia="宋体"/>
                 <w:sz w:val="18"/>
                 <w:szCs w:val="18"/>
               </w:rPr>
@@ -1159,10 +1199,15 @@
           </w:tcPr>
           <w:p>
             <w:pPr>
-              <w:snapToGrid w:val="0"/>
-              <w:jc w:val="center"/>
-              <w:rPr>
-                <w:rFonts w:ascii="宋体" w:hAnsi="宋体" w:eastAsia="宋体"/>
+              <w:keepNext w:val="0"/>
+              <w:keepLines w:val="0"/>
+              <w:suppressLineNumbers w:val="0"/>
+              <w:snapToGrid w:val="0"/>
+              <w:spacing w:before="0" w:beforeAutospacing="0" w:after="0" w:afterAutospacing="0"/>
+              <w:ind w:left="0" w:right="0"/>
+              <w:jc w:val="center"/>
+              <w:rPr>
+                <w:rFonts w:hint="default" w:ascii="宋体" w:hAnsi="宋体" w:eastAsia="宋体"/>
                 <w:sz w:val="18"/>
                 <w:szCs w:val="18"/>
               </w:rPr>
@@ -1185,7 +1230,12 @@
           </w:tcPr>
           <w:p>
             <w:pPr>
-              <w:snapToGrid w:val="0"/>
+              <w:keepNext w:val="0"/>
+              <w:keepLines w:val="0"/>
+              <w:suppressLineNumbers w:val="0"/>
+              <w:snapToGrid w:val="0"/>
+              <w:spacing w:before="0" w:beforeAutospacing="0" w:after="0" w:afterAutospacing="0"/>
+              <w:ind w:left="0" w:right="0"/>
               <w:jc w:val="center"/>
               <w:rPr>
                 <w:rFonts w:hint="eastAsia" w:ascii="宋体" w:hAnsi="宋体" w:eastAsia="宋体" w:cs="宋体"/>
@@ -1274,10 +1324,15 @@
           </w:tcPr>
           <w:p>
             <w:pPr>
-              <w:snapToGrid w:val="0"/>
-              <w:jc w:val="center"/>
-              <w:rPr>
-                <w:rFonts w:ascii="宋体" w:hAnsi="宋体" w:eastAsia="宋体"/>
+              <w:keepNext w:val="0"/>
+              <w:keepLines w:val="0"/>
+              <w:suppressLineNumbers w:val="0"/>
+              <w:snapToGrid w:val="0"/>
+              <w:spacing w:before="0" w:beforeAutospacing="0" w:after="0" w:afterAutospacing="0"/>
+              <w:ind w:left="0" w:right="0"/>
+              <w:jc w:val="center"/>
+              <w:rPr>
+                <w:rFonts w:hint="default" w:ascii="宋体" w:hAnsi="宋体" w:eastAsia="宋体"/>
                 <w:sz w:val="18"/>
                 <w:szCs w:val="18"/>
               </w:rPr>
@@ -1314,7 +1369,7 @@
             </w:r>
             <w:r>
               <w:rPr>
-                <w:rFonts w:ascii="宋体" w:hAnsi="宋体"/>
+                <w:rFonts w:hint="default" w:ascii="宋体" w:hAnsi="宋体"/>
                 <w:color w:val="000000"/>
                 <w:sz w:val="18"/>
                 <w:szCs w:val="18"/>
@@ -1334,7 +1389,7 @@
             </w:r>
             <w:r>
               <w:rPr>
-                <w:rFonts w:ascii="宋体" w:hAnsi="宋体"/>
+                <w:rFonts w:hint="default" w:ascii="宋体" w:hAnsi="宋体"/>
                 <w:color w:val="000000"/>
                 <w:sz w:val="18"/>
                 <w:szCs w:val="18"/>
@@ -1351,7 +1406,7 @@
             </w:r>
             <w:r>
               <w:rPr>
-                <w:rFonts w:ascii="宋体" w:hAnsi="宋体" w:eastAsia="宋体"/>
+                <w:rFonts w:hint="default" w:ascii="宋体" w:hAnsi="宋体" w:eastAsia="宋体"/>
                 <w:sz w:val="18"/>
                 <w:szCs w:val="18"/>
               </w:rPr>
@@ -1367,10 +1422,15 @@
           </w:tcPr>
           <w:p>
             <w:pPr>
-              <w:snapToGrid w:val="0"/>
-              <w:jc w:val="center"/>
-              <w:rPr>
-                <w:rFonts w:ascii="宋体" w:hAnsi="宋体" w:eastAsia="宋体"/>
+              <w:keepNext w:val="0"/>
+              <w:keepLines w:val="0"/>
+              <w:suppressLineNumbers w:val="0"/>
+              <w:snapToGrid w:val="0"/>
+              <w:spacing w:before="0" w:beforeAutospacing="0" w:after="0" w:afterAutospacing="0"/>
+              <w:ind w:left="0" w:right="0"/>
+              <w:jc w:val="center"/>
+              <w:rPr>
+                <w:rFonts w:hint="default" w:ascii="宋体" w:hAnsi="宋体" w:eastAsia="宋体"/>
                 <w:sz w:val="18"/>
                 <w:szCs w:val="18"/>
               </w:rPr>
@@ -1402,7 +1462,7 @@
               <w:ind w:left="0" w:leftChars="0" w:right="0" w:rightChars="0"/>
               <w:jc w:val="center"/>
               <w:rPr>
-                <w:rFonts w:ascii="宋体" w:hAnsi="宋体" w:eastAsia="宋体"/>
+                <w:rFonts w:hint="default" w:ascii="宋体" w:hAnsi="宋体" w:eastAsia="宋体"/>
                 <w:sz w:val="18"/>
                 <w:szCs w:val="18"/>
               </w:rPr>
@@ -1427,10 +1487,15 @@
           </w:tcPr>
           <w:p>
             <w:pPr>
-              <w:snapToGrid w:val="0"/>
-              <w:jc w:val="center"/>
-              <w:rPr>
-                <w:rFonts w:ascii="宋体" w:hAnsi="宋体" w:eastAsia="宋体"/>
+              <w:keepNext w:val="0"/>
+              <w:keepLines w:val="0"/>
+              <w:suppressLineNumbers w:val="0"/>
+              <w:snapToGrid w:val="0"/>
+              <w:spacing w:before="0" w:beforeAutospacing="0" w:after="0" w:afterAutospacing="0"/>
+              <w:ind w:left="0" w:right="0"/>
+              <w:jc w:val="center"/>
+              <w:rPr>
+                <w:rFonts w:hint="default" w:ascii="宋体" w:hAnsi="宋体" w:eastAsia="宋体"/>
                 <w:sz w:val="18"/>
                 <w:szCs w:val="18"/>
               </w:rPr>
@@ -1453,10 +1518,15 @@
           </w:tcPr>
           <w:p>
             <w:pPr>
-              <w:snapToGrid w:val="0"/>
-              <w:jc w:val="center"/>
-              <w:rPr>
-                <w:rFonts w:ascii="宋体" w:hAnsi="宋体" w:eastAsia="宋体"/>
+              <w:keepNext w:val="0"/>
+              <w:keepLines w:val="0"/>
+              <w:suppressLineNumbers w:val="0"/>
+              <w:snapToGrid w:val="0"/>
+              <w:spacing w:before="0" w:beforeAutospacing="0" w:after="0" w:afterAutospacing="0"/>
+              <w:ind w:left="0" w:right="0"/>
+              <w:jc w:val="center"/>
+              <w:rPr>
+                <w:rFonts w:hint="default" w:ascii="宋体" w:hAnsi="宋体" w:eastAsia="宋体"/>
                 <w:sz w:val="18"/>
                 <w:szCs w:val="18"/>
               </w:rPr>
@@ -1485,7 +1555,12 @@
           </w:tcPr>
           <w:p>
             <w:pPr>
-              <w:snapToGrid w:val="0"/>
+              <w:keepNext w:val="0"/>
+              <w:keepLines w:val="0"/>
+              <w:suppressLineNumbers w:val="0"/>
+              <w:snapToGrid w:val="0"/>
+              <w:spacing w:before="0" w:beforeAutospacing="0" w:after="0" w:afterAutospacing="0"/>
+              <w:ind w:left="0" w:right="0"/>
               <w:jc w:val="center"/>
               <w:rPr>
                 <w:rFonts w:hint="eastAsia" w:ascii="宋体" w:hAnsi="宋体" w:eastAsia="宋体"/>
@@ -1511,7 +1586,12 @@
           </w:tcPr>
           <w:p>
             <w:pPr>
-              <w:snapToGrid w:val="0"/>
+              <w:keepNext w:val="0"/>
+              <w:keepLines w:val="0"/>
+              <w:suppressLineNumbers w:val="0"/>
+              <w:snapToGrid w:val="0"/>
+              <w:spacing w:before="0" w:beforeAutospacing="0" w:after="0" w:afterAutospacing="0"/>
+              <w:ind w:left="0" w:right="0"/>
               <w:jc w:val="center"/>
               <w:rPr>
                 <w:rFonts w:hint="eastAsia" w:ascii="宋体" w:hAnsi="宋体" w:eastAsia="宋体" w:cs="宋体"/>
@@ -1600,7 +1680,12 @@
           </w:tcPr>
           <w:p>
             <w:pPr>
-              <w:snapToGrid w:val="0"/>
+              <w:keepNext w:val="0"/>
+              <w:keepLines w:val="0"/>
+              <w:suppressLineNumbers w:val="0"/>
+              <w:snapToGrid w:val="0"/>
+              <w:spacing w:before="0" w:beforeAutospacing="0" w:after="0" w:afterAutospacing="0"/>
+              <w:ind w:left="0" w:right="0"/>
               <w:jc w:val="center"/>
               <w:rPr>
                 <w:rFonts w:hint="eastAsia" w:ascii="宋体" w:hAnsi="宋体"/>
@@ -1643,7 +1728,7 @@
             </w:r>
             <w:r>
               <w:rPr>
-                <w:rFonts w:ascii="宋体" w:hAnsi="宋体"/>
+                <w:rFonts w:hint="default" w:ascii="宋体" w:hAnsi="宋体"/>
                 <w:color w:val="000000"/>
                 <w:sz w:val="18"/>
                 <w:szCs w:val="18"/>
@@ -1663,7 +1748,7 @@
             </w:r>
             <w:r>
               <w:rPr>
-                <w:rFonts w:ascii="宋体" w:hAnsi="宋体"/>
+                <w:rFonts w:hint="default" w:ascii="宋体" w:hAnsi="宋体"/>
                 <w:color w:val="000000"/>
                 <w:sz w:val="18"/>
                 <w:szCs w:val="18"/>
@@ -1688,7 +1773,12 @@
           </w:tcPr>
           <w:p>
             <w:pPr>
-              <w:snapToGrid w:val="0"/>
+              <w:keepNext w:val="0"/>
+              <w:keepLines w:val="0"/>
+              <w:suppressLineNumbers w:val="0"/>
+              <w:snapToGrid w:val="0"/>
+              <w:spacing w:before="0" w:beforeAutospacing="0" w:after="0" w:afterAutospacing="0"/>
+              <w:ind w:left="0" w:right="0"/>
               <w:jc w:val="center"/>
               <w:rPr>
                 <w:rFonts w:hint="eastAsia" w:ascii="宋体" w:hAnsi="宋体" w:eastAsia="宋体"/>
@@ -1748,7 +1838,12 @@
           </w:tcPr>
           <w:p>
             <w:pPr>
-              <w:snapToGrid w:val="0"/>
+              <w:keepNext w:val="0"/>
+              <w:keepLines w:val="0"/>
+              <w:suppressLineNumbers w:val="0"/>
+              <w:snapToGrid w:val="0"/>
+              <w:spacing w:before="0" w:beforeAutospacing="0" w:after="0" w:afterAutospacing="0"/>
+              <w:ind w:left="0" w:right="0"/>
               <w:jc w:val="center"/>
               <w:rPr>
                 <w:rFonts w:hint="eastAsia" w:ascii="宋体" w:hAnsi="宋体" w:eastAsia="宋体"/>
@@ -1774,7 +1869,12 @@
           </w:tcPr>
           <w:p>
             <w:pPr>
-              <w:snapToGrid w:val="0"/>
+              <w:keepNext w:val="0"/>
+              <w:keepLines w:val="0"/>
+              <w:suppressLineNumbers w:val="0"/>
+              <w:snapToGrid w:val="0"/>
+              <w:spacing w:before="0" w:beforeAutospacing="0" w:after="0" w:afterAutospacing="0"/>
+              <w:ind w:left="0" w:right="0"/>
               <w:jc w:val="center"/>
               <w:rPr>
                 <w:rFonts w:hint="eastAsia" w:ascii="宋体" w:hAnsi="宋体" w:eastAsia="宋体"/>
@@ -1806,7 +1906,12 @@
           </w:tcPr>
           <w:p>
             <w:pPr>
-              <w:snapToGrid w:val="0"/>
+              <w:keepNext w:val="0"/>
+              <w:keepLines w:val="0"/>
+              <w:suppressLineNumbers w:val="0"/>
+              <w:snapToGrid w:val="0"/>
+              <w:spacing w:before="0" w:beforeAutospacing="0" w:after="0" w:afterAutospacing="0"/>
+              <w:ind w:left="0" w:right="0"/>
               <w:jc w:val="center"/>
               <w:rPr>
                 <w:rFonts w:hint="eastAsia" w:ascii="宋体" w:hAnsi="宋体" w:eastAsia="宋体"/>
@@ -1832,7 +1937,12 @@
           </w:tcPr>
           <w:p>
             <w:pPr>
-              <w:snapToGrid w:val="0"/>
+              <w:keepNext w:val="0"/>
+              <w:keepLines w:val="0"/>
+              <w:suppressLineNumbers w:val="0"/>
+              <w:snapToGrid w:val="0"/>
+              <w:spacing w:before="0" w:beforeAutospacing="0" w:after="0" w:afterAutospacing="0"/>
+              <w:ind w:left="0" w:right="0"/>
               <w:jc w:val="center"/>
               <w:rPr>
                 <w:rFonts w:hint="eastAsia" w:ascii="宋体" w:hAnsi="宋体" w:eastAsia="宋体" w:cs="宋体"/>
@@ -1921,7 +2031,12 @@
           </w:tcPr>
           <w:p>
             <w:pPr>
-              <w:snapToGrid w:val="0"/>
+              <w:keepNext w:val="0"/>
+              <w:keepLines w:val="0"/>
+              <w:suppressLineNumbers w:val="0"/>
+              <w:snapToGrid w:val="0"/>
+              <w:spacing w:before="0" w:beforeAutospacing="0" w:after="0" w:afterAutospacing="0"/>
+              <w:ind w:left="0" w:right="0"/>
               <w:jc w:val="center"/>
               <w:rPr>
                 <w:rFonts w:hint="eastAsia" w:ascii="宋体" w:hAnsi="宋体"/>
@@ -1964,7 +2079,7 @@
             </w:r>
             <w:r>
               <w:rPr>
-                <w:rFonts w:ascii="宋体" w:hAnsi="宋体"/>
+                <w:rFonts w:hint="default" w:ascii="宋体" w:hAnsi="宋体"/>
                 <w:color w:val="000000"/>
                 <w:sz w:val="18"/>
                 <w:szCs w:val="18"/>
@@ -1984,7 +2099,7 @@
             </w:r>
             <w:r>
               <w:rPr>
-                <w:rFonts w:ascii="宋体" w:hAnsi="宋体"/>
+                <w:rFonts w:hint="default" w:ascii="宋体" w:hAnsi="宋体"/>
                 <w:color w:val="000000"/>
                 <w:sz w:val="18"/>
                 <w:szCs w:val="18"/>
@@ -2009,7 +2124,12 @@
           </w:tcPr>
           <w:p>
             <w:pPr>
-              <w:snapToGrid w:val="0"/>
+              <w:keepNext w:val="0"/>
+              <w:keepLines w:val="0"/>
+              <w:suppressLineNumbers w:val="0"/>
+              <w:snapToGrid w:val="0"/>
+              <w:spacing w:before="0" w:beforeAutospacing="0" w:after="0" w:afterAutospacing="0"/>
+              <w:ind w:left="0" w:right="0"/>
               <w:jc w:val="center"/>
               <w:rPr>
                 <w:rFonts w:hint="eastAsia" w:ascii="宋体" w:hAnsi="宋体" w:eastAsia="宋体"/>
@@ -2069,7 +2189,12 @@
           </w:tcPr>
           <w:p>
             <w:pPr>
-              <w:snapToGrid w:val="0"/>
+              <w:keepNext w:val="0"/>
+              <w:keepLines w:val="0"/>
+              <w:suppressLineNumbers w:val="0"/>
+              <w:snapToGrid w:val="0"/>
+              <w:spacing w:before="0" w:beforeAutospacing="0" w:after="0" w:afterAutospacing="0"/>
+              <w:ind w:left="0" w:right="0"/>
               <w:jc w:val="center"/>
               <w:rPr>
                 <w:rFonts w:hint="eastAsia" w:ascii="宋体" w:hAnsi="宋体" w:eastAsia="宋体"/>
@@ -2095,7 +2220,12 @@
           </w:tcPr>
           <w:p>
             <w:pPr>
-              <w:snapToGrid w:val="0"/>
+              <w:keepNext w:val="0"/>
+              <w:keepLines w:val="0"/>
+              <w:suppressLineNumbers w:val="0"/>
+              <w:snapToGrid w:val="0"/>
+              <w:spacing w:before="0" w:beforeAutospacing="0" w:after="0" w:afterAutospacing="0"/>
+              <w:ind w:left="0" w:right="0"/>
               <w:jc w:val="center"/>
               <w:rPr>
                 <w:rFonts w:hint="eastAsia" w:ascii="宋体" w:hAnsi="宋体" w:eastAsia="宋体"/>
@@ -2127,7 +2257,12 @@
           </w:tcPr>
           <w:p>
             <w:pPr>
-              <w:snapToGrid w:val="0"/>
+              <w:keepNext w:val="0"/>
+              <w:keepLines w:val="0"/>
+              <w:suppressLineNumbers w:val="0"/>
+              <w:snapToGrid w:val="0"/>
+              <w:spacing w:before="0" w:beforeAutospacing="0" w:after="0" w:afterAutospacing="0"/>
+              <w:ind w:left="0" w:right="0"/>
               <w:jc w:val="center"/>
               <w:rPr>
                 <w:rFonts w:hint="default" w:ascii="宋体" w:hAnsi="宋体" w:eastAsia="宋体"/>
@@ -2155,7 +2290,12 @@
           </w:tcPr>
           <w:p>
             <w:pPr>
-              <w:snapToGrid w:val="0"/>
+              <w:keepNext w:val="0"/>
+              <w:keepLines w:val="0"/>
+              <w:suppressLineNumbers w:val="0"/>
+              <w:snapToGrid w:val="0"/>
+              <w:spacing w:before="0" w:beforeAutospacing="0" w:after="0" w:afterAutospacing="0"/>
+              <w:ind w:left="0" w:right="0"/>
               <w:jc w:val="center"/>
               <w:rPr>
                 <w:rFonts w:hint="eastAsia" w:ascii="宋体" w:hAnsi="宋体" w:eastAsia="宋体" w:cs="宋体"/>
@@ -2183,7 +2323,12 @@
           </w:tcPr>
           <w:p>
             <w:pPr>
-              <w:snapToGrid w:val="0"/>
+              <w:keepNext w:val="0"/>
+              <w:keepLines w:val="0"/>
+              <w:suppressLineNumbers w:val="0"/>
+              <w:snapToGrid w:val="0"/>
+              <w:spacing w:before="0" w:beforeAutospacing="0" w:after="0" w:afterAutospacing="0"/>
+              <w:ind w:left="0" w:right="0"/>
               <w:jc w:val="center"/>
               <w:rPr>
                 <w:rFonts w:hint="eastAsia" w:ascii="宋体" w:hAnsi="宋体" w:eastAsia="宋体" w:cs="宋体"/>
@@ -2210,6 +2355,11 @@
           </w:tcPr>
           <w:p>
             <w:pPr>
+              <w:keepNext w:val="0"/>
+              <w:keepLines w:val="0"/>
+              <w:suppressLineNumbers w:val="0"/>
+              <w:spacing w:before="0" w:beforeAutospacing="0" w:after="0" w:afterAutospacing="0"/>
+              <w:ind w:left="0" w:right="0"/>
               <w:jc w:val="center"/>
               <w:rPr>
                 <w:rFonts w:hint="eastAsia" w:ascii="宋体" w:hAnsi="宋体" w:eastAsia="宋体" w:cs="宋体"/>
@@ -2236,7 +2386,12 @@
           </w:tcPr>
           <w:p>
             <w:pPr>
-              <w:snapToGrid w:val="0"/>
+              <w:keepNext w:val="0"/>
+              <w:keepLines w:val="0"/>
+              <w:suppressLineNumbers w:val="0"/>
+              <w:snapToGrid w:val="0"/>
+              <w:spacing w:before="0" w:beforeAutospacing="0" w:after="0" w:afterAutospacing="0"/>
+              <w:ind w:left="0" w:right="0"/>
               <w:jc w:val="center"/>
               <w:rPr>
                 <w:rFonts w:hint="eastAsia" w:ascii="宋体" w:hAnsi="宋体" w:eastAsia="宋体" w:cs="宋体"/>
@@ -2283,9 +2438,14 @@
           </w:tcPr>
           <w:p>
             <w:pPr>
+              <w:keepNext w:val="0"/>
+              <w:keepLines w:val="0"/>
+              <w:suppressLineNumbers w:val="0"/>
               <w:tabs>
                 <w:tab w:val="left" w:pos="237"/>
               </w:tabs>
+              <w:spacing w:before="0" w:beforeAutospacing="0" w:after="0" w:afterAutospacing="0"/>
+              <w:ind w:left="0" w:right="0"/>
               <w:jc w:val="center"/>
               <w:rPr>
                 <w:rFonts w:hint="eastAsia" w:ascii="宋体" w:hAnsi="宋体" w:eastAsia="宋体" w:cs="宋体"/>
@@ -2362,7 +2522,12 @@
           </w:tcPr>
           <w:p>
             <w:pPr>
-              <w:snapToGrid w:val="0"/>
+              <w:keepNext w:val="0"/>
+              <w:keepLines w:val="0"/>
+              <w:suppressLineNumbers w:val="0"/>
+              <w:snapToGrid w:val="0"/>
+              <w:spacing w:before="0" w:beforeAutospacing="0" w:after="0" w:afterAutospacing="0"/>
+              <w:ind w:left="0" w:right="0"/>
               <w:jc w:val="center"/>
               <w:rPr>
                 <w:rFonts w:hint="eastAsia" w:ascii="宋体" w:hAnsi="宋体" w:eastAsia="宋体" w:cs="宋体"/>
@@ -2388,7 +2553,12 @@
           </w:tcPr>
           <w:p>
             <w:pPr>
-              <w:snapToGrid w:val="0"/>
+              <w:keepNext w:val="0"/>
+              <w:keepLines w:val="0"/>
+              <w:suppressLineNumbers w:val="0"/>
+              <w:snapToGrid w:val="0"/>
+              <w:spacing w:before="0" w:beforeAutospacing="0" w:after="0" w:afterAutospacing="0"/>
+              <w:ind w:left="0" w:right="0"/>
               <w:jc w:val="center"/>
               <w:rPr>
                 <w:rFonts w:hint="eastAsia" w:ascii="宋体" w:hAnsi="宋体" w:eastAsia="宋体" w:cs="宋体"/>
@@ -2420,7 +2590,12 @@
           </w:tcPr>
           <w:p>
             <w:pPr>
-              <w:snapToGrid w:val="0"/>
+              <w:keepNext w:val="0"/>
+              <w:keepLines w:val="0"/>
+              <w:suppressLineNumbers w:val="0"/>
+              <w:snapToGrid w:val="0"/>
+              <w:spacing w:before="0" w:beforeAutospacing="0" w:after="0" w:afterAutospacing="0"/>
+              <w:ind w:left="0" w:right="0"/>
               <w:jc w:val="center"/>
               <w:rPr>
                 <w:rFonts w:hint="eastAsia" w:ascii="宋体" w:hAnsi="宋体" w:eastAsia="宋体"/>
@@ -2447,7 +2622,12 @@
           </w:tcPr>
           <w:p>
             <w:pPr>
-              <w:snapToGrid w:val="0"/>
+              <w:keepNext w:val="0"/>
+              <w:keepLines w:val="0"/>
+              <w:suppressLineNumbers w:val="0"/>
+              <w:snapToGrid w:val="0"/>
+              <w:spacing w:before="0" w:beforeAutospacing="0" w:after="0" w:afterAutospacing="0"/>
+              <w:ind w:left="0" w:right="0"/>
               <w:jc w:val="center"/>
               <w:rPr>
                 <w:rFonts w:hint="eastAsia" w:ascii="宋体" w:hAnsi="宋体" w:eastAsia="宋体" w:cs="宋体"/>
@@ -2475,7 +2655,12 @@
           </w:tcPr>
           <w:p>
             <w:pPr>
-              <w:snapToGrid w:val="0"/>
+              <w:keepNext w:val="0"/>
+              <w:keepLines w:val="0"/>
+              <w:suppressLineNumbers w:val="0"/>
+              <w:snapToGrid w:val="0"/>
+              <w:spacing w:before="0" w:beforeAutospacing="0" w:after="0" w:afterAutospacing="0"/>
+              <w:ind w:left="0" w:right="0"/>
               <w:jc w:val="center"/>
               <w:rPr>
                 <w:rFonts w:hint="eastAsia" w:ascii="宋体" w:hAnsi="宋体" w:eastAsia="宋体" w:cs="宋体"/>
@@ -2502,7 +2687,11 @@
           </w:tcPr>
           <w:p>
             <w:pPr>
-              <w:spacing w:line="300" w:lineRule="exact"/>
+              <w:keepNext w:val="0"/>
+              <w:keepLines w:val="0"/>
+              <w:suppressLineNumbers w:val="0"/>
+              <w:spacing w:before="0" w:beforeAutospacing="0" w:after="0" w:afterAutospacing="0" w:line="300" w:lineRule="exact"/>
+              <w:ind w:left="0" w:right="0"/>
               <w:jc w:val="center"/>
               <w:rPr>
                 <w:rFonts w:hint="eastAsia" w:ascii="宋体" w:hAnsi="宋体" w:eastAsia="宋体" w:cs="宋体"/>
@@ -2532,7 +2721,12 @@
           </w:tcPr>
           <w:p>
             <w:pPr>
-              <w:snapToGrid w:val="0"/>
+              <w:keepNext w:val="0"/>
+              <w:keepLines w:val="0"/>
+              <w:suppressLineNumbers w:val="0"/>
+              <w:snapToGrid w:val="0"/>
+              <w:spacing w:before="0" w:beforeAutospacing="0" w:after="0" w:afterAutospacing="0"/>
+              <w:ind w:left="0" w:right="0"/>
               <w:jc w:val="center"/>
               <w:rPr>
                 <w:rFonts w:hint="eastAsia" w:ascii="宋体" w:hAnsi="宋体" w:eastAsia="宋体" w:cs="宋体"/>
@@ -2579,7 +2773,11 @@
           </w:tcPr>
           <w:p>
             <w:pPr>
-              <w:spacing w:line="300" w:lineRule="exact"/>
+              <w:keepNext w:val="0"/>
+              <w:keepLines w:val="0"/>
+              <w:suppressLineNumbers w:val="0"/>
+              <w:spacing w:before="0" w:beforeAutospacing="0" w:after="0" w:afterAutospacing="0" w:line="300" w:lineRule="exact"/>
+              <w:ind w:left="0" w:right="0"/>
               <w:jc w:val="center"/>
               <w:rPr>
                 <w:rFonts w:hint="eastAsia" w:ascii="宋体" w:hAnsi="宋体" w:eastAsia="宋体" w:cs="宋体"/>
@@ -2656,7 +2854,12 @@
           </w:tcPr>
           <w:p>
             <w:pPr>
-              <w:snapToGrid w:val="0"/>
+              <w:keepNext w:val="0"/>
+              <w:keepLines w:val="0"/>
+              <w:suppressLineNumbers w:val="0"/>
+              <w:snapToGrid w:val="0"/>
+              <w:spacing w:before="0" w:beforeAutospacing="0" w:after="0" w:afterAutospacing="0"/>
+              <w:ind w:left="0" w:right="0"/>
               <w:jc w:val="center"/>
               <w:rPr>
                 <w:rFonts w:hint="eastAsia" w:ascii="宋体" w:hAnsi="宋体" w:eastAsia="宋体" w:cs="宋体"/>
@@ -2682,7 +2885,12 @@
           </w:tcPr>
           <w:p>
             <w:pPr>
-              <w:snapToGrid w:val="0"/>
+              <w:keepNext w:val="0"/>
+              <w:keepLines w:val="0"/>
+              <w:suppressLineNumbers w:val="0"/>
+              <w:snapToGrid w:val="0"/>
+              <w:spacing w:before="0" w:beforeAutospacing="0" w:after="0" w:afterAutospacing="0"/>
+              <w:ind w:left="0" w:right="0"/>
               <w:jc w:val="center"/>
               <w:rPr>
                 <w:rFonts w:hint="eastAsia" w:ascii="宋体" w:hAnsi="宋体" w:eastAsia="宋体" w:cs="宋体"/>
@@ -2714,7 +2922,12 @@
           </w:tcPr>
           <w:p>
             <w:pPr>
-              <w:snapToGrid w:val="0"/>
+              <w:keepNext w:val="0"/>
+              <w:keepLines w:val="0"/>
+              <w:suppressLineNumbers w:val="0"/>
+              <w:snapToGrid w:val="0"/>
+              <w:spacing w:before="0" w:beforeAutospacing="0" w:after="0" w:afterAutospacing="0"/>
+              <w:ind w:left="0" w:right="0"/>
               <w:jc w:val="center"/>
               <w:rPr>
                 <w:rFonts w:hint="eastAsia" w:ascii="宋体" w:hAnsi="宋体" w:eastAsia="宋体"/>
@@ -2742,7 +2955,12 @@
           </w:tcPr>
           <w:p>
             <w:pPr>
-              <w:snapToGrid w:val="0"/>
+              <w:keepNext w:val="0"/>
+              <w:keepLines w:val="0"/>
+              <w:suppressLineNumbers w:val="0"/>
+              <w:snapToGrid w:val="0"/>
+              <w:spacing w:before="0" w:beforeAutospacing="0" w:after="0" w:afterAutospacing="0"/>
+              <w:ind w:left="0" w:right="0"/>
               <w:jc w:val="center"/>
               <w:rPr>
                 <w:rFonts w:hint="eastAsia" w:ascii="宋体" w:hAnsi="宋体" w:eastAsia="宋体" w:cs="宋体"/>
@@ -2770,7 +2988,12 @@
           </w:tcPr>
           <w:p>
             <w:pPr>
-              <w:snapToGrid w:val="0"/>
+              <w:keepNext w:val="0"/>
+              <w:keepLines w:val="0"/>
+              <w:suppressLineNumbers w:val="0"/>
+              <w:snapToGrid w:val="0"/>
+              <w:spacing w:before="0" w:beforeAutospacing="0" w:after="0" w:afterAutospacing="0"/>
+              <w:ind w:left="0" w:right="0"/>
               <w:jc w:val="center"/>
               <w:rPr>
                 <w:rFonts w:hint="eastAsia" w:ascii="宋体" w:hAnsi="宋体" w:eastAsia="宋体" w:cs="宋体"/>
@@ -2797,7 +3020,11 @@
           </w:tcPr>
           <w:p>
             <w:pPr>
-              <w:spacing w:line="300" w:lineRule="exact"/>
+              <w:keepNext w:val="0"/>
+              <w:keepLines w:val="0"/>
+              <w:suppressLineNumbers w:val="0"/>
+              <w:spacing w:before="0" w:beforeAutospacing="0" w:after="0" w:afterAutospacing="0" w:line="300" w:lineRule="exact"/>
+              <w:ind w:left="0" w:right="0"/>
               <w:jc w:val="center"/>
               <w:rPr>
                 <w:rFonts w:hint="eastAsia" w:ascii="宋体" w:hAnsi="宋体" w:eastAsia="宋体" w:cs="宋体"/>
@@ -2827,7 +3054,12 @@
           </w:tcPr>
           <w:p>
             <w:pPr>
-              <w:snapToGrid w:val="0"/>
+              <w:keepNext w:val="0"/>
+              <w:keepLines w:val="0"/>
+              <w:suppressLineNumbers w:val="0"/>
+              <w:snapToGrid w:val="0"/>
+              <w:spacing w:before="0" w:beforeAutospacing="0" w:after="0" w:afterAutospacing="0"/>
+              <w:ind w:left="0" w:right="0"/>
               <w:jc w:val="center"/>
               <w:rPr>
                 <w:rFonts w:hint="eastAsia" w:ascii="宋体" w:hAnsi="宋体" w:eastAsia="宋体" w:cs="宋体"/>
@@ -2854,7 +3086,11 @@
           </w:tcPr>
           <w:p>
             <w:pPr>
-              <w:spacing w:line="300" w:lineRule="exact"/>
+              <w:keepNext w:val="0"/>
+              <w:keepLines w:val="0"/>
+              <w:suppressLineNumbers w:val="0"/>
+              <w:spacing w:before="0" w:beforeAutospacing="0" w:after="0" w:afterAutospacing="0" w:line="300" w:lineRule="exact"/>
+              <w:ind w:left="0" w:right="0"/>
               <w:jc w:val="center"/>
               <w:rPr>
                 <w:rFonts w:hint="default" w:ascii="宋体" w:hAnsi="宋体" w:eastAsia="宋体" w:cs="宋体"/>
@@ -2882,7 +3118,12 @@
           </w:tcPr>
           <w:p>
             <w:pPr>
-              <w:snapToGrid w:val="0"/>
+              <w:keepNext w:val="0"/>
+              <w:keepLines w:val="0"/>
+              <w:suppressLineNumbers w:val="0"/>
+              <w:snapToGrid w:val="0"/>
+              <w:spacing w:before="0" w:beforeAutospacing="0" w:after="0" w:afterAutospacing="0"/>
+              <w:ind w:left="0" w:right="0"/>
               <w:jc w:val="center"/>
               <w:rPr>
                 <w:rFonts w:hint="eastAsia" w:ascii="宋体" w:hAnsi="宋体" w:eastAsia="宋体" w:cs="宋体"/>
@@ -2908,7 +3149,12 @@
           </w:tcPr>
           <w:p>
             <w:pPr>
-              <w:snapToGrid w:val="0"/>
+              <w:keepNext w:val="0"/>
+              <w:keepLines w:val="0"/>
+              <w:suppressLineNumbers w:val="0"/>
+              <w:snapToGrid w:val="0"/>
+              <w:spacing w:before="0" w:beforeAutospacing="0" w:after="0" w:afterAutospacing="0"/>
+              <w:ind w:left="0" w:right="0"/>
               <w:jc w:val="center"/>
               <w:rPr>
                 <w:rFonts w:hint="eastAsia" w:ascii="宋体" w:hAnsi="宋体" w:eastAsia="宋体" w:cs="宋体"/>
@@ -2940,7 +3186,12 @@
           </w:tcPr>
           <w:p>
             <w:pPr>
-              <w:snapToGrid w:val="0"/>
+              <w:keepNext w:val="0"/>
+              <w:keepLines w:val="0"/>
+              <w:suppressLineNumbers w:val="0"/>
+              <w:snapToGrid w:val="0"/>
+              <w:spacing w:before="0" w:beforeAutospacing="0" w:after="0" w:afterAutospacing="0"/>
+              <w:ind w:left="0" w:right="0"/>
               <w:jc w:val="center"/>
               <w:rPr>
                 <w:rFonts w:hint="eastAsia" w:ascii="宋体" w:hAnsi="宋体" w:eastAsia="宋体"/>
@@ -2968,7 +3219,12 @@
           </w:tcPr>
           <w:p>
             <w:pPr>
-              <w:snapToGrid w:val="0"/>
+              <w:keepNext w:val="0"/>
+              <w:keepLines w:val="0"/>
+              <w:suppressLineNumbers w:val="0"/>
+              <w:snapToGrid w:val="0"/>
+              <w:spacing w:before="0" w:beforeAutospacing="0" w:after="0" w:afterAutospacing="0"/>
+              <w:ind w:left="0" w:right="0"/>
               <w:jc w:val="center"/>
               <w:rPr>
                 <w:rFonts w:hint="default" w:ascii="宋体" w:hAnsi="宋体" w:eastAsia="宋体" w:cs="宋体"/>
@@ -2998,7 +3254,11 @@
           </w:tcPr>
           <w:p>
             <w:pPr>
-              <w:spacing w:line="200" w:lineRule="exact"/>
+              <w:keepNext w:val="0"/>
+              <w:keepLines w:val="0"/>
+              <w:suppressLineNumbers w:val="0"/>
+              <w:spacing w:before="0" w:beforeAutospacing="0" w:after="0" w:afterAutospacing="0" w:line="200" w:lineRule="exact"/>
+              <w:ind w:left="0" w:right="0"/>
               <w:jc w:val="center"/>
               <w:rPr>
                 <w:rFonts w:hint="eastAsia" w:ascii="宋体" w:hAnsi="宋体" w:eastAsia="宋体" w:cs="宋体"/>
@@ -3038,7 +3298,12 @@
           </w:p>
           <w:p>
             <w:pPr>
-              <w:snapToGrid w:val="0"/>
+              <w:keepNext w:val="0"/>
+              <w:keepLines w:val="0"/>
+              <w:suppressLineNumbers w:val="0"/>
+              <w:snapToGrid w:val="0"/>
+              <w:spacing w:before="0" w:beforeAutospacing="0" w:after="0" w:afterAutospacing="0"/>
+              <w:ind w:left="0" w:right="0"/>
               <w:jc w:val="center"/>
               <w:rPr>
                 <w:rFonts w:hint="eastAsia" w:ascii="宋体" w:hAnsi="宋体" w:eastAsia="宋体" w:cs="宋体"/>
@@ -3065,7 +3330,11 @@
           </w:tcPr>
           <w:p>
             <w:pPr>
-              <w:spacing w:line="300" w:lineRule="exact"/>
+              <w:keepNext w:val="0"/>
+              <w:keepLines w:val="0"/>
+              <w:suppressLineNumbers w:val="0"/>
+              <w:spacing w:before="0" w:beforeAutospacing="0" w:after="0" w:afterAutospacing="0" w:line="300" w:lineRule="exact"/>
+              <w:ind w:left="0" w:right="0"/>
               <w:jc w:val="center"/>
               <w:rPr>
                 <w:rFonts w:hint="eastAsia" w:ascii="宋体" w:hAnsi="宋体" w:eastAsia="宋体" w:cs="宋体"/>
@@ -3095,7 +3364,12 @@
           </w:tcPr>
           <w:p>
             <w:pPr>
-              <w:snapToGrid w:val="0"/>
+              <w:keepNext w:val="0"/>
+              <w:keepLines w:val="0"/>
+              <w:suppressLineNumbers w:val="0"/>
+              <w:snapToGrid w:val="0"/>
+              <w:spacing w:before="0" w:beforeAutospacing="0" w:after="0" w:afterAutospacing="0"/>
+              <w:ind w:left="0" w:right="0"/>
               <w:jc w:val="center"/>
               <w:rPr>
                 <w:rFonts w:hint="default" w:ascii="宋体" w:hAnsi="宋体" w:eastAsia="宋体" w:cs="宋体"/>
@@ -3123,7 +3397,11 @@
           </w:tcPr>
           <w:p>
             <w:pPr>
-              <w:spacing w:line="300" w:lineRule="exact"/>
+              <w:keepNext w:val="0"/>
+              <w:keepLines w:val="0"/>
+              <w:suppressLineNumbers w:val="0"/>
+              <w:spacing w:before="0" w:beforeAutospacing="0" w:after="0" w:afterAutospacing="0" w:line="300" w:lineRule="exact"/>
+              <w:ind w:left="0" w:right="0"/>
               <w:jc w:val="center"/>
               <w:rPr>
                 <w:rFonts w:hint="eastAsia" w:ascii="宋体" w:hAnsi="宋体" w:eastAsia="宋体" w:cs="宋体"/>
@@ -3200,7 +3478,12 @@
           </w:tcPr>
           <w:p>
             <w:pPr>
-              <w:snapToGrid w:val="0"/>
+              <w:keepNext w:val="0"/>
+              <w:keepLines w:val="0"/>
+              <w:suppressLineNumbers w:val="0"/>
+              <w:snapToGrid w:val="0"/>
+              <w:spacing w:before="0" w:beforeAutospacing="0" w:after="0" w:afterAutospacing="0"/>
+              <w:ind w:left="0" w:right="0"/>
               <w:jc w:val="center"/>
               <w:rPr>
                 <w:rFonts w:hint="eastAsia" w:ascii="宋体" w:hAnsi="宋体" w:eastAsia="宋体" w:cs="宋体"/>
@@ -3226,7 +3509,12 @@
           </w:tcPr>
           <w:p>
             <w:pPr>
-              <w:snapToGrid w:val="0"/>
+              <w:keepNext w:val="0"/>
+              <w:keepLines w:val="0"/>
+              <w:suppressLineNumbers w:val="0"/>
+              <w:snapToGrid w:val="0"/>
+              <w:spacing w:before="0" w:beforeAutospacing="0" w:after="0" w:afterAutospacing="0"/>
+              <w:ind w:left="0" w:right="0"/>
               <w:jc w:val="center"/>
               <w:rPr>
                 <w:rFonts w:hint="eastAsia" w:ascii="宋体" w:hAnsi="宋体" w:eastAsia="宋体" w:cs="宋体"/>
@@ -3258,7 +3546,12 @@
           </w:tcPr>
           <w:p>
             <w:pPr>
-              <w:snapToGrid w:val="0"/>
+              <w:keepNext w:val="0"/>
+              <w:keepLines w:val="0"/>
+              <w:suppressLineNumbers w:val="0"/>
+              <w:snapToGrid w:val="0"/>
+              <w:spacing w:before="0" w:beforeAutospacing="0" w:after="0" w:afterAutospacing="0"/>
+              <w:ind w:left="0" w:right="0"/>
               <w:jc w:val="center"/>
               <w:rPr>
                 <w:rFonts w:hint="default" w:ascii="宋体" w:hAnsi="宋体" w:eastAsia="宋体"/>
@@ -3286,7 +3579,12 @@
           </w:tcPr>
           <w:p>
             <w:pPr>
-              <w:snapToGrid w:val="0"/>
+              <w:keepNext w:val="0"/>
+              <w:keepLines w:val="0"/>
+              <w:suppressLineNumbers w:val="0"/>
+              <w:snapToGrid w:val="0"/>
+              <w:spacing w:before="0" w:beforeAutospacing="0" w:after="0" w:afterAutospacing="0"/>
+              <w:ind w:left="0" w:right="0"/>
               <w:jc w:val="center"/>
               <w:rPr>
                 <w:rFonts w:hint="eastAsia" w:ascii="宋体" w:hAnsi="宋体" w:eastAsia="宋体" w:cs="宋体"/>
@@ -3318,7 +3616,12 @@
           </w:tcPr>
           <w:p>
             <w:pPr>
-              <w:snapToGrid w:val="0"/>
+              <w:keepNext w:val="0"/>
+              <w:keepLines w:val="0"/>
+              <w:suppressLineNumbers w:val="0"/>
+              <w:snapToGrid w:val="0"/>
+              <w:spacing w:before="0" w:beforeAutospacing="0" w:after="0" w:afterAutospacing="0"/>
+              <w:ind w:left="0" w:right="0"/>
               <w:jc w:val="center"/>
               <w:rPr>
                 <w:rFonts w:hint="eastAsia" w:ascii="宋体" w:hAnsi="宋体" w:eastAsia="宋体" w:cs="宋体"/>
@@ -3347,7 +3650,11 @@
           </w:tcPr>
           <w:p>
             <w:pPr>
-              <w:spacing w:line="300" w:lineRule="exact"/>
+              <w:keepNext w:val="0"/>
+              <w:keepLines w:val="0"/>
+              <w:suppressLineNumbers w:val="0"/>
+              <w:spacing w:before="0" w:beforeAutospacing="0" w:after="0" w:afterAutospacing="0" w:line="300" w:lineRule="exact"/>
+              <w:ind w:left="0" w:right="0"/>
               <w:jc w:val="center"/>
               <w:rPr>
                 <w:rFonts w:hint="eastAsia" w:ascii="宋体" w:hAnsi="宋体" w:eastAsia="宋体" w:cs="宋体"/>
@@ -3445,7 +3752,12 @@
           </w:tcPr>
           <w:p>
             <w:pPr>
-              <w:snapToGrid w:val="0"/>
+              <w:keepNext w:val="0"/>
+              <w:keepLines w:val="0"/>
+              <w:suppressLineNumbers w:val="0"/>
+              <w:snapToGrid w:val="0"/>
+              <w:spacing w:before="0" w:beforeAutospacing="0" w:after="0" w:afterAutospacing="0"/>
+              <w:ind w:left="0" w:right="0"/>
               <w:jc w:val="center"/>
               <w:rPr>
                 <w:rFonts w:hint="default" w:ascii="宋体" w:hAnsi="宋体" w:eastAsia="宋体" w:cs="Times New Roman"/>
@@ -3482,7 +3794,12 @@
           </w:tcPr>
           <w:p>
             <w:pPr>
-              <w:snapToGrid w:val="0"/>
+              <w:keepNext w:val="0"/>
+              <w:keepLines w:val="0"/>
+              <w:suppressLineNumbers w:val="0"/>
+              <w:snapToGrid w:val="0"/>
+              <w:spacing w:before="0" w:beforeAutospacing="0" w:after="0" w:afterAutospacing="0"/>
+              <w:ind w:left="0" w:right="0"/>
               <w:jc w:val="center"/>
               <w:rPr>
                 <w:rFonts w:hint="eastAsia" w:ascii="宋体" w:hAnsi="宋体" w:eastAsia="宋体" w:cs="宋体"/>
@@ -3541,8 +3858,6 @@
               </w:rPr>
               <w:t>30</w:t>
             </w:r>
-            <w:bookmarkStart w:id="0" w:name="_GoBack"/>
-            <w:bookmarkEnd w:id="0"/>
             <w:r>
               <w:rPr>
                 <w:rFonts w:hint="eastAsia" w:ascii="宋体" w:hAnsi="宋体" w:eastAsia="宋体"/>
@@ -3561,7 +3876,12 @@
           </w:tcPr>
           <w:p>
             <w:pPr>
-              <w:snapToGrid w:val="0"/>
+              <w:keepNext w:val="0"/>
+              <w:keepLines w:val="0"/>
+              <w:suppressLineNumbers w:val="0"/>
+              <w:snapToGrid w:val="0"/>
+              <w:spacing w:before="0" w:beforeAutospacing="0" w:after="0" w:afterAutospacing="0"/>
+              <w:ind w:left="0" w:right="0"/>
               <w:jc w:val="center"/>
               <w:rPr>
                 <w:rFonts w:hint="eastAsia" w:ascii="宋体" w:hAnsi="宋体" w:eastAsia="宋体" w:cs="宋体"/>
@@ -3587,7 +3907,12 @@
           </w:tcPr>
           <w:p>
             <w:pPr>
-              <w:snapToGrid w:val="0"/>
+              <w:keepNext w:val="0"/>
+              <w:keepLines w:val="0"/>
+              <w:suppressLineNumbers w:val="0"/>
+              <w:snapToGrid w:val="0"/>
+              <w:spacing w:before="0" w:beforeAutospacing="0" w:after="0" w:afterAutospacing="0"/>
+              <w:ind w:left="0" w:right="0"/>
               <w:jc w:val="center"/>
               <w:rPr>
                 <w:rFonts w:hint="eastAsia" w:ascii="宋体" w:hAnsi="宋体" w:eastAsia="宋体" w:cs="宋体"/>
@@ -4464,11 +4789,15 @@
           <w:p>
             <w:pPr>
               <w:pStyle w:val="11"/>
-              <w:snapToGrid w:val="0"/>
-              <w:ind w:firstLine="0" w:firstLineChars="0"/>
-              <w:jc w:val="center"/>
-              <w:rPr>
-                <w:rFonts w:ascii="宋体" w:hAnsi="宋体" w:eastAsia="宋体"/>
+              <w:keepNext w:val="0"/>
+              <w:keepLines w:val="0"/>
+              <w:suppressLineNumbers w:val="0"/>
+              <w:snapToGrid w:val="0"/>
+              <w:spacing w:before="0" w:beforeAutospacing="0" w:after="0" w:afterAutospacing="0"/>
+              <w:ind w:left="0" w:right="0" w:firstLine="0" w:firstLineChars="0"/>
+              <w:jc w:val="center"/>
+              <w:rPr>
+                <w:rFonts w:hint="default" w:ascii="宋体" w:hAnsi="宋体" w:eastAsia="宋体"/>
                 <w:sz w:val="18"/>
                 <w:szCs w:val="18"/>
               </w:rPr>
@@ -4493,11 +4822,15 @@
           <w:p>
             <w:pPr>
               <w:pStyle w:val="11"/>
-              <w:snapToGrid w:val="0"/>
-              <w:ind w:firstLine="0" w:firstLineChars="0"/>
-              <w:jc w:val="center"/>
-              <w:rPr>
-                <w:rFonts w:ascii="宋体" w:hAnsi="宋体" w:eastAsia="宋体"/>
+              <w:keepNext w:val="0"/>
+              <w:keepLines w:val="0"/>
+              <w:suppressLineNumbers w:val="0"/>
+              <w:snapToGrid w:val="0"/>
+              <w:spacing w:before="0" w:beforeAutospacing="0" w:after="0" w:afterAutospacing="0"/>
+              <w:ind w:left="0" w:right="0" w:firstLine="0" w:firstLineChars="0"/>
+              <w:jc w:val="center"/>
+              <w:rPr>
+                <w:rFonts w:hint="default" w:ascii="宋体" w:hAnsi="宋体" w:eastAsia="宋体"/>
                 <w:sz w:val="18"/>
                 <w:szCs w:val="18"/>
               </w:rPr>
@@ -4512,7 +4845,7 @@
             </w:r>
             <w:r>
               <w:rPr>
-                <w:rFonts w:ascii="Times New Roman" w:hAnsi="Times New Roman" w:eastAsia="宋体" w:cs="Times New Roman"/>
+                <w:rFonts w:hint="default" w:ascii="Times New Roman" w:hAnsi="Times New Roman" w:eastAsia="宋体" w:cs="Times New Roman"/>
                 <w:sz w:val="18"/>
                 <w:szCs w:val="18"/>
               </w:rPr>
@@ -4537,11 +4870,15 @@
           <w:p>
             <w:pPr>
               <w:pStyle w:val="11"/>
-              <w:snapToGrid w:val="0"/>
-              <w:ind w:firstLine="0" w:firstLineChars="0"/>
-              <w:jc w:val="center"/>
-              <w:rPr>
-                <w:rFonts w:ascii="宋体" w:hAnsi="宋体" w:eastAsia="宋体"/>
+              <w:keepNext w:val="0"/>
+              <w:keepLines w:val="0"/>
+              <w:suppressLineNumbers w:val="0"/>
+              <w:snapToGrid w:val="0"/>
+              <w:spacing w:before="0" w:beforeAutospacing="0" w:after="0" w:afterAutospacing="0"/>
+              <w:ind w:left="0" w:right="0" w:firstLine="0" w:firstLineChars="0"/>
+              <w:jc w:val="center"/>
+              <w:rPr>
+                <w:rFonts w:hint="default" w:ascii="宋体" w:hAnsi="宋体" w:eastAsia="宋体"/>
                 <w:sz w:val="18"/>
                 <w:szCs w:val="18"/>
               </w:rPr>
@@ -4556,7 +4893,7 @@
             </w:r>
             <w:r>
               <w:rPr>
-                <w:rFonts w:ascii="Times New Roman" w:hAnsi="Times New Roman" w:eastAsia="宋体" w:cs="Times New Roman"/>
+                <w:rFonts w:hint="default" w:ascii="Times New Roman" w:hAnsi="Times New Roman" w:eastAsia="宋体" w:cs="Times New Roman"/>
                 <w:sz w:val="18"/>
                 <w:szCs w:val="18"/>
               </w:rPr>
@@ -4585,6 +4922,11 @@
           </w:tcPr>
           <w:p>
             <w:pPr>
+              <w:keepNext w:val="0"/>
+              <w:keepLines w:val="0"/>
+              <w:suppressLineNumbers w:val="0"/>
+              <w:spacing w:before="0" w:beforeAutospacing="0" w:after="0" w:afterAutospacing="0"/>
+              <w:ind w:left="0" w:right="0"/>
               <w:jc w:val="center"/>
               <w:rPr>
                 <w:rFonts w:hint="eastAsia" w:eastAsia="等线"/>
@@ -4610,9 +4952,20 @@
           </w:tcPr>
           <w:p>
             <w:pPr>
-              <w:jc w:val="center"/>
-            </w:pPr>
-            <w:r>
+              <w:keepNext w:val="0"/>
+              <w:keepLines w:val="0"/>
+              <w:suppressLineNumbers w:val="0"/>
+              <w:spacing w:before="0" w:beforeAutospacing="0" w:after="0" w:afterAutospacing="0"/>
+              <w:ind w:left="0" w:right="0"/>
+              <w:jc w:val="center"/>
+              <w:rPr>
+                <w:rFonts w:hint="default"/>
+              </w:rPr>
+            </w:pPr>
+            <w:r>
+              <w:rPr>
+                <w:rFonts w:hint="default"/>
+              </w:rPr>
               <w:t>{{alarm_value_1}}</w:t>
             </w:r>
           </w:p>
@@ -4625,9 +4978,20 @@
           </w:tcPr>
           <w:p>
             <w:pPr>
-              <w:jc w:val="center"/>
-            </w:pPr>
-            <w:r>
+              <w:keepNext w:val="0"/>
+              <w:keepLines w:val="0"/>
+              <w:suppressLineNumbers w:val="0"/>
+              <w:spacing w:before="0" w:beforeAutospacing="0" w:after="0" w:afterAutospacing="0"/>
+              <w:ind w:left="0" w:right="0"/>
+              <w:jc w:val="center"/>
+              <w:rPr>
+                <w:rFonts w:hint="default"/>
+              </w:rPr>
+            </w:pPr>
+            <w:r>
+              <w:rPr>
+                <w:rFonts w:hint="default"/>
+              </w:rPr>
               <w:t>{{alarm_value_2}}</w:t>
             </w:r>
           </w:p>
@@ -4640,9 +5004,20 @@
           </w:tcPr>
           <w:p>
             <w:pPr>
-              <w:jc w:val="center"/>
-            </w:pPr>
-            <w:r>
+              <w:keepNext w:val="0"/>
+              <w:keepLines w:val="0"/>
+              <w:suppressLineNumbers w:val="0"/>
+              <w:spacing w:before="0" w:beforeAutospacing="0" w:after="0" w:afterAutospacing="0"/>
+              <w:ind w:left="0" w:right="0"/>
+              <w:jc w:val="center"/>
+              <w:rPr>
+                <w:rFonts w:hint="default"/>
+              </w:rPr>
+            </w:pPr>
+            <w:r>
+              <w:rPr>
+                <w:rFonts w:hint="default"/>
+              </w:rPr>
               <w:t>{{alarm_value_3}}</w:t>
             </w:r>
           </w:p>
@@ -4655,9 +5030,20 @@
           </w:tcPr>
           <w:p>
             <w:pPr>
-              <w:jc w:val="center"/>
-            </w:pPr>
-            <w:r>
+              <w:keepNext w:val="0"/>
+              <w:keepLines w:val="0"/>
+              <w:suppressLineNumbers w:val="0"/>
+              <w:spacing w:before="0" w:beforeAutospacing="0" w:after="0" w:afterAutospacing="0"/>
+              <w:ind w:left="0" w:right="0"/>
+              <w:jc w:val="center"/>
+              <w:rPr>
+                <w:rFonts w:hint="default"/>
+              </w:rPr>
+            </w:pPr>
+            <w:r>
+              <w:rPr>
+                <w:rFonts w:hint="default"/>
+              </w:rPr>
               <w:t>{{alarm_action_value}}</w:t>
             </w:r>
           </w:p>
@@ -4747,11 +5133,15 @@
           <w:p>
             <w:pPr>
               <w:pStyle w:val="11"/>
-              <w:snapToGrid w:val="0"/>
-              <w:ind w:firstLine="0" w:firstLineChars="0"/>
-              <w:jc w:val="center"/>
-              <w:rPr>
-                <w:rFonts w:ascii="宋体" w:hAnsi="宋体" w:eastAsia="宋体"/>
+              <w:keepNext w:val="0"/>
+              <w:keepLines w:val="0"/>
+              <w:suppressLineNumbers w:val="0"/>
+              <w:snapToGrid w:val="0"/>
+              <w:spacing w:before="0" w:beforeAutospacing="0" w:after="0" w:afterAutospacing="0"/>
+              <w:ind w:left="0" w:right="0" w:firstLine="0" w:firstLineChars="0"/>
+              <w:jc w:val="center"/>
+              <w:rPr>
+                <w:rFonts w:hint="default" w:ascii="宋体" w:hAnsi="宋体" w:eastAsia="宋体"/>
                 <w:sz w:val="18"/>
                 <w:szCs w:val="18"/>
               </w:rPr>
@@ -4766,7 +5156,7 @@
             </w:r>
             <w:r>
               <w:rPr>
-                <w:rFonts w:ascii="Times New Roman" w:hAnsi="Times New Roman" w:eastAsia="宋体" w:cs="Times New Roman"/>
+                <w:rFonts w:hint="default" w:ascii="Times New Roman" w:hAnsi="Times New Roman" w:eastAsia="宋体" w:cs="Times New Roman"/>
                 <w:sz w:val="18"/>
                 <w:szCs w:val="18"/>
               </w:rPr>
@@ -4784,11 +5174,15 @@
           <w:p>
             <w:pPr>
               <w:pStyle w:val="11"/>
-              <w:snapToGrid w:val="0"/>
-              <w:ind w:firstLine="0" w:firstLineChars="0"/>
-              <w:jc w:val="center"/>
-              <w:rPr>
-                <w:rFonts w:ascii="宋体" w:hAnsi="宋体" w:eastAsia="宋体"/>
+              <w:keepNext w:val="0"/>
+              <w:keepLines w:val="0"/>
+              <w:suppressLineNumbers w:val="0"/>
+              <w:snapToGrid w:val="0"/>
+              <w:spacing w:before="0" w:beforeAutospacing="0" w:after="0" w:afterAutospacing="0"/>
+              <w:ind w:left="0" w:right="0" w:firstLine="0" w:firstLineChars="0"/>
+              <w:jc w:val="center"/>
+              <w:rPr>
+                <w:rFonts w:hint="default" w:ascii="宋体" w:hAnsi="宋体" w:eastAsia="宋体"/>
                 <w:sz w:val="18"/>
                 <w:szCs w:val="18"/>
               </w:rPr>
@@ -4803,7 +5197,7 @@
             </w:r>
             <w:r>
               <w:rPr>
-                <w:rFonts w:ascii="Times New Roman" w:hAnsi="Times New Roman" w:eastAsia="宋体" w:cs="Times New Roman"/>
+                <w:rFonts w:hint="default" w:ascii="Times New Roman" w:hAnsi="Times New Roman" w:eastAsia="宋体" w:cs="Times New Roman"/>
                 <w:sz w:val="18"/>
                 <w:szCs w:val="18"/>
               </w:rPr>
@@ -4829,11 +5223,15 @@
           <w:p>
             <w:pPr>
               <w:pStyle w:val="11"/>
-              <w:snapToGrid w:val="0"/>
-              <w:ind w:firstLine="0" w:firstLineChars="0"/>
-              <w:jc w:val="center"/>
-              <w:rPr>
-                <w:rFonts w:ascii="宋体" w:hAnsi="宋体" w:eastAsia="宋体"/>
+              <w:keepNext w:val="0"/>
+              <w:keepLines w:val="0"/>
+              <w:suppressLineNumbers w:val="0"/>
+              <w:snapToGrid w:val="0"/>
+              <w:spacing w:before="0" w:beforeAutospacing="0" w:after="0" w:afterAutospacing="0"/>
+              <w:ind w:left="0" w:right="0" w:firstLine="0" w:firstLineChars="0"/>
+              <w:jc w:val="center"/>
+              <w:rPr>
+                <w:rFonts w:hint="default" w:ascii="宋体" w:hAnsi="宋体" w:eastAsia="宋体"/>
                 <w:sz w:val="18"/>
                 <w:szCs w:val="18"/>
               </w:rPr>
@@ -4848,7 +5246,7 @@
             </w:r>
             <w:r>
               <w:rPr>
-                <w:rFonts w:ascii="Times New Roman" w:hAnsi="Times New Roman" w:eastAsia="宋体" w:cs="Times New Roman"/>
+                <w:rFonts w:hint="default" w:ascii="Times New Roman" w:hAnsi="Times New Roman" w:eastAsia="宋体" w:cs="Times New Roman"/>
                 <w:sz w:val="18"/>
                 <w:szCs w:val="18"/>
               </w:rPr>
@@ -4879,10 +5277,14 @@
           <w:p>
             <w:pPr>
               <w:pStyle w:val="11"/>
-              <w:snapToGrid w:val="0"/>
-              <w:ind w:firstLine="0" w:firstLineChars="0"/>
-              <w:rPr>
-                <w:rFonts w:ascii="宋体" w:hAnsi="宋体" w:eastAsia="宋体"/>
+              <w:keepNext w:val="0"/>
+              <w:keepLines w:val="0"/>
+              <w:suppressLineNumbers w:val="0"/>
+              <w:snapToGrid w:val="0"/>
+              <w:spacing w:before="0" w:beforeAutospacing="0" w:after="0" w:afterAutospacing="0"/>
+              <w:ind w:left="0" w:right="0" w:firstLine="0" w:firstLineChars="0"/>
+              <w:rPr>
+                <w:rFonts w:hint="default" w:ascii="宋体" w:hAnsi="宋体" w:eastAsia="宋体"/>
                 <w:sz w:val="18"/>
                 <w:szCs w:val="18"/>
               </w:rPr>
@@ -4898,11 +5300,15 @@
           <w:p>
             <w:pPr>
               <w:pStyle w:val="11"/>
-              <w:snapToGrid w:val="0"/>
-              <w:ind w:firstLine="0" w:firstLineChars="0"/>
-              <w:jc w:val="center"/>
-              <w:rPr>
-                <w:rFonts w:ascii="宋体" w:hAnsi="宋体" w:eastAsia="宋体"/>
+              <w:keepNext w:val="0"/>
+              <w:keepLines w:val="0"/>
+              <w:suppressLineNumbers w:val="0"/>
+              <w:snapToGrid w:val="0"/>
+              <w:spacing w:before="0" w:beforeAutospacing="0" w:after="0" w:afterAutospacing="0"/>
+              <w:ind w:left="0" w:right="0" w:firstLine="0" w:firstLineChars="0"/>
+              <w:jc w:val="center"/>
+              <w:rPr>
+                <w:rFonts w:hint="default" w:ascii="宋体" w:hAnsi="宋体" w:eastAsia="宋体"/>
                 <w:sz w:val="18"/>
                 <w:szCs w:val="18"/>
               </w:rPr>
@@ -4926,11 +5332,15 @@
           <w:p>
             <w:pPr>
               <w:pStyle w:val="11"/>
-              <w:snapToGrid w:val="0"/>
-              <w:ind w:firstLine="0" w:firstLineChars="0"/>
-              <w:jc w:val="center"/>
-              <w:rPr>
-                <w:rFonts w:ascii="宋体" w:hAnsi="宋体" w:eastAsia="宋体"/>
+              <w:keepNext w:val="0"/>
+              <w:keepLines w:val="0"/>
+              <w:suppressLineNumbers w:val="0"/>
+              <w:snapToGrid w:val="0"/>
+              <w:spacing w:before="0" w:beforeAutospacing="0" w:after="0" w:afterAutospacing="0"/>
+              <w:ind w:left="0" w:right="0" w:firstLine="0" w:firstLineChars="0"/>
+              <w:jc w:val="center"/>
+              <w:rPr>
+                <w:rFonts w:hint="default" w:ascii="宋体" w:hAnsi="宋体" w:eastAsia="宋体"/>
                 <w:sz w:val="18"/>
                 <w:szCs w:val="18"/>
               </w:rPr>
@@ -4954,11 +5364,15 @@
           <w:p>
             <w:pPr>
               <w:pStyle w:val="11"/>
-              <w:snapToGrid w:val="0"/>
-              <w:ind w:firstLine="0" w:firstLineChars="0"/>
-              <w:jc w:val="center"/>
-              <w:rPr>
-                <w:rFonts w:ascii="宋体" w:hAnsi="宋体" w:eastAsia="宋体"/>
+              <w:keepNext w:val="0"/>
+              <w:keepLines w:val="0"/>
+              <w:suppressLineNumbers w:val="0"/>
+              <w:snapToGrid w:val="0"/>
+              <w:spacing w:before="0" w:beforeAutospacing="0" w:after="0" w:afterAutospacing="0"/>
+              <w:ind w:left="0" w:right="0" w:firstLine="0" w:firstLineChars="0"/>
+              <w:jc w:val="center"/>
+              <w:rPr>
+                <w:rFonts w:hint="default" w:ascii="宋体" w:hAnsi="宋体" w:eastAsia="宋体"/>
                 <w:sz w:val="18"/>
                 <w:szCs w:val="18"/>
               </w:rPr>
@@ -4982,11 +5396,15 @@
           <w:p>
             <w:pPr>
               <w:pStyle w:val="11"/>
-              <w:snapToGrid w:val="0"/>
-              <w:ind w:firstLine="0" w:firstLineChars="0"/>
-              <w:jc w:val="center"/>
-              <w:rPr>
-                <w:rFonts w:ascii="宋体" w:hAnsi="宋体" w:eastAsia="宋体"/>
+              <w:keepNext w:val="0"/>
+              <w:keepLines w:val="0"/>
+              <w:suppressLineNumbers w:val="0"/>
+              <w:snapToGrid w:val="0"/>
+              <w:spacing w:before="0" w:beforeAutospacing="0" w:after="0" w:afterAutospacing="0"/>
+              <w:ind w:left="0" w:right="0" w:firstLine="0" w:firstLineChars="0"/>
+              <w:jc w:val="center"/>
+              <w:rPr>
+                <w:rFonts w:hint="default" w:ascii="宋体" w:hAnsi="宋体" w:eastAsia="宋体"/>
                 <w:sz w:val="18"/>
                 <w:szCs w:val="18"/>
               </w:rPr>
@@ -5011,10 +5429,14 @@
           <w:p>
             <w:pPr>
               <w:pStyle w:val="11"/>
-              <w:snapToGrid w:val="0"/>
-              <w:ind w:firstLine="0" w:firstLineChars="0"/>
-              <w:rPr>
-                <w:rFonts w:ascii="宋体" w:hAnsi="宋体" w:eastAsia="宋体"/>
+              <w:keepNext w:val="0"/>
+              <w:keepLines w:val="0"/>
+              <w:suppressLineNumbers w:val="0"/>
+              <w:snapToGrid w:val="0"/>
+              <w:spacing w:before="0" w:beforeAutospacing="0" w:after="0" w:afterAutospacing="0"/>
+              <w:ind w:left="0" w:right="0" w:firstLine="0" w:firstLineChars="0"/>
+              <w:rPr>
+                <w:rFonts w:hint="default" w:ascii="宋体" w:hAnsi="宋体" w:eastAsia="宋体"/>
                 <w:sz w:val="18"/>
                 <w:szCs w:val="18"/>
               </w:rPr>
@@ -5035,8 +5457,12 @@
           <w:p>
             <w:pPr>
               <w:pStyle w:val="11"/>
-              <w:snapToGrid w:val="0"/>
-              <w:ind w:firstLine="0" w:firstLineChars="0"/>
+              <w:keepNext w:val="0"/>
+              <w:keepLines w:val="0"/>
+              <w:suppressLineNumbers w:val="0"/>
+              <w:snapToGrid w:val="0"/>
+              <w:spacing w:before="0" w:beforeAutospacing="0" w:after="0" w:afterAutospacing="0"/>
+              <w:ind w:left="0" w:right="0" w:firstLine="0" w:firstLineChars="0"/>
               <w:jc w:val="center"/>
               <w:rPr>
                 <w:rFonts w:hint="eastAsia" w:ascii="宋体" w:hAnsi="宋体" w:eastAsia="宋体"/>
@@ -5060,7 +5486,7 @@
                 <w:szCs w:val="18"/>
                 <w:lang w:val="en-US" w:eastAsia="zh-CN"/>
               </w:rPr>
-              <w:t>1</w:t>
+              <w:t>0</w:t>
             </w:r>
           </w:p>
         </w:tc>
@@ -5072,9 +5498,20 @@
           </w:tcPr>
           <w:p>
             <w:pPr>
-              <w:jc w:val="center"/>
-            </w:pPr>
-            <w:r>
+              <w:keepNext w:val="0"/>
+              <w:keepLines w:val="0"/>
+              <w:suppressLineNumbers w:val="0"/>
+              <w:spacing w:before="0" w:beforeAutospacing="0" w:after="0" w:afterAutospacing="0"/>
+              <w:ind w:left="0" w:right="0"/>
+              <w:jc w:val="center"/>
+              <w:rPr>
+                <w:rFonts w:hint="default"/>
+              </w:rPr>
+            </w:pPr>
+            <w:r>
+              <w:rPr>
+                <w:rFonts w:hint="default"/>
+              </w:rPr>
               <w:t>{{indication_10_value_1}}</w:t>
             </w:r>
           </w:p>
@@ -5087,9 +5524,20 @@
           </w:tcPr>
           <w:p>
             <w:pPr>
-              <w:jc w:val="center"/>
-            </w:pPr>
-            <w:r>
+              <w:keepNext w:val="0"/>
+              <w:keepLines w:val="0"/>
+              <w:suppressLineNumbers w:val="0"/>
+              <w:spacing w:before="0" w:beforeAutospacing="0" w:after="0" w:afterAutospacing="0"/>
+              <w:ind w:left="0" w:right="0"/>
+              <w:jc w:val="center"/>
+              <w:rPr>
+                <w:rFonts w:hint="default"/>
+              </w:rPr>
+            </w:pPr>
+            <w:r>
+              <w:rPr>
+                <w:rFonts w:hint="default"/>
+              </w:rPr>
               <w:t>{{indication_10_value_2}}</w:t>
             </w:r>
           </w:p>
@@ -5102,9 +5550,20 @@
           </w:tcPr>
           <w:p>
             <w:pPr>
-              <w:jc w:val="center"/>
-            </w:pPr>
-            <w:r>
+              <w:keepNext w:val="0"/>
+              <w:keepLines w:val="0"/>
+              <w:suppressLineNumbers w:val="0"/>
+              <w:spacing w:before="0" w:beforeAutospacing="0" w:after="0" w:afterAutospacing="0"/>
+              <w:ind w:left="0" w:right="0"/>
+              <w:jc w:val="center"/>
+              <w:rPr>
+                <w:rFonts w:hint="default"/>
+              </w:rPr>
+            </w:pPr>
+            <w:r>
+              <w:rPr>
+                <w:rFonts w:hint="default"/>
+              </w:rPr>
               <w:t>{{indication_10_value_3}}</w:t>
             </w:r>
           </w:p>
@@ -5117,9 +5576,20 @@
           </w:tcPr>
           <w:p>
             <w:pPr>
-              <w:jc w:val="center"/>
-            </w:pPr>
-            <w:r>
+              <w:keepNext w:val="0"/>
+              <w:keepLines w:val="0"/>
+              <w:suppressLineNumbers w:val="0"/>
+              <w:spacing w:before="0" w:beforeAutospacing="0" w:after="0" w:afterAutospacing="0"/>
+              <w:ind w:left="0" w:right="0"/>
+              <w:jc w:val="center"/>
+              <w:rPr>
+                <w:rFonts w:hint="default"/>
+              </w:rPr>
+            </w:pPr>
+            <w:r>
+              <w:rPr>
+                <w:rFonts w:hint="default"/>
+              </w:rPr>
               <w:t>{{indication_10_avg}}</w:t>
             </w:r>
           </w:p>
@@ -5132,9 +5602,20 @@
           </w:tcPr>
           <w:p>
             <w:pPr>
-              <w:jc w:val="center"/>
-            </w:pPr>
-            <w:r>
+              <w:keepNext w:val="0"/>
+              <w:keepLines w:val="0"/>
+              <w:suppressLineNumbers w:val="0"/>
+              <w:spacing w:before="0" w:beforeAutospacing="0" w:after="0" w:afterAutospacing="0"/>
+              <w:ind w:left="0" w:right="0"/>
+              <w:jc w:val="center"/>
+              <w:rPr>
+                <w:rFonts w:hint="default"/>
+              </w:rPr>
+            </w:pPr>
+            <w:r>
+              <w:rPr>
+                <w:rFonts w:hint="default"/>
+              </w:rPr>
               <w:t>{{indication_10_error}}</w:t>
             </w:r>
           </w:p>
@@ -5153,8 +5634,12 @@
           <w:p>
             <w:pPr>
               <w:pStyle w:val="11"/>
-              <w:snapToGrid w:val="0"/>
-              <w:ind w:firstLine="0" w:firstLineChars="0"/>
+              <w:keepNext w:val="0"/>
+              <w:keepLines w:val="0"/>
+              <w:suppressLineNumbers w:val="0"/>
+              <w:snapToGrid w:val="0"/>
+              <w:spacing w:before="0" w:beforeAutospacing="0" w:after="0" w:afterAutospacing="0"/>
+              <w:ind w:left="0" w:right="0" w:firstLine="0" w:firstLineChars="0"/>
               <w:jc w:val="center"/>
               <w:rPr>
                 <w:rFonts w:hint="eastAsia" w:ascii="宋体" w:hAnsi="宋体" w:eastAsia="宋体"/>
@@ -5190,9 +5675,20 @@
           </w:tcPr>
           <w:p>
             <w:pPr>
-              <w:jc w:val="center"/>
-            </w:pPr>
-            <w:r>
+              <w:keepNext w:val="0"/>
+              <w:keepLines w:val="0"/>
+              <w:suppressLineNumbers w:val="0"/>
+              <w:spacing w:before="0" w:beforeAutospacing="0" w:after="0" w:afterAutospacing="0"/>
+              <w:ind w:left="0" w:right="0"/>
+              <w:jc w:val="center"/>
+              <w:rPr>
+                <w:rFonts w:hint="default"/>
+              </w:rPr>
+            </w:pPr>
+            <w:r>
+              <w:rPr>
+                <w:rFonts w:hint="default"/>
+              </w:rPr>
               <w:t>{{indication_40_value_1}}</w:t>
             </w:r>
           </w:p>
@@ -5205,9 +5701,20 @@
           </w:tcPr>
           <w:p>
             <w:pPr>
-              <w:jc w:val="center"/>
-            </w:pPr>
-            <w:r>
+              <w:keepNext w:val="0"/>
+              <w:keepLines w:val="0"/>
+              <w:suppressLineNumbers w:val="0"/>
+              <w:spacing w:before="0" w:beforeAutospacing="0" w:after="0" w:afterAutospacing="0"/>
+              <w:ind w:left="0" w:right="0"/>
+              <w:jc w:val="center"/>
+              <w:rPr>
+                <w:rFonts w:hint="default"/>
+              </w:rPr>
+            </w:pPr>
+            <w:r>
+              <w:rPr>
+                <w:rFonts w:hint="default"/>
+              </w:rPr>
               <w:t>{{indication_40_value_2}}</w:t>
             </w:r>
           </w:p>
@@ -5220,9 +5727,20 @@
           </w:tcPr>
           <w:p>
             <w:pPr>
-              <w:jc w:val="center"/>
-            </w:pPr>
-            <w:r>
+              <w:keepNext w:val="0"/>
+              <w:keepLines w:val="0"/>
+              <w:suppressLineNumbers w:val="0"/>
+              <w:spacing w:before="0" w:beforeAutospacing="0" w:after="0" w:afterAutospacing="0"/>
+              <w:ind w:left="0" w:right="0"/>
+              <w:jc w:val="center"/>
+              <w:rPr>
+                <w:rFonts w:hint="default"/>
+              </w:rPr>
+            </w:pPr>
+            <w:r>
+              <w:rPr>
+                <w:rFonts w:hint="default"/>
+              </w:rPr>
               <w:t>{{indication_40_value_3}}</w:t>
             </w:r>
           </w:p>
@@ -5235,9 +5753,20 @@
           </w:tcPr>
           <w:p>
             <w:pPr>
-              <w:jc w:val="center"/>
-            </w:pPr>
-            <w:r>
+              <w:keepNext w:val="0"/>
+              <w:keepLines w:val="0"/>
+              <w:suppressLineNumbers w:val="0"/>
+              <w:spacing w:before="0" w:beforeAutospacing="0" w:after="0" w:afterAutospacing="0"/>
+              <w:ind w:left="0" w:right="0"/>
+              <w:jc w:val="center"/>
+              <w:rPr>
+                <w:rFonts w:hint="default"/>
+              </w:rPr>
+            </w:pPr>
+            <w:r>
+              <w:rPr>
+                <w:rFonts w:hint="default"/>
+              </w:rPr>
               <w:t>{{indication_40_avg}}</w:t>
             </w:r>
           </w:p>
@@ -5250,9 +5779,20 @@
           </w:tcPr>
           <w:p>
             <w:pPr>
-              <w:jc w:val="center"/>
-            </w:pPr>
-            <w:r>
+              <w:keepNext w:val="0"/>
+              <w:keepLines w:val="0"/>
+              <w:suppressLineNumbers w:val="0"/>
+              <w:spacing w:before="0" w:beforeAutospacing="0" w:after="0" w:afterAutospacing="0"/>
+              <w:ind w:left="0" w:right="0"/>
+              <w:jc w:val="center"/>
+              <w:rPr>
+                <w:rFonts w:hint="default"/>
+              </w:rPr>
+            </w:pPr>
+            <w:r>
+              <w:rPr>
+                <w:rFonts w:hint="default"/>
+              </w:rPr>
               <w:t>{{indication_40_error}}</w:t>
             </w:r>
           </w:p>
@@ -5271,8 +5811,12 @@
           <w:p>
             <w:pPr>
               <w:pStyle w:val="11"/>
-              <w:snapToGrid w:val="0"/>
-              <w:ind w:firstLine="0" w:firstLineChars="0"/>
+              <w:keepNext w:val="0"/>
+              <w:keepLines w:val="0"/>
+              <w:suppressLineNumbers w:val="0"/>
+              <w:snapToGrid w:val="0"/>
+              <w:spacing w:before="0" w:beforeAutospacing="0" w:after="0" w:afterAutospacing="0"/>
+              <w:ind w:left="0" w:right="0" w:firstLine="0" w:firstLineChars="0"/>
               <w:jc w:val="center"/>
               <w:rPr>
                 <w:rFonts w:hint="eastAsia" w:ascii="宋体" w:hAnsi="宋体" w:eastAsia="宋体"/>
@@ -5296,7 +5840,7 @@
                 <w:szCs w:val="18"/>
                 <w:lang w:val="en-US" w:eastAsia="zh-CN"/>
               </w:rPr>
-              <w:t>4</w:t>
+              <w:t>0</w:t>
             </w:r>
           </w:p>
         </w:tc>
@@ -5308,9 +5852,20 @@
           </w:tcPr>
           <w:p>
             <w:pPr>
-              <w:jc w:val="center"/>
-            </w:pPr>
-            <w:r>
+              <w:keepNext w:val="0"/>
+              <w:keepLines w:val="0"/>
+              <w:suppressLineNumbers w:val="0"/>
+              <w:spacing w:before="0" w:beforeAutospacing="0" w:after="0" w:afterAutospacing="0"/>
+              <w:ind w:left="0" w:right="0"/>
+              <w:jc w:val="center"/>
+              <w:rPr>
+                <w:rFonts w:hint="default"/>
+              </w:rPr>
+            </w:pPr>
+            <w:r>
+              <w:rPr>
+                <w:rFonts w:hint="default"/>
+              </w:rPr>
               <w:t>{{indication_60_value_1}}</w:t>
             </w:r>
           </w:p>
@@ -5323,9 +5878,20 @@
           </w:tcPr>
           <w:p>
             <w:pPr>
-              <w:jc w:val="center"/>
-            </w:pPr>
-            <w:r>
+              <w:keepNext w:val="0"/>
+              <w:keepLines w:val="0"/>
+              <w:suppressLineNumbers w:val="0"/>
+              <w:spacing w:before="0" w:beforeAutospacing="0" w:after="0" w:afterAutospacing="0"/>
+              <w:ind w:left="0" w:right="0"/>
+              <w:jc w:val="center"/>
+              <w:rPr>
+                <w:rFonts w:hint="default"/>
+              </w:rPr>
+            </w:pPr>
+            <w:r>
+              <w:rPr>
+                <w:rFonts w:hint="default"/>
+              </w:rPr>
               <w:t>{{indication_60_value_2}}</w:t>
             </w:r>
           </w:p>
@@ -5338,9 +5904,20 @@
           </w:tcPr>
           <w:p>
             <w:pPr>
-              <w:jc w:val="center"/>
-            </w:pPr>
-            <w:r>
+              <w:keepNext w:val="0"/>
+              <w:keepLines w:val="0"/>
+              <w:suppressLineNumbers w:val="0"/>
+              <w:spacing w:before="0" w:beforeAutospacing="0" w:after="0" w:afterAutospacing="0"/>
+              <w:ind w:left="0" w:right="0"/>
+              <w:jc w:val="center"/>
+              <w:rPr>
+                <w:rFonts w:hint="default"/>
+              </w:rPr>
+            </w:pPr>
+            <w:r>
+              <w:rPr>
+                <w:rFonts w:hint="default"/>
+              </w:rPr>
               <w:t>{{indication_60_value_3}}</w:t>
             </w:r>
           </w:p>
@@ -5353,9 +5930,20 @@
           </w:tcPr>
           <w:p>
             <w:pPr>
-              <w:jc w:val="center"/>
-            </w:pPr>
-            <w:r>
+              <w:keepNext w:val="0"/>
+              <w:keepLines w:val="0"/>
+              <w:suppressLineNumbers w:val="0"/>
+              <w:spacing w:before="0" w:beforeAutospacing="0" w:after="0" w:afterAutospacing="0"/>
+              <w:ind w:left="0" w:right="0"/>
+              <w:jc w:val="center"/>
+              <w:rPr>
+                <w:rFonts w:hint="default"/>
+              </w:rPr>
+            </w:pPr>
+            <w:r>
+              <w:rPr>
+                <w:rFonts w:hint="default"/>
+              </w:rPr>
               <w:t>{{indication_60_avg}}</w:t>
             </w:r>
           </w:p>
@@ -5368,9 +5956,20 @@
           </w:tcPr>
           <w:p>
             <w:pPr>
-              <w:jc w:val="center"/>
-            </w:pPr>
-            <w:r>
+              <w:keepNext w:val="0"/>
+              <w:keepLines w:val="0"/>
+              <w:suppressLineNumbers w:val="0"/>
+              <w:spacing w:before="0" w:beforeAutospacing="0" w:after="0" w:afterAutospacing="0"/>
+              <w:ind w:left="0" w:right="0"/>
+              <w:jc w:val="center"/>
+              <w:rPr>
+                <w:rFonts w:hint="default"/>
+              </w:rPr>
+            </w:pPr>
+            <w:r>
+              <w:rPr>
+                <w:rFonts w:hint="default"/>
+              </w:rPr>
               <w:t>{{indication_60_error}}</w:t>
             </w:r>
           </w:p>
@@ -5458,11 +6057,15 @@
           <w:p>
             <w:pPr>
               <w:pStyle w:val="11"/>
-              <w:snapToGrid w:val="0"/>
-              <w:ind w:firstLine="0" w:firstLineChars="0"/>
-              <w:jc w:val="center"/>
-              <w:rPr>
-                <w:rFonts w:ascii="宋体" w:hAnsi="宋体" w:eastAsia="宋体"/>
+              <w:keepNext w:val="0"/>
+              <w:keepLines w:val="0"/>
+              <w:suppressLineNumbers w:val="0"/>
+              <w:snapToGrid w:val="0"/>
+              <w:spacing w:before="0" w:beforeAutospacing="0" w:after="0" w:afterAutospacing="0"/>
+              <w:ind w:left="0" w:right="0" w:firstLine="0" w:firstLineChars="0"/>
+              <w:jc w:val="center"/>
+              <w:rPr>
+                <w:rFonts w:hint="default" w:ascii="宋体" w:hAnsi="宋体" w:eastAsia="宋体"/>
                 <w:sz w:val="18"/>
                 <w:szCs w:val="18"/>
               </w:rPr>
@@ -5477,7 +6080,7 @@
             </w:r>
             <w:r>
               <w:rPr>
-                <w:rFonts w:ascii="Times New Roman" w:hAnsi="Times New Roman" w:eastAsia="宋体" w:cs="Times New Roman"/>
+                <w:rFonts w:hint="default" w:ascii="Times New Roman" w:hAnsi="Times New Roman" w:eastAsia="宋体" w:cs="Times New Roman"/>
                 <w:sz w:val="18"/>
                 <w:szCs w:val="18"/>
               </w:rPr>
@@ -5503,11 +6106,15 @@
           <w:p>
             <w:pPr>
               <w:pStyle w:val="11"/>
-              <w:snapToGrid w:val="0"/>
-              <w:ind w:firstLine="0" w:firstLineChars="0"/>
-              <w:jc w:val="center"/>
-              <w:rPr>
-                <w:rFonts w:ascii="宋体" w:hAnsi="宋体" w:eastAsia="宋体"/>
+              <w:keepNext w:val="0"/>
+              <w:keepLines w:val="0"/>
+              <w:suppressLineNumbers w:val="0"/>
+              <w:snapToGrid w:val="0"/>
+              <w:spacing w:before="0" w:beforeAutospacing="0" w:after="0" w:afterAutospacing="0"/>
+              <w:ind w:left="0" w:right="0" w:firstLine="0" w:firstLineChars="0"/>
+              <w:jc w:val="center"/>
+              <w:rPr>
+                <w:rFonts w:hint="default" w:ascii="宋体" w:hAnsi="宋体" w:eastAsia="宋体"/>
                 <w:sz w:val="18"/>
                 <w:szCs w:val="18"/>
               </w:rPr>
@@ -5522,7 +6129,7 @@
             </w:r>
             <w:r>
               <w:rPr>
-                <w:rFonts w:ascii="Times New Roman" w:hAnsi="Times New Roman" w:eastAsia="宋体" w:cs="Times New Roman"/>
+                <w:rFonts w:hint="default" w:ascii="Times New Roman" w:hAnsi="Times New Roman" w:eastAsia="宋体" w:cs="Times New Roman"/>
                 <w:sz w:val="18"/>
                 <w:szCs w:val="18"/>
               </w:rPr>
@@ -5548,11 +6155,15 @@
           <w:p>
             <w:pPr>
               <w:pStyle w:val="11"/>
-              <w:snapToGrid w:val="0"/>
-              <w:ind w:firstLine="0" w:firstLineChars="0"/>
-              <w:jc w:val="center"/>
-              <w:rPr>
-                <w:rFonts w:ascii="宋体" w:hAnsi="宋体" w:eastAsia="宋体"/>
+              <w:keepNext w:val="0"/>
+              <w:keepLines w:val="0"/>
+              <w:suppressLineNumbers w:val="0"/>
+              <w:snapToGrid w:val="0"/>
+              <w:spacing w:before="0" w:beforeAutospacing="0" w:after="0" w:afterAutospacing="0"/>
+              <w:ind w:left="0" w:right="0" w:firstLine="0" w:firstLineChars="0"/>
+              <w:jc w:val="center"/>
+              <w:rPr>
+                <w:rFonts w:hint="default" w:ascii="宋体" w:hAnsi="宋体" w:eastAsia="宋体"/>
                 <w:sz w:val="18"/>
                 <w:szCs w:val="18"/>
               </w:rPr>
@@ -5582,10 +6193,14 @@
           <w:p>
             <w:pPr>
               <w:pStyle w:val="11"/>
-              <w:snapToGrid w:val="0"/>
-              <w:ind w:firstLine="0" w:firstLineChars="0"/>
-              <w:rPr>
-                <w:rFonts w:ascii="等线" w:hAnsi="等线"/>
+              <w:keepNext w:val="0"/>
+              <w:keepLines w:val="0"/>
+              <w:suppressLineNumbers w:val="0"/>
+              <w:snapToGrid w:val="0"/>
+              <w:spacing w:before="0" w:beforeAutospacing="0" w:after="0" w:afterAutospacing="0"/>
+              <w:ind w:left="0" w:right="0" w:firstLine="0" w:firstLineChars="0"/>
+              <w:rPr>
+                <w:rFonts w:hint="default" w:ascii="等线" w:hAnsi="等线"/>
                 <w:sz w:val="18"/>
                 <w:szCs w:val="18"/>
               </w:rPr>
@@ -5601,11 +6216,15 @@
           <w:p>
             <w:pPr>
               <w:pStyle w:val="11"/>
-              <w:snapToGrid w:val="0"/>
-              <w:ind w:firstLine="0" w:firstLineChars="0"/>
-              <w:jc w:val="center"/>
-              <w:rPr>
-                <w:rFonts w:ascii="等线" w:hAnsi="等线"/>
+              <w:keepNext w:val="0"/>
+              <w:keepLines w:val="0"/>
+              <w:suppressLineNumbers w:val="0"/>
+              <w:snapToGrid w:val="0"/>
+              <w:spacing w:before="0" w:beforeAutospacing="0" w:after="0" w:afterAutospacing="0"/>
+              <w:ind w:left="0" w:right="0" w:firstLine="0" w:firstLineChars="0"/>
+              <w:jc w:val="center"/>
+              <w:rPr>
+                <w:rFonts w:hint="default" w:ascii="等线" w:hAnsi="等线"/>
                 <w:sz w:val="18"/>
                 <w:szCs w:val="18"/>
               </w:rPr>
@@ -5629,11 +6248,15 @@
           <w:p>
             <w:pPr>
               <w:pStyle w:val="11"/>
-              <w:snapToGrid w:val="0"/>
-              <w:ind w:firstLine="0" w:firstLineChars="0"/>
-              <w:jc w:val="center"/>
-              <w:rPr>
-                <w:rFonts w:ascii="等线" w:hAnsi="等线"/>
+              <w:keepNext w:val="0"/>
+              <w:keepLines w:val="0"/>
+              <w:suppressLineNumbers w:val="0"/>
+              <w:snapToGrid w:val="0"/>
+              <w:spacing w:before="0" w:beforeAutospacing="0" w:after="0" w:afterAutospacing="0"/>
+              <w:ind w:left="0" w:right="0" w:firstLine="0" w:firstLineChars="0"/>
+              <w:jc w:val="center"/>
+              <w:rPr>
+                <w:rFonts w:hint="default" w:ascii="等线" w:hAnsi="等线"/>
                 <w:sz w:val="18"/>
                 <w:szCs w:val="18"/>
               </w:rPr>
@@ -5657,11 +6280,15 @@
           <w:p>
             <w:pPr>
               <w:pStyle w:val="11"/>
-              <w:snapToGrid w:val="0"/>
-              <w:ind w:firstLine="0" w:firstLineChars="0"/>
-              <w:jc w:val="center"/>
-              <w:rPr>
-                <w:rFonts w:ascii="等线" w:hAnsi="等线"/>
+              <w:keepNext w:val="0"/>
+              <w:keepLines w:val="0"/>
+              <w:suppressLineNumbers w:val="0"/>
+              <w:snapToGrid w:val="0"/>
+              <w:spacing w:before="0" w:beforeAutospacing="0" w:after="0" w:afterAutospacing="0"/>
+              <w:ind w:left="0" w:right="0" w:firstLine="0" w:firstLineChars="0"/>
+              <w:jc w:val="center"/>
+              <w:rPr>
+                <w:rFonts w:hint="default" w:ascii="等线" w:hAnsi="等线"/>
                 <w:sz w:val="18"/>
                 <w:szCs w:val="18"/>
               </w:rPr>
@@ -5685,11 +6312,15 @@
           <w:p>
             <w:pPr>
               <w:pStyle w:val="11"/>
-              <w:snapToGrid w:val="0"/>
-              <w:ind w:firstLine="0" w:firstLineChars="0"/>
-              <w:jc w:val="center"/>
-              <w:rPr>
-                <w:rFonts w:ascii="等线" w:hAnsi="等线"/>
+              <w:keepNext w:val="0"/>
+              <w:keepLines w:val="0"/>
+              <w:suppressLineNumbers w:val="0"/>
+              <w:snapToGrid w:val="0"/>
+              <w:spacing w:before="0" w:beforeAutospacing="0" w:after="0" w:afterAutospacing="0"/>
+              <w:ind w:left="0" w:right="0" w:firstLine="0" w:firstLineChars="0"/>
+              <w:jc w:val="center"/>
+              <w:rPr>
+                <w:rFonts w:hint="default" w:ascii="等线" w:hAnsi="等线"/>
                 <w:sz w:val="18"/>
                 <w:szCs w:val="18"/>
               </w:rPr>
@@ -5713,11 +6344,15 @@
           <w:p>
             <w:pPr>
               <w:pStyle w:val="11"/>
-              <w:snapToGrid w:val="0"/>
-              <w:ind w:firstLine="0" w:firstLineChars="0"/>
-              <w:jc w:val="center"/>
-              <w:rPr>
-                <w:rFonts w:ascii="等线" w:hAnsi="等线"/>
+              <w:keepNext w:val="0"/>
+              <w:keepLines w:val="0"/>
+              <w:suppressLineNumbers w:val="0"/>
+              <w:snapToGrid w:val="0"/>
+              <w:spacing w:before="0" w:beforeAutospacing="0" w:after="0" w:afterAutospacing="0"/>
+              <w:ind w:left="0" w:right="0" w:firstLine="0" w:firstLineChars="0"/>
+              <w:jc w:val="center"/>
+              <w:rPr>
+                <w:rFonts w:hint="default" w:ascii="等线" w:hAnsi="等线"/>
                 <w:sz w:val="18"/>
                 <w:szCs w:val="18"/>
               </w:rPr>
@@ -5741,11 +6376,15 @@
           <w:p>
             <w:pPr>
               <w:pStyle w:val="11"/>
-              <w:snapToGrid w:val="0"/>
-              <w:ind w:firstLine="0" w:firstLineChars="0"/>
-              <w:jc w:val="center"/>
-              <w:rPr>
-                <w:rFonts w:ascii="等线" w:hAnsi="等线"/>
+              <w:keepNext w:val="0"/>
+              <w:keepLines w:val="0"/>
+              <w:suppressLineNumbers w:val="0"/>
+              <w:snapToGrid w:val="0"/>
+              <w:spacing w:before="0" w:beforeAutospacing="0" w:after="0" w:afterAutospacing="0"/>
+              <w:ind w:left="0" w:right="0" w:firstLine="0" w:firstLineChars="0"/>
+              <w:jc w:val="center"/>
+              <w:rPr>
+                <w:rFonts w:hint="default" w:ascii="等线" w:hAnsi="等线"/>
                 <w:sz w:val="18"/>
                 <w:szCs w:val="18"/>
               </w:rPr>
@@ -5770,10 +6409,14 @@
           <w:p>
             <w:pPr>
               <w:pStyle w:val="11"/>
-              <w:snapToGrid w:val="0"/>
-              <w:ind w:firstLine="0" w:firstLineChars="0"/>
-              <w:rPr>
-                <w:rFonts w:ascii="等线" w:hAnsi="等线"/>
+              <w:keepNext w:val="0"/>
+              <w:keepLines w:val="0"/>
+              <w:suppressLineNumbers w:val="0"/>
+              <w:snapToGrid w:val="0"/>
+              <w:spacing w:before="0" w:beforeAutospacing="0" w:after="0" w:afterAutospacing="0"/>
+              <w:ind w:left="0" w:right="0" w:firstLine="0" w:firstLineChars="0"/>
+              <w:rPr>
+                <w:rFonts w:hint="default" w:ascii="等线" w:hAnsi="等线"/>
                 <w:sz w:val="18"/>
                 <w:szCs w:val="18"/>
               </w:rPr>
@@ -5794,8 +6437,12 @@
           <w:p>
             <w:pPr>
               <w:pStyle w:val="11"/>
-              <w:snapToGrid w:val="0"/>
-              <w:ind w:firstLine="0" w:firstLineChars="0"/>
+              <w:keepNext w:val="0"/>
+              <w:keepLines w:val="0"/>
+              <w:suppressLineNumbers w:val="0"/>
+              <w:snapToGrid w:val="0"/>
+              <w:spacing w:before="0" w:beforeAutospacing="0" w:after="0" w:afterAutospacing="0"/>
+              <w:ind w:left="0" w:right="0" w:firstLine="0" w:firstLineChars="0"/>
               <w:jc w:val="center"/>
               <w:rPr>
                 <w:rFonts w:hint="eastAsia" w:ascii="等线" w:hAnsi="等线" w:eastAsia="等线"/>
@@ -5831,9 +6478,20 @@
           </w:tcPr>
           <w:p>
             <w:pPr>
-              <w:jc w:val="center"/>
-            </w:pPr>
-            <w:r>
+              <w:keepNext w:val="0"/>
+              <w:keepLines w:val="0"/>
+              <w:suppressLineNumbers w:val="0"/>
+              <w:spacing w:before="0" w:beforeAutospacing="0" w:after="0" w:afterAutospacing="0"/>
+              <w:ind w:left="0" w:right="0"/>
+              <w:jc w:val="center"/>
+              <w:rPr>
+                <w:rFonts w:hint="default"/>
+              </w:rPr>
+            </w:pPr>
+            <w:r>
+              <w:rPr>
+                <w:rFonts w:hint="default"/>
+              </w:rPr>
               <w:t>{{repeat_value_1}}</w:t>
             </w:r>
           </w:p>
@@ -5846,9 +6504,20 @@
           </w:tcPr>
           <w:p>
             <w:pPr>
-              <w:jc w:val="center"/>
-            </w:pPr>
-            <w:r>
+              <w:keepNext w:val="0"/>
+              <w:keepLines w:val="0"/>
+              <w:suppressLineNumbers w:val="0"/>
+              <w:spacing w:before="0" w:beforeAutospacing="0" w:after="0" w:afterAutospacing="0"/>
+              <w:ind w:left="0" w:right="0"/>
+              <w:jc w:val="center"/>
+              <w:rPr>
+                <w:rFonts w:hint="default"/>
+              </w:rPr>
+            </w:pPr>
+            <w:r>
+              <w:rPr>
+                <w:rFonts w:hint="default"/>
+              </w:rPr>
               <w:t>{{repeat_value_2}}</w:t>
             </w:r>
           </w:p>
@@ -5861,9 +6530,20 @@
           </w:tcPr>
           <w:p>
             <w:pPr>
-              <w:jc w:val="center"/>
-            </w:pPr>
-            <w:r>
+              <w:keepNext w:val="0"/>
+              <w:keepLines w:val="0"/>
+              <w:suppressLineNumbers w:val="0"/>
+              <w:spacing w:before="0" w:beforeAutospacing="0" w:after="0" w:afterAutospacing="0"/>
+              <w:ind w:left="0" w:right="0"/>
+              <w:jc w:val="center"/>
+              <w:rPr>
+                <w:rFonts w:hint="default"/>
+              </w:rPr>
+            </w:pPr>
+            <w:r>
+              <w:rPr>
+                <w:rFonts w:hint="default"/>
+              </w:rPr>
               <w:t>{{repeat_value_3}}</w:t>
             </w:r>
           </w:p>
@@ -5876,9 +6556,20 @@
           </w:tcPr>
           <w:p>
             <w:pPr>
-              <w:jc w:val="center"/>
-            </w:pPr>
-            <w:r>
+              <w:keepNext w:val="0"/>
+              <w:keepLines w:val="0"/>
+              <w:suppressLineNumbers w:val="0"/>
+              <w:spacing w:before="0" w:beforeAutospacing="0" w:after="0" w:afterAutospacing="0"/>
+              <w:ind w:left="0" w:right="0"/>
+              <w:jc w:val="center"/>
+              <w:rPr>
+                <w:rFonts w:hint="default"/>
+              </w:rPr>
+            </w:pPr>
+            <w:r>
+              <w:rPr>
+                <w:rFonts w:hint="default"/>
+              </w:rPr>
               <w:t>{{repeat_value_4}}</w:t>
             </w:r>
           </w:p>
@@ -5891,9 +6582,20 @@
           </w:tcPr>
           <w:p>
             <w:pPr>
-              <w:jc w:val="center"/>
-            </w:pPr>
-            <w:r>
+              <w:keepNext w:val="0"/>
+              <w:keepLines w:val="0"/>
+              <w:suppressLineNumbers w:val="0"/>
+              <w:spacing w:before="0" w:beforeAutospacing="0" w:after="0" w:afterAutospacing="0"/>
+              <w:ind w:left="0" w:right="0"/>
+              <w:jc w:val="center"/>
+              <w:rPr>
+                <w:rFonts w:hint="default"/>
+              </w:rPr>
+            </w:pPr>
+            <w:r>
+              <w:rPr>
+                <w:rFonts w:hint="default"/>
+              </w:rPr>
               <w:t>{{repeat_value_5}}</w:t>
             </w:r>
           </w:p>
@@ -5906,9 +6608,20 @@
           </w:tcPr>
           <w:p>
             <w:pPr>
-              <w:jc w:val="center"/>
-            </w:pPr>
-            <w:r>
+              <w:keepNext w:val="0"/>
+              <w:keepLines w:val="0"/>
+              <w:suppressLineNumbers w:val="0"/>
+              <w:spacing w:before="0" w:beforeAutospacing="0" w:after="0" w:afterAutospacing="0"/>
+              <w:ind w:left="0" w:right="0"/>
+              <w:jc w:val="center"/>
+              <w:rPr>
+                <w:rFonts w:hint="default"/>
+              </w:rPr>
+            </w:pPr>
+            <w:r>
+              <w:rPr>
+                <w:rFonts w:hint="default"/>
+              </w:rPr>
               <w:t>{{repeat_value_6}}</w:t>
             </w:r>
           </w:p>
@@ -5921,9 +6634,20 @@
           </w:tcPr>
           <w:p>
             <w:pPr>
-              <w:jc w:val="center"/>
-            </w:pPr>
-            <w:r>
+              <w:keepNext w:val="0"/>
+              <w:keepLines w:val="0"/>
+              <w:suppressLineNumbers w:val="0"/>
+              <w:spacing w:before="0" w:beforeAutospacing="0" w:after="0" w:afterAutospacing="0"/>
+              <w:ind w:left="0" w:right="0"/>
+              <w:jc w:val="center"/>
+              <w:rPr>
+                <w:rFonts w:hint="default"/>
+              </w:rPr>
+            </w:pPr>
+            <w:r>
+              <w:rPr>
+                <w:rFonts w:hint="default"/>
+              </w:rPr>
               <w:t>{{repeatability}}</w:t>
             </w:r>
           </w:p>
@@ -6007,11 +6731,15 @@
           <w:p>
             <w:pPr>
               <w:pStyle w:val="11"/>
-              <w:snapToGrid w:val="0"/>
-              <w:ind w:firstLine="0" w:firstLineChars="0"/>
-              <w:jc w:val="center"/>
-              <w:rPr>
-                <w:rFonts w:ascii="宋体" w:hAnsi="宋体" w:eastAsia="宋体"/>
+              <w:keepNext w:val="0"/>
+              <w:keepLines w:val="0"/>
+              <w:suppressLineNumbers w:val="0"/>
+              <w:snapToGrid w:val="0"/>
+              <w:spacing w:before="0" w:beforeAutospacing="0" w:after="0" w:afterAutospacing="0"/>
+              <w:ind w:left="0" w:right="0" w:firstLine="0" w:firstLineChars="0"/>
+              <w:jc w:val="center"/>
+              <w:rPr>
+                <w:rFonts w:hint="default" w:ascii="宋体" w:hAnsi="宋体" w:eastAsia="宋体"/>
                 <w:sz w:val="18"/>
                 <w:szCs w:val="18"/>
               </w:rPr>
@@ -6026,7 +6754,7 @@
             </w:r>
             <w:r>
               <w:rPr>
-                <w:rFonts w:ascii="Times New Roman" w:hAnsi="Times New Roman" w:eastAsia="宋体" w:cs="Times New Roman"/>
+                <w:rFonts w:hint="default" w:ascii="Times New Roman" w:hAnsi="Times New Roman" w:eastAsia="宋体" w:cs="Times New Roman"/>
                 <w:sz w:val="18"/>
                 <w:szCs w:val="18"/>
               </w:rPr>
@@ -6052,11 +6780,15 @@
           <w:p>
             <w:pPr>
               <w:pStyle w:val="11"/>
-              <w:snapToGrid w:val="0"/>
-              <w:ind w:firstLine="0" w:firstLineChars="0"/>
-              <w:jc w:val="center"/>
-              <w:rPr>
-                <w:rFonts w:ascii="宋体" w:hAnsi="宋体" w:eastAsia="宋体"/>
+              <w:keepNext w:val="0"/>
+              <w:keepLines w:val="0"/>
+              <w:suppressLineNumbers w:val="0"/>
+              <w:snapToGrid w:val="0"/>
+              <w:spacing w:before="0" w:beforeAutospacing="0" w:after="0" w:afterAutospacing="0"/>
+              <w:ind w:left="0" w:right="0" w:firstLine="0" w:firstLineChars="0"/>
+              <w:jc w:val="center"/>
+              <w:rPr>
+                <w:rFonts w:hint="default" w:ascii="宋体" w:hAnsi="宋体" w:eastAsia="宋体"/>
                 <w:sz w:val="18"/>
                 <w:szCs w:val="18"/>
               </w:rPr>
@@ -6071,7 +6803,7 @@
             </w:r>
             <w:r>
               <w:rPr>
-                <w:rFonts w:ascii="Times New Roman" w:hAnsi="Times New Roman" w:eastAsia="宋体" w:cs="Times New Roman"/>
+                <w:rFonts w:hint="default" w:ascii="Times New Roman" w:hAnsi="Times New Roman" w:eastAsia="宋体" w:cs="Times New Roman"/>
                 <w:sz w:val="18"/>
                 <w:szCs w:val="18"/>
               </w:rPr>
@@ -6096,11 +6828,15 @@
           <w:p>
             <w:pPr>
               <w:pStyle w:val="11"/>
-              <w:snapToGrid w:val="0"/>
-              <w:ind w:firstLine="0" w:firstLineChars="0"/>
-              <w:jc w:val="center"/>
-              <w:rPr>
-                <w:rFonts w:ascii="宋体" w:hAnsi="宋体" w:eastAsia="宋体"/>
+              <w:keepNext w:val="0"/>
+              <w:keepLines w:val="0"/>
+              <w:suppressLineNumbers w:val="0"/>
+              <w:snapToGrid w:val="0"/>
+              <w:spacing w:before="0" w:beforeAutospacing="0" w:after="0" w:afterAutospacing="0"/>
+              <w:ind w:left="0" w:right="0" w:firstLine="0" w:firstLineChars="0"/>
+              <w:jc w:val="center"/>
+              <w:rPr>
+                <w:rFonts w:hint="default" w:ascii="宋体" w:hAnsi="宋体" w:eastAsia="宋体"/>
                 <w:sz w:val="18"/>
                 <w:szCs w:val="18"/>
               </w:rPr>
@@ -6115,7 +6851,7 @@
             </w:r>
             <w:r>
               <w:rPr>
-                <w:rFonts w:ascii="Times New Roman" w:hAnsi="Times New Roman" w:eastAsia="宋体" w:cs="Times New Roman"/>
+                <w:rFonts w:hint="default" w:ascii="Times New Roman" w:hAnsi="Times New Roman" w:eastAsia="宋体" w:cs="Times New Roman"/>
                 <w:sz w:val="18"/>
                 <w:szCs w:val="18"/>
               </w:rPr>
@@ -6145,8 +6881,12 @@
           <w:p>
             <w:pPr>
               <w:pStyle w:val="11"/>
-              <w:snapToGrid w:val="0"/>
-              <w:ind w:firstLine="0" w:firstLineChars="0"/>
+              <w:keepNext w:val="0"/>
+              <w:keepLines w:val="0"/>
+              <w:suppressLineNumbers w:val="0"/>
+              <w:snapToGrid w:val="0"/>
+              <w:spacing w:before="0" w:beforeAutospacing="0" w:after="0" w:afterAutospacing="0"/>
+              <w:ind w:left="0" w:right="0" w:firstLine="0" w:firstLineChars="0"/>
               <w:jc w:val="center"/>
               <w:rPr>
                 <w:rFonts w:hint="eastAsia" w:ascii="等线" w:hAnsi="等线" w:eastAsia="等线"/>
@@ -6182,9 +6922,20 @@
           </w:tcPr>
           <w:p>
             <w:pPr>
-              <w:jc w:val="center"/>
-            </w:pPr>
-            <w:r>
+              <w:keepNext w:val="0"/>
+              <w:keepLines w:val="0"/>
+              <w:suppressLineNumbers w:val="0"/>
+              <w:spacing w:before="0" w:beforeAutospacing="0" w:after="0" w:afterAutospacing="0"/>
+              <w:ind w:left="0" w:right="0"/>
+              <w:jc w:val="center"/>
+              <w:rPr>
+                <w:rFonts w:hint="default"/>
+              </w:rPr>
+            </w:pPr>
+            <w:r>
+              <w:rPr>
+                <w:rFonts w:hint="default"/>
+              </w:rPr>
               <w:t>{{response_time_1}}</w:t>
             </w:r>
           </w:p>
@@ -6197,9 +6948,20 @@
           </w:tcPr>
           <w:p>
             <w:pPr>
-              <w:jc w:val="center"/>
-            </w:pPr>
-            <w:r>
+              <w:keepNext w:val="0"/>
+              <w:keepLines w:val="0"/>
+              <w:suppressLineNumbers w:val="0"/>
+              <w:spacing w:before="0" w:beforeAutospacing="0" w:after="0" w:afterAutospacing="0"/>
+              <w:ind w:left="0" w:right="0"/>
+              <w:jc w:val="center"/>
+              <w:rPr>
+                <w:rFonts w:hint="default"/>
+              </w:rPr>
+            </w:pPr>
+            <w:r>
+              <w:rPr>
+                <w:rFonts w:hint="default"/>
+              </w:rPr>
               <w:t>{{response_time_2}}</w:t>
             </w:r>
           </w:p>
@@ -6212,9 +6974,20 @@
           </w:tcPr>
           <w:p>
             <w:pPr>
-              <w:jc w:val="center"/>
-            </w:pPr>
-            <w:r>
+              <w:keepNext w:val="0"/>
+              <w:keepLines w:val="0"/>
+              <w:suppressLineNumbers w:val="0"/>
+              <w:spacing w:before="0" w:beforeAutospacing="0" w:after="0" w:afterAutospacing="0"/>
+              <w:ind w:left="0" w:right="0"/>
+              <w:jc w:val="center"/>
+              <w:rPr>
+                <w:rFonts w:hint="default"/>
+              </w:rPr>
+            </w:pPr>
+            <w:r>
+              <w:rPr>
+                <w:rFonts w:hint="default"/>
+              </w:rPr>
               <w:t>{{response_time_3}}</w:t>
             </w:r>
           </w:p>
@@ -6227,9 +7000,20 @@
           </w:tcPr>
           <w:p>
             <w:pPr>
-              <w:jc w:val="center"/>
-            </w:pPr>
-            <w:r>
+              <w:keepNext w:val="0"/>
+              <w:keepLines w:val="0"/>
+              <w:suppressLineNumbers w:val="0"/>
+              <w:spacing w:before="0" w:beforeAutospacing="0" w:after="0" w:afterAutospacing="0"/>
+              <w:ind w:left="0" w:right="0"/>
+              <w:jc w:val="center"/>
+              <w:rPr>
+                <w:rFonts w:hint="default"/>
+              </w:rPr>
+            </w:pPr>
+            <w:r>
+              <w:rPr>
+                <w:rFonts w:hint="default"/>
+              </w:rPr>
               <w:t>{{response_time_avg}}</w:t>
             </w:r>
           </w:p>
@@ -6318,11 +7102,15 @@
           <w:p>
             <w:pPr>
               <w:pStyle w:val="11"/>
-              <w:snapToGrid w:val="0"/>
-              <w:ind w:firstLine="0" w:firstLineChars="0"/>
-              <w:jc w:val="center"/>
-              <w:rPr>
-                <w:rFonts w:ascii="宋体" w:hAnsi="宋体" w:eastAsia="宋体"/>
+              <w:keepNext w:val="0"/>
+              <w:keepLines w:val="0"/>
+              <w:suppressLineNumbers w:val="0"/>
+              <w:snapToGrid w:val="0"/>
+              <w:spacing w:before="0" w:beforeAutospacing="0" w:after="0" w:afterAutospacing="0"/>
+              <w:ind w:left="0" w:right="0" w:firstLine="0" w:firstLineChars="0"/>
+              <w:jc w:val="center"/>
+              <w:rPr>
+                <w:rFonts w:hint="default" w:ascii="宋体" w:hAnsi="宋体" w:eastAsia="宋体"/>
                 <w:sz w:val="18"/>
                 <w:szCs w:val="18"/>
               </w:rPr>
@@ -6346,11 +7134,15 @@
           <w:p>
             <w:pPr>
               <w:pStyle w:val="11"/>
-              <w:snapToGrid w:val="0"/>
-              <w:ind w:firstLine="0" w:firstLineChars="0"/>
-              <w:jc w:val="center"/>
-              <w:rPr>
-                <w:rFonts w:ascii="等线" w:hAnsi="等线"/>
+              <w:keepNext w:val="0"/>
+              <w:keepLines w:val="0"/>
+              <w:suppressLineNumbers w:val="0"/>
+              <w:snapToGrid w:val="0"/>
+              <w:spacing w:before="0" w:beforeAutospacing="0" w:after="0" w:afterAutospacing="0"/>
+              <w:ind w:left="0" w:right="0" w:firstLine="0" w:firstLineChars="0"/>
+              <w:jc w:val="center"/>
+              <w:rPr>
+                <w:rFonts w:hint="default" w:ascii="等线" w:hAnsi="等线"/>
                 <w:sz w:val="18"/>
                 <w:szCs w:val="18"/>
               </w:rPr>
@@ -6374,11 +7166,15 @@
           <w:p>
             <w:pPr>
               <w:pStyle w:val="11"/>
-              <w:snapToGrid w:val="0"/>
-              <w:ind w:firstLine="0" w:firstLineChars="0"/>
-              <w:jc w:val="center"/>
-              <w:rPr>
-                <w:rFonts w:ascii="等线" w:hAnsi="等线"/>
+              <w:keepNext w:val="0"/>
+              <w:keepLines w:val="0"/>
+              <w:suppressLineNumbers w:val="0"/>
+              <w:snapToGrid w:val="0"/>
+              <w:spacing w:before="0" w:beforeAutospacing="0" w:after="0" w:afterAutospacing="0"/>
+              <w:ind w:left="0" w:right="0" w:firstLine="0" w:firstLineChars="0"/>
+              <w:jc w:val="center"/>
+              <w:rPr>
+                <w:rFonts w:hint="default" w:ascii="等线" w:hAnsi="等线"/>
                 <w:sz w:val="18"/>
                 <w:szCs w:val="18"/>
               </w:rPr>
@@ -6395,8 +7191,12 @@
           <w:p>
             <w:pPr>
               <w:pStyle w:val="11"/>
-              <w:snapToGrid w:val="0"/>
-              <w:ind w:firstLine="0" w:firstLineChars="0"/>
+              <w:keepNext w:val="0"/>
+              <w:keepLines w:val="0"/>
+              <w:suppressLineNumbers w:val="0"/>
+              <w:snapToGrid w:val="0"/>
+              <w:spacing w:before="0" w:beforeAutospacing="0" w:after="0" w:afterAutospacing="0"/>
+              <w:ind w:left="0" w:right="0" w:firstLine="0" w:firstLineChars="0"/>
               <w:jc w:val="center"/>
               <w:rPr>
                 <w:rFonts w:hint="eastAsia" w:ascii="等线" w:hAnsi="等线" w:eastAsia="等线"/>
@@ -6424,7 +7224,7 @@
             </w:r>
             <w:r>
               <w:rPr>
-                <w:rFonts w:ascii="等线" w:hAnsi="等线"/>
+                <w:rFonts w:hint="default" w:ascii="等线" w:hAnsi="等线"/>
                 <w:sz w:val="18"/>
                 <w:szCs w:val="18"/>
               </w:rPr>
@@ -6458,11 +7258,15 @@
           <w:p>
             <w:pPr>
               <w:pStyle w:val="11"/>
-              <w:snapToGrid w:val="0"/>
-              <w:ind w:firstLine="0" w:firstLineChars="0"/>
-              <w:jc w:val="center"/>
-              <w:rPr>
-                <w:rFonts w:ascii="等线" w:hAnsi="等线"/>
+              <w:keepNext w:val="0"/>
+              <w:keepLines w:val="0"/>
+              <w:suppressLineNumbers w:val="0"/>
+              <w:snapToGrid w:val="0"/>
+              <w:spacing w:before="0" w:beforeAutospacing="0" w:after="0" w:afterAutospacing="0"/>
+              <w:ind w:left="0" w:right="0" w:firstLine="0" w:firstLineChars="0"/>
+              <w:jc w:val="center"/>
+              <w:rPr>
+                <w:rFonts w:hint="default" w:ascii="等线" w:hAnsi="等线"/>
                 <w:sz w:val="18"/>
                 <w:szCs w:val="18"/>
               </w:rPr>
@@ -6479,8 +7283,12 @@
           <w:p>
             <w:pPr>
               <w:pStyle w:val="11"/>
-              <w:snapToGrid w:val="0"/>
-              <w:ind w:firstLine="0" w:firstLineChars="0"/>
+              <w:keepNext w:val="0"/>
+              <w:keepLines w:val="0"/>
+              <w:suppressLineNumbers w:val="0"/>
+              <w:snapToGrid w:val="0"/>
+              <w:spacing w:before="0" w:beforeAutospacing="0" w:after="0" w:afterAutospacing="0"/>
+              <w:ind w:left="0" w:right="0" w:firstLine="0" w:firstLineChars="0"/>
               <w:jc w:val="center"/>
               <w:rPr>
                 <w:rFonts w:hint="eastAsia" w:ascii="等线" w:hAnsi="等线" w:eastAsia="等线"/>
@@ -6508,7 +7316,7 @@
             </w:r>
             <w:r>
               <w:rPr>
-                <w:rFonts w:ascii="等线" w:hAnsi="等线"/>
+                <w:rFonts w:hint="default" w:ascii="等线" w:hAnsi="等线"/>
                 <w:sz w:val="18"/>
                 <w:szCs w:val="18"/>
               </w:rPr>
@@ -6542,11 +7350,15 @@
           <w:p>
             <w:pPr>
               <w:pStyle w:val="11"/>
-              <w:snapToGrid w:val="0"/>
-              <w:ind w:firstLine="0" w:firstLineChars="0"/>
-              <w:jc w:val="center"/>
-              <w:rPr>
-                <w:rFonts w:ascii="等线" w:hAnsi="等线"/>
+              <w:keepNext w:val="0"/>
+              <w:keepLines w:val="0"/>
+              <w:suppressLineNumbers w:val="0"/>
+              <w:snapToGrid w:val="0"/>
+              <w:spacing w:before="0" w:beforeAutospacing="0" w:after="0" w:afterAutospacing="0"/>
+              <w:ind w:left="0" w:right="0" w:firstLine="0" w:firstLineChars="0"/>
+              <w:jc w:val="center"/>
+              <w:rPr>
+                <w:rFonts w:hint="default" w:ascii="等线" w:hAnsi="等线"/>
                 <w:sz w:val="18"/>
                 <w:szCs w:val="18"/>
               </w:rPr>
@@ -6563,11 +7375,15 @@
           <w:p>
             <w:pPr>
               <w:pStyle w:val="11"/>
-              <w:snapToGrid w:val="0"/>
-              <w:ind w:firstLine="0" w:firstLineChars="0"/>
-              <w:jc w:val="center"/>
-              <w:rPr>
-                <w:rFonts w:ascii="等线" w:hAnsi="等线"/>
+              <w:keepNext w:val="0"/>
+              <w:keepLines w:val="0"/>
+              <w:suppressLineNumbers w:val="0"/>
+              <w:snapToGrid w:val="0"/>
+              <w:spacing w:before="0" w:beforeAutospacing="0" w:after="0" w:afterAutospacing="0"/>
+              <w:ind w:left="0" w:right="0" w:firstLine="0" w:firstLineChars="0"/>
+              <w:jc w:val="center"/>
+              <w:rPr>
+                <w:rFonts w:hint="default" w:ascii="等线" w:hAnsi="等线"/>
                 <w:sz w:val="18"/>
                 <w:szCs w:val="18"/>
               </w:rPr>
@@ -6582,7 +7398,7 @@
             </w:r>
             <w:r>
               <w:rPr>
-                <w:rFonts w:ascii="等线" w:hAnsi="等线"/>
+                <w:rFonts w:hint="default" w:ascii="等线" w:hAnsi="等线"/>
                 <w:sz w:val="18"/>
                 <w:szCs w:val="18"/>
               </w:rPr>
@@ -6599,11 +7415,15 @@
           <w:p>
             <w:pPr>
               <w:pStyle w:val="11"/>
-              <w:snapToGrid w:val="0"/>
-              <w:ind w:firstLine="0" w:firstLineChars="0"/>
-              <w:jc w:val="center"/>
-              <w:rPr>
-                <w:rFonts w:ascii="等线" w:hAnsi="等线"/>
+              <w:keepNext w:val="0"/>
+              <w:keepLines w:val="0"/>
+              <w:suppressLineNumbers w:val="0"/>
+              <w:snapToGrid w:val="0"/>
+              <w:spacing w:before="0" w:beforeAutospacing="0" w:after="0" w:afterAutospacing="0"/>
+              <w:ind w:left="0" w:right="0" w:firstLine="0" w:firstLineChars="0"/>
+              <w:jc w:val="center"/>
+              <w:rPr>
+                <w:rFonts w:hint="default" w:ascii="等线" w:hAnsi="等线"/>
                 <w:sz w:val="18"/>
                 <w:szCs w:val="18"/>
               </w:rPr>
@@ -6618,7 +7438,7 @@
             </w:r>
             <w:r>
               <w:rPr>
-                <w:rFonts w:ascii="等线" w:hAnsi="等线"/>
+                <w:rFonts w:hint="default" w:ascii="等线" w:hAnsi="等线"/>
                 <w:sz w:val="18"/>
                 <w:szCs w:val="18"/>
               </w:rPr>
@@ -6628,11 +7448,15 @@
           <w:p>
             <w:pPr>
               <w:pStyle w:val="11"/>
-              <w:snapToGrid w:val="0"/>
-              <w:ind w:firstLine="0" w:firstLineChars="0"/>
-              <w:jc w:val="center"/>
-              <w:rPr>
-                <w:rFonts w:ascii="等线" w:hAnsi="等线"/>
+              <w:keepNext w:val="0"/>
+              <w:keepLines w:val="0"/>
+              <w:suppressLineNumbers w:val="0"/>
+              <w:snapToGrid w:val="0"/>
+              <w:spacing w:before="0" w:beforeAutospacing="0" w:after="0" w:afterAutospacing="0"/>
+              <w:ind w:left="0" w:right="0" w:firstLine="0" w:firstLineChars="0"/>
+              <w:jc w:val="center"/>
+              <w:rPr>
+                <w:rFonts w:hint="default" w:ascii="等线" w:hAnsi="等线"/>
                 <w:sz w:val="18"/>
                 <w:szCs w:val="18"/>
               </w:rPr>
@@ -6647,7 +7471,7 @@
             </w:r>
             <w:r>
               <w:rPr>
-                <w:rFonts w:ascii="等线" w:hAnsi="等线"/>
+                <w:rFonts w:hint="default" w:ascii="等线" w:hAnsi="等线"/>
                 <w:sz w:val="18"/>
                 <w:szCs w:val="18"/>
               </w:rPr>
@@ -6664,11 +7488,15 @@
           <w:p>
             <w:pPr>
               <w:pStyle w:val="11"/>
-              <w:snapToGrid w:val="0"/>
-              <w:ind w:firstLine="0" w:firstLineChars="0"/>
-              <w:jc w:val="center"/>
-              <w:rPr>
-                <w:rFonts w:ascii="等线" w:hAnsi="等线"/>
+              <w:keepNext w:val="0"/>
+              <w:keepLines w:val="0"/>
+              <w:suppressLineNumbers w:val="0"/>
+              <w:snapToGrid w:val="0"/>
+              <w:spacing w:before="0" w:beforeAutospacing="0" w:after="0" w:afterAutospacing="0"/>
+              <w:ind w:left="0" w:right="0" w:firstLine="0" w:firstLineChars="0"/>
+              <w:jc w:val="center"/>
+              <w:rPr>
+                <w:rFonts w:hint="default" w:ascii="等线" w:hAnsi="等线"/>
                 <w:sz w:val="18"/>
                 <w:szCs w:val="18"/>
               </w:rPr>
@@ -6683,7 +7511,7 @@
             </w:r>
             <w:r>
               <w:rPr>
-                <w:rFonts w:ascii="等线" w:hAnsi="等线"/>
+                <w:rFonts w:hint="default" w:ascii="等线" w:hAnsi="等线"/>
                 <w:sz w:val="18"/>
                 <w:szCs w:val="18"/>
               </w:rPr>
@@ -6693,11 +7521,15 @@
           <w:p>
             <w:pPr>
               <w:pStyle w:val="11"/>
-              <w:snapToGrid w:val="0"/>
-              <w:ind w:firstLine="0" w:firstLineChars="0"/>
-              <w:jc w:val="center"/>
-              <w:rPr>
-                <w:rFonts w:ascii="等线" w:hAnsi="等线"/>
+              <w:keepNext w:val="0"/>
+              <w:keepLines w:val="0"/>
+              <w:suppressLineNumbers w:val="0"/>
+              <w:snapToGrid w:val="0"/>
+              <w:spacing w:before="0" w:beforeAutospacing="0" w:after="0" w:afterAutospacing="0"/>
+              <w:ind w:left="0" w:right="0" w:firstLine="0" w:firstLineChars="0"/>
+              <w:jc w:val="center"/>
+              <w:rPr>
+                <w:rFonts w:hint="default" w:ascii="等线" w:hAnsi="等线"/>
                 <w:sz w:val="18"/>
                 <w:szCs w:val="18"/>
               </w:rPr>
@@ -6712,7 +7544,7 @@
             </w:r>
             <w:r>
               <w:rPr>
-                <w:rFonts w:ascii="等线" w:hAnsi="等线"/>
+                <w:rFonts w:hint="default" w:ascii="等线" w:hAnsi="等线"/>
                 <w:sz w:val="18"/>
                 <w:szCs w:val="18"/>
               </w:rPr>
@@ -6729,11 +7561,15 @@
           <w:p>
             <w:pPr>
               <w:pStyle w:val="11"/>
-              <w:snapToGrid w:val="0"/>
-              <w:ind w:firstLine="0" w:firstLineChars="0"/>
-              <w:jc w:val="center"/>
-              <w:rPr>
-                <w:rFonts w:ascii="等线" w:hAnsi="等线"/>
+              <w:keepNext w:val="0"/>
+              <w:keepLines w:val="0"/>
+              <w:suppressLineNumbers w:val="0"/>
+              <w:snapToGrid w:val="0"/>
+              <w:spacing w:before="0" w:beforeAutospacing="0" w:after="0" w:afterAutospacing="0"/>
+              <w:ind w:left="0" w:right="0" w:firstLine="0" w:firstLineChars="0"/>
+              <w:jc w:val="center"/>
+              <w:rPr>
+                <w:rFonts w:hint="default" w:ascii="等线" w:hAnsi="等线"/>
                 <w:sz w:val="18"/>
                 <w:szCs w:val="18"/>
               </w:rPr>
@@ -6748,7 +7584,7 @@
             </w:r>
             <w:r>
               <w:rPr>
-                <w:rFonts w:ascii="等线" w:hAnsi="等线"/>
+                <w:rFonts w:hint="default" w:ascii="等线" w:hAnsi="等线"/>
                 <w:sz w:val="18"/>
                 <w:szCs w:val="18"/>
               </w:rPr>
@@ -6758,11 +7594,15 @@
           <w:p>
             <w:pPr>
               <w:pStyle w:val="11"/>
-              <w:snapToGrid w:val="0"/>
-              <w:ind w:firstLine="0" w:firstLineChars="0"/>
-              <w:jc w:val="center"/>
-              <w:rPr>
-                <w:rFonts w:ascii="等线" w:hAnsi="等线"/>
+              <w:keepNext w:val="0"/>
+              <w:keepLines w:val="0"/>
+              <w:suppressLineNumbers w:val="0"/>
+              <w:snapToGrid w:val="0"/>
+              <w:spacing w:before="0" w:beforeAutospacing="0" w:after="0" w:afterAutospacing="0"/>
+              <w:ind w:left="0" w:right="0" w:firstLine="0" w:firstLineChars="0"/>
+              <w:jc w:val="center"/>
+              <w:rPr>
+                <w:rFonts w:hint="default" w:ascii="等线" w:hAnsi="等线"/>
                 <w:sz w:val="18"/>
                 <w:szCs w:val="18"/>
               </w:rPr>
@@ -6777,7 +7617,7 @@
             </w:r>
             <w:r>
               <w:rPr>
-                <w:rFonts w:ascii="等线" w:hAnsi="等线"/>
+                <w:rFonts w:hint="default" w:ascii="等线" w:hAnsi="等线"/>
                 <w:sz w:val="18"/>
                 <w:szCs w:val="18"/>
               </w:rPr>
@@ -6794,11 +7634,15 @@
           <w:p>
             <w:pPr>
               <w:pStyle w:val="11"/>
-              <w:snapToGrid w:val="0"/>
-              <w:ind w:firstLine="0" w:firstLineChars="0"/>
-              <w:jc w:val="center"/>
-              <w:rPr>
-                <w:rFonts w:ascii="等线" w:hAnsi="等线"/>
+              <w:keepNext w:val="0"/>
+              <w:keepLines w:val="0"/>
+              <w:suppressLineNumbers w:val="0"/>
+              <w:snapToGrid w:val="0"/>
+              <w:spacing w:before="0" w:beforeAutospacing="0" w:after="0" w:afterAutospacing="0"/>
+              <w:ind w:left="0" w:right="0" w:firstLine="0" w:firstLineChars="0"/>
+              <w:jc w:val="center"/>
+              <w:rPr>
+                <w:rFonts w:hint="default" w:ascii="等线" w:hAnsi="等线"/>
                 <w:sz w:val="15"/>
                 <w:szCs w:val="15"/>
               </w:rPr>
@@ -6827,11 +7671,15 @@
           <w:p>
             <w:pPr>
               <w:pStyle w:val="11"/>
-              <w:snapToGrid w:val="0"/>
-              <w:ind w:firstLine="0" w:firstLineChars="0"/>
-              <w:jc w:val="center"/>
-              <w:rPr>
-                <w:rFonts w:ascii="等线" w:hAnsi="等线" w:eastAsia="等线" w:cs="Times New Roman"/>
+              <w:keepNext w:val="0"/>
+              <w:keepLines w:val="0"/>
+              <w:suppressLineNumbers w:val="0"/>
+              <w:snapToGrid w:val="0"/>
+              <w:spacing w:before="0" w:beforeAutospacing="0" w:after="0" w:afterAutospacing="0"/>
+              <w:ind w:left="0" w:right="0" w:firstLine="0" w:firstLineChars="0"/>
+              <w:jc w:val="center"/>
+              <w:rPr>
+                <w:rFonts w:hint="default" w:ascii="等线" w:hAnsi="等线" w:eastAsia="等线" w:cs="Times New Roman"/>
                 <w:sz w:val="15"/>
                 <w:szCs w:val="15"/>
               </w:rPr>
@@ -6865,11 +7713,15 @@
           <w:p>
             <w:pPr>
               <w:pStyle w:val="11"/>
-              <w:snapToGrid w:val="0"/>
-              <w:ind w:firstLine="0" w:firstLineChars="0"/>
-              <w:jc w:val="center"/>
-              <w:rPr>
-                <w:rFonts w:ascii="宋体" w:hAnsi="宋体" w:eastAsia="宋体"/>
+              <w:keepNext w:val="0"/>
+              <w:keepLines w:val="0"/>
+              <w:suppressLineNumbers w:val="0"/>
+              <w:snapToGrid w:val="0"/>
+              <w:spacing w:before="0" w:beforeAutospacing="0" w:after="0" w:afterAutospacing="0"/>
+              <w:ind w:left="0" w:right="0" w:firstLine="0" w:firstLineChars="0"/>
+              <w:jc w:val="center"/>
+              <w:rPr>
+                <w:rFonts w:hint="default" w:ascii="宋体" w:hAnsi="宋体" w:eastAsia="宋体"/>
                 <w:sz w:val="18"/>
                 <w:szCs w:val="18"/>
               </w:rPr>
@@ -6893,7 +7745,7 @@
             </w:r>
             <w:r>
               <w:rPr>
-                <w:rFonts w:ascii="Times New Roman" w:hAnsi="Times New Roman" w:eastAsia="宋体" w:cs="Times New Roman"/>
+                <w:rFonts w:hint="default" w:ascii="Times New Roman" w:hAnsi="Times New Roman" w:eastAsia="宋体" w:cs="Times New Roman"/>
                 <w:sz w:val="18"/>
                 <w:szCs w:val="18"/>
               </w:rPr>
@@ -6918,18 +7770,22 @@
           <w:p>
             <w:pPr>
               <w:pStyle w:val="11"/>
-              <w:snapToGrid w:val="0"/>
-              <w:ind w:firstLine="0" w:firstLineChars="0"/>
-              <w:jc w:val="center"/>
-              <w:rPr>
-                <w:rFonts w:ascii="等线" w:hAnsi="等线"/>
-                <w:sz w:val="18"/>
-                <w:szCs w:val="18"/>
-              </w:rPr>
-            </w:pPr>
-            <w:r>
-              <w:rPr>
-                <w:rFonts w:ascii="等线" w:hAnsi="等线"/>
+              <w:keepNext w:val="0"/>
+              <w:keepLines w:val="0"/>
+              <w:suppressLineNumbers w:val="0"/>
+              <w:snapToGrid w:val="0"/>
+              <w:spacing w:before="0" w:beforeAutospacing="0" w:after="0" w:afterAutospacing="0"/>
+              <w:ind w:left="0" w:right="0" w:firstLine="0" w:firstLineChars="0"/>
+              <w:jc w:val="center"/>
+              <w:rPr>
+                <w:rFonts w:hint="default" w:ascii="等线" w:hAnsi="等线"/>
+                <w:sz w:val="18"/>
+                <w:szCs w:val="18"/>
+              </w:rPr>
+            </w:pPr>
+            <w:r>
+              <w:rPr>
+                <w:rFonts w:hint="default" w:ascii="等线" w:hAnsi="等线"/>
                 <w:sz w:val="18"/>
                 <w:szCs w:val="18"/>
               </w:rPr>
@@ -6946,18 +7802,22 @@
           <w:p>
             <w:pPr>
               <w:pStyle w:val="11"/>
-              <w:snapToGrid w:val="0"/>
-              <w:ind w:firstLine="0" w:firstLineChars="0"/>
-              <w:jc w:val="center"/>
-              <w:rPr>
-                <w:rFonts w:ascii="等线" w:hAnsi="等线"/>
-                <w:sz w:val="18"/>
-                <w:szCs w:val="18"/>
-              </w:rPr>
-            </w:pPr>
-            <w:r>
-              <w:rPr>
-                <w:rFonts w:ascii="等线" w:hAnsi="等线"/>
+              <w:keepNext w:val="0"/>
+              <w:keepLines w:val="0"/>
+              <w:suppressLineNumbers w:val="0"/>
+              <w:snapToGrid w:val="0"/>
+              <w:spacing w:before="0" w:beforeAutospacing="0" w:after="0" w:afterAutospacing="0"/>
+              <w:ind w:left="0" w:right="0" w:firstLine="0" w:firstLineChars="0"/>
+              <w:jc w:val="center"/>
+              <w:rPr>
+                <w:rFonts w:hint="default" w:ascii="等线" w:hAnsi="等线"/>
+                <w:sz w:val="18"/>
+                <w:szCs w:val="18"/>
+              </w:rPr>
+            </w:pPr>
+            <w:r>
+              <w:rPr>
+                <w:rFonts w:hint="default" w:ascii="等线" w:hAnsi="等线"/>
                 <w:sz w:val="18"/>
                 <w:szCs w:val="18"/>
               </w:rPr>
@@ -6974,18 +7834,22 @@
           <w:p>
             <w:pPr>
               <w:pStyle w:val="11"/>
-              <w:snapToGrid w:val="0"/>
-              <w:ind w:firstLine="0" w:firstLineChars="0"/>
-              <w:jc w:val="center"/>
-              <w:rPr>
-                <w:rFonts w:ascii="等线" w:hAnsi="等线"/>
-                <w:sz w:val="18"/>
-                <w:szCs w:val="18"/>
-              </w:rPr>
-            </w:pPr>
-            <w:r>
-              <w:rPr>
-                <w:rFonts w:ascii="等线" w:hAnsi="等线"/>
+              <w:keepNext w:val="0"/>
+              <w:keepLines w:val="0"/>
+              <w:suppressLineNumbers w:val="0"/>
+              <w:snapToGrid w:val="0"/>
+              <w:spacing w:before="0" w:beforeAutospacing="0" w:after="0" w:afterAutospacing="0"/>
+              <w:ind w:left="0" w:right="0" w:firstLine="0" w:firstLineChars="0"/>
+              <w:jc w:val="center"/>
+              <w:rPr>
+                <w:rFonts w:hint="default" w:ascii="等线" w:hAnsi="等线"/>
+                <w:sz w:val="18"/>
+                <w:szCs w:val="18"/>
+              </w:rPr>
+            </w:pPr>
+            <w:r>
+              <w:rPr>
+                <w:rFonts w:hint="default" w:ascii="等线" w:hAnsi="等线"/>
                 <w:sz w:val="18"/>
                 <w:szCs w:val="18"/>
               </w:rPr>
@@ -7002,18 +7866,22 @@
           <w:p>
             <w:pPr>
               <w:pStyle w:val="11"/>
-              <w:snapToGrid w:val="0"/>
-              <w:ind w:firstLine="0" w:firstLineChars="0"/>
-              <w:jc w:val="center"/>
-              <w:rPr>
-                <w:rFonts w:ascii="等线" w:hAnsi="等线"/>
-                <w:sz w:val="18"/>
-                <w:szCs w:val="18"/>
-              </w:rPr>
-            </w:pPr>
-            <w:r>
-              <w:rPr>
-                <w:rFonts w:ascii="等线" w:hAnsi="等线"/>
+              <w:keepNext w:val="0"/>
+              <w:keepLines w:val="0"/>
+              <w:suppressLineNumbers w:val="0"/>
+              <w:snapToGrid w:val="0"/>
+              <w:spacing w:before="0" w:beforeAutospacing="0" w:after="0" w:afterAutospacing="0"/>
+              <w:ind w:left="0" w:right="0" w:firstLine="0" w:firstLineChars="0"/>
+              <w:jc w:val="center"/>
+              <w:rPr>
+                <w:rFonts w:hint="default" w:ascii="等线" w:hAnsi="等线"/>
+                <w:sz w:val="18"/>
+                <w:szCs w:val="18"/>
+              </w:rPr>
+            </w:pPr>
+            <w:r>
+              <w:rPr>
+                <w:rFonts w:hint="default" w:ascii="等线" w:hAnsi="等线"/>
                 <w:sz w:val="18"/>
                 <w:szCs w:val="18"/>
               </w:rPr>
@@ -7030,18 +7898,22 @@
           <w:p>
             <w:pPr>
               <w:pStyle w:val="11"/>
-              <w:snapToGrid w:val="0"/>
-              <w:ind w:firstLine="0" w:firstLineChars="0"/>
-              <w:jc w:val="center"/>
-              <w:rPr>
-                <w:rFonts w:ascii="等线" w:hAnsi="等线"/>
-                <w:sz w:val="18"/>
-                <w:szCs w:val="18"/>
-              </w:rPr>
-            </w:pPr>
-            <w:r>
-              <w:rPr>
-                <w:rFonts w:ascii="等线" w:hAnsi="等线"/>
+              <w:keepNext w:val="0"/>
+              <w:keepLines w:val="0"/>
+              <w:suppressLineNumbers w:val="0"/>
+              <w:snapToGrid w:val="0"/>
+              <w:spacing w:before="0" w:beforeAutospacing="0" w:after="0" w:afterAutospacing="0"/>
+              <w:ind w:left="0" w:right="0" w:firstLine="0" w:firstLineChars="0"/>
+              <w:jc w:val="center"/>
+              <w:rPr>
+                <w:rFonts w:hint="default" w:ascii="等线" w:hAnsi="等线"/>
+                <w:sz w:val="18"/>
+                <w:szCs w:val="18"/>
+              </w:rPr>
+            </w:pPr>
+            <w:r>
+              <w:rPr>
+                <w:rFonts w:hint="default" w:ascii="等线" w:hAnsi="等线"/>
                 <w:sz w:val="18"/>
                 <w:szCs w:val="18"/>
               </w:rPr>
@@ -7058,18 +7930,22 @@
           <w:p>
             <w:pPr>
               <w:pStyle w:val="11"/>
-              <w:snapToGrid w:val="0"/>
-              <w:ind w:firstLine="0" w:firstLineChars="0"/>
-              <w:jc w:val="center"/>
-              <w:rPr>
-                <w:rFonts w:ascii="等线" w:hAnsi="等线"/>
-                <w:sz w:val="18"/>
-                <w:szCs w:val="18"/>
-              </w:rPr>
-            </w:pPr>
-            <w:r>
-              <w:rPr>
-                <w:rFonts w:ascii="等线" w:hAnsi="等线"/>
+              <w:keepNext w:val="0"/>
+              <w:keepLines w:val="0"/>
+              <w:suppressLineNumbers w:val="0"/>
+              <w:snapToGrid w:val="0"/>
+              <w:spacing w:before="0" w:beforeAutospacing="0" w:after="0" w:afterAutospacing="0"/>
+              <w:ind w:left="0" w:right="0" w:firstLine="0" w:firstLineChars="0"/>
+              <w:jc w:val="center"/>
+              <w:rPr>
+                <w:rFonts w:hint="default" w:ascii="等线" w:hAnsi="等线"/>
+                <w:sz w:val="18"/>
+                <w:szCs w:val="18"/>
+              </w:rPr>
+            </w:pPr>
+            <w:r>
+              <w:rPr>
+                <w:rFonts w:hint="default" w:ascii="等线" w:hAnsi="等线"/>
                 <w:sz w:val="18"/>
                 <w:szCs w:val="18"/>
               </w:rPr>
@@ -7086,18 +7962,22 @@
           <w:p>
             <w:pPr>
               <w:pStyle w:val="11"/>
-              <w:snapToGrid w:val="0"/>
-              <w:ind w:firstLine="0" w:firstLineChars="0"/>
-              <w:jc w:val="center"/>
-              <w:rPr>
-                <w:rFonts w:ascii="等线" w:hAnsi="等线"/>
-                <w:sz w:val="18"/>
-                <w:szCs w:val="18"/>
-              </w:rPr>
-            </w:pPr>
-            <w:r>
-              <w:rPr>
-                <w:rFonts w:ascii="等线" w:hAnsi="等线"/>
+              <w:keepNext w:val="0"/>
+              <w:keepLines w:val="0"/>
+              <w:suppressLineNumbers w:val="0"/>
+              <w:snapToGrid w:val="0"/>
+              <w:spacing w:before="0" w:beforeAutospacing="0" w:after="0" w:afterAutospacing="0"/>
+              <w:ind w:left="0" w:right="0" w:firstLine="0" w:firstLineChars="0"/>
+              <w:jc w:val="center"/>
+              <w:rPr>
+                <w:rFonts w:hint="default" w:ascii="等线" w:hAnsi="等线"/>
+                <w:sz w:val="18"/>
+                <w:szCs w:val="18"/>
+              </w:rPr>
+            </w:pPr>
+            <w:r>
+              <w:rPr>
+                <w:rFonts w:hint="default" w:ascii="等线" w:hAnsi="等线"/>
                 <w:sz w:val="18"/>
                 <w:szCs w:val="18"/>
               </w:rPr>
@@ -7114,18 +7994,22 @@
           <w:p>
             <w:pPr>
               <w:pStyle w:val="11"/>
-              <w:snapToGrid w:val="0"/>
-              <w:ind w:firstLine="0" w:firstLineChars="0"/>
-              <w:jc w:val="center"/>
-              <w:rPr>
-                <w:rFonts w:ascii="等线" w:hAnsi="等线"/>
-                <w:sz w:val="18"/>
-                <w:szCs w:val="18"/>
-              </w:rPr>
-            </w:pPr>
-            <w:r>
-              <w:rPr>
-                <w:rFonts w:ascii="等线" w:hAnsi="等线"/>
+              <w:keepNext w:val="0"/>
+              <w:keepLines w:val="0"/>
+              <w:suppressLineNumbers w:val="0"/>
+              <w:snapToGrid w:val="0"/>
+              <w:spacing w:before="0" w:beforeAutospacing="0" w:after="0" w:afterAutospacing="0"/>
+              <w:ind w:left="0" w:right="0" w:firstLine="0" w:firstLineChars="0"/>
+              <w:jc w:val="center"/>
+              <w:rPr>
+                <w:rFonts w:hint="default" w:ascii="等线" w:hAnsi="等线"/>
+                <w:sz w:val="18"/>
+                <w:szCs w:val="18"/>
+              </w:rPr>
+            </w:pPr>
+            <w:r>
+              <w:rPr>
+                <w:rFonts w:hint="default" w:ascii="等线" w:hAnsi="等线"/>
                 <w:sz w:val="18"/>
                 <w:szCs w:val="18"/>
               </w:rPr>
@@ -7142,18 +8026,22 @@
           <w:p>
             <w:pPr>
               <w:pStyle w:val="11"/>
-              <w:snapToGrid w:val="0"/>
-              <w:ind w:firstLine="0" w:firstLineChars="0"/>
-              <w:jc w:val="center"/>
-              <w:rPr>
-                <w:rFonts w:ascii="等线" w:hAnsi="等线"/>
-                <w:sz w:val="18"/>
-                <w:szCs w:val="18"/>
-              </w:rPr>
-            </w:pPr>
-            <w:r>
-              <w:rPr>
-                <w:rFonts w:ascii="等线" w:hAnsi="等线"/>
+              <w:keepNext w:val="0"/>
+              <w:keepLines w:val="0"/>
+              <w:suppressLineNumbers w:val="0"/>
+              <w:snapToGrid w:val="0"/>
+              <w:spacing w:before="0" w:beforeAutospacing="0" w:after="0" w:afterAutospacing="0"/>
+              <w:ind w:left="0" w:right="0" w:firstLine="0" w:firstLineChars="0"/>
+              <w:jc w:val="center"/>
+              <w:rPr>
+                <w:rFonts w:hint="default" w:ascii="等线" w:hAnsi="等线"/>
+                <w:sz w:val="18"/>
+                <w:szCs w:val="18"/>
+              </w:rPr>
+            </w:pPr>
+            <w:r>
+              <w:rPr>
+                <w:rFonts w:hint="default" w:ascii="等线" w:hAnsi="等线"/>
                 <w:sz w:val="18"/>
                 <w:szCs w:val="18"/>
               </w:rPr>
@@ -7175,11 +8063,15 @@
           <w:p>
             <w:pPr>
               <w:pStyle w:val="11"/>
-              <w:snapToGrid w:val="0"/>
-              <w:ind w:firstLine="0" w:firstLineChars="0"/>
-              <w:jc w:val="center"/>
-              <w:rPr>
-                <w:rFonts w:ascii="宋体" w:hAnsi="宋体" w:eastAsia="宋体"/>
+              <w:keepNext w:val="0"/>
+              <w:keepLines w:val="0"/>
+              <w:suppressLineNumbers w:val="0"/>
+              <w:snapToGrid w:val="0"/>
+              <w:spacing w:before="0" w:beforeAutospacing="0" w:after="0" w:afterAutospacing="0"/>
+              <w:ind w:left="0" w:right="0" w:firstLine="0" w:firstLineChars="0"/>
+              <w:jc w:val="center"/>
+              <w:rPr>
+                <w:rFonts w:hint="default" w:ascii="宋体" w:hAnsi="宋体" w:eastAsia="宋体"/>
                 <w:sz w:val="18"/>
                 <w:szCs w:val="18"/>
               </w:rPr>
@@ -7194,7 +8086,7 @@
             </w:r>
             <w:r>
               <w:rPr>
-                <w:rFonts w:ascii="Times New Roman" w:hAnsi="Times New Roman" w:eastAsia="宋体" w:cs="Times New Roman"/>
+                <w:rFonts w:hint="default" w:ascii="Times New Roman" w:hAnsi="Times New Roman" w:eastAsia="宋体" w:cs="Times New Roman"/>
                 <w:sz w:val="18"/>
                 <w:szCs w:val="18"/>
               </w:rPr>
@@ -7219,18 +8111,22 @@
           <w:p>
             <w:pPr>
               <w:pStyle w:val="11"/>
-              <w:snapToGrid w:val="0"/>
-              <w:ind w:firstLine="0" w:firstLineChars="0"/>
-              <w:jc w:val="center"/>
-              <w:rPr>
-                <w:rFonts w:ascii="等线" w:hAnsi="等线"/>
-                <w:sz w:val="18"/>
-                <w:szCs w:val="18"/>
-              </w:rPr>
-            </w:pPr>
-            <w:r>
-              <w:rPr>
-                <w:rFonts w:ascii="等线" w:hAnsi="等线"/>
+              <w:keepNext w:val="0"/>
+              <w:keepLines w:val="0"/>
+              <w:suppressLineNumbers w:val="0"/>
+              <w:snapToGrid w:val="0"/>
+              <w:spacing w:before="0" w:beforeAutospacing="0" w:after="0" w:afterAutospacing="0"/>
+              <w:ind w:left="0" w:right="0" w:firstLine="0" w:firstLineChars="0"/>
+              <w:jc w:val="center"/>
+              <w:rPr>
+                <w:rFonts w:hint="default" w:ascii="等线" w:hAnsi="等线"/>
+                <w:sz w:val="18"/>
+                <w:szCs w:val="18"/>
+              </w:rPr>
+            </w:pPr>
+            <w:r>
+              <w:rPr>
+                <w:rFonts w:hint="default" w:ascii="等线" w:hAnsi="等线"/>
                 <w:sz w:val="18"/>
                 <w:szCs w:val="18"/>
               </w:rPr>
@@ -7247,18 +8143,22 @@
           <w:p>
             <w:pPr>
               <w:pStyle w:val="11"/>
-              <w:snapToGrid w:val="0"/>
-              <w:ind w:firstLine="0" w:firstLineChars="0"/>
-              <w:jc w:val="center"/>
-              <w:rPr>
-                <w:rFonts w:ascii="等线" w:hAnsi="等线"/>
-                <w:sz w:val="18"/>
-                <w:szCs w:val="18"/>
-              </w:rPr>
-            </w:pPr>
-            <w:r>
-              <w:rPr>
-                <w:rFonts w:ascii="等线" w:hAnsi="等线"/>
+              <w:keepNext w:val="0"/>
+              <w:keepLines w:val="0"/>
+              <w:suppressLineNumbers w:val="0"/>
+              <w:snapToGrid w:val="0"/>
+              <w:spacing w:before="0" w:beforeAutospacing="0" w:after="0" w:afterAutospacing="0"/>
+              <w:ind w:left="0" w:right="0" w:firstLine="0" w:firstLineChars="0"/>
+              <w:jc w:val="center"/>
+              <w:rPr>
+                <w:rFonts w:hint="default" w:ascii="等线" w:hAnsi="等线"/>
+                <w:sz w:val="18"/>
+                <w:szCs w:val="18"/>
+              </w:rPr>
+            </w:pPr>
+            <w:r>
+              <w:rPr>
+                <w:rFonts w:hint="default" w:ascii="等线" w:hAnsi="等线"/>
                 <w:sz w:val="18"/>
                 <w:szCs w:val="18"/>
               </w:rPr>
@@ -7275,18 +8175,22 @@
           <w:p>
             <w:pPr>
               <w:pStyle w:val="11"/>
-              <w:snapToGrid w:val="0"/>
-              <w:ind w:firstLine="0" w:firstLineChars="0"/>
-              <w:jc w:val="center"/>
-              <w:rPr>
-                <w:rFonts w:ascii="等线" w:hAnsi="等线"/>
-                <w:sz w:val="18"/>
-                <w:szCs w:val="18"/>
-              </w:rPr>
-            </w:pPr>
-            <w:r>
-              <w:rPr>
-                <w:rFonts w:ascii="等线" w:hAnsi="等线"/>
+              <w:keepNext w:val="0"/>
+              <w:keepLines w:val="0"/>
+              <w:suppressLineNumbers w:val="0"/>
+              <w:snapToGrid w:val="0"/>
+              <w:spacing w:before="0" w:beforeAutospacing="0" w:after="0" w:afterAutospacing="0"/>
+              <w:ind w:left="0" w:right="0" w:firstLine="0" w:firstLineChars="0"/>
+              <w:jc w:val="center"/>
+              <w:rPr>
+                <w:rFonts w:hint="default" w:ascii="等线" w:hAnsi="等线"/>
+                <w:sz w:val="18"/>
+                <w:szCs w:val="18"/>
+              </w:rPr>
+            </w:pPr>
+            <w:r>
+              <w:rPr>
+                <w:rFonts w:hint="default" w:ascii="等线" w:hAnsi="等线"/>
                 <w:sz w:val="18"/>
                 <w:szCs w:val="18"/>
               </w:rPr>
@@ -7303,18 +8207,22 @@
           <w:p>
             <w:pPr>
               <w:pStyle w:val="11"/>
-              <w:snapToGrid w:val="0"/>
-              <w:ind w:firstLine="0" w:firstLineChars="0"/>
-              <w:jc w:val="center"/>
-              <w:rPr>
-                <w:rFonts w:ascii="等线" w:hAnsi="等线"/>
-                <w:sz w:val="18"/>
-                <w:szCs w:val="18"/>
-              </w:rPr>
-            </w:pPr>
-            <w:r>
-              <w:rPr>
-                <w:rFonts w:ascii="等线" w:hAnsi="等线"/>
+              <w:keepNext w:val="0"/>
+              <w:keepLines w:val="0"/>
+              <w:suppressLineNumbers w:val="0"/>
+              <w:snapToGrid w:val="0"/>
+              <w:spacing w:before="0" w:beforeAutospacing="0" w:after="0" w:afterAutospacing="0"/>
+              <w:ind w:left="0" w:right="0" w:firstLine="0" w:firstLineChars="0"/>
+              <w:jc w:val="center"/>
+              <w:rPr>
+                <w:rFonts w:hint="default" w:ascii="等线" w:hAnsi="等线"/>
+                <w:sz w:val="18"/>
+                <w:szCs w:val="18"/>
+              </w:rPr>
+            </w:pPr>
+            <w:r>
+              <w:rPr>
+                <w:rFonts w:hint="default" w:ascii="等线" w:hAnsi="等线"/>
                 <w:sz w:val="18"/>
                 <w:szCs w:val="18"/>
               </w:rPr>
@@ -7331,18 +8239,22 @@
           <w:p>
             <w:pPr>
               <w:pStyle w:val="11"/>
-              <w:snapToGrid w:val="0"/>
-              <w:ind w:firstLine="0" w:firstLineChars="0"/>
-              <w:jc w:val="center"/>
-              <w:rPr>
-                <w:rFonts w:ascii="等线" w:hAnsi="等线"/>
-                <w:sz w:val="18"/>
-                <w:szCs w:val="18"/>
-              </w:rPr>
-            </w:pPr>
-            <w:r>
-              <w:rPr>
-                <w:rFonts w:ascii="等线" w:hAnsi="等线"/>
+              <w:keepNext w:val="0"/>
+              <w:keepLines w:val="0"/>
+              <w:suppressLineNumbers w:val="0"/>
+              <w:snapToGrid w:val="0"/>
+              <w:spacing w:before="0" w:beforeAutospacing="0" w:after="0" w:afterAutospacing="0"/>
+              <w:ind w:left="0" w:right="0" w:firstLine="0" w:firstLineChars="0"/>
+              <w:jc w:val="center"/>
+              <w:rPr>
+                <w:rFonts w:hint="default" w:ascii="等线" w:hAnsi="等线"/>
+                <w:sz w:val="18"/>
+                <w:szCs w:val="18"/>
+              </w:rPr>
+            </w:pPr>
+            <w:r>
+              <w:rPr>
+                <w:rFonts w:hint="default" w:ascii="等线" w:hAnsi="等线"/>
                 <w:sz w:val="18"/>
                 <w:szCs w:val="18"/>
               </w:rPr>
@@ -7359,18 +8271,22 @@
           <w:p>
             <w:pPr>
               <w:pStyle w:val="11"/>
-              <w:snapToGrid w:val="0"/>
-              <w:ind w:firstLine="0" w:firstLineChars="0"/>
-              <w:jc w:val="center"/>
-              <w:rPr>
-                <w:rFonts w:ascii="等线" w:hAnsi="等线"/>
-                <w:sz w:val="18"/>
-                <w:szCs w:val="18"/>
-              </w:rPr>
-            </w:pPr>
-            <w:r>
-              <w:rPr>
-                <w:rFonts w:ascii="等线" w:hAnsi="等线"/>
+              <w:keepNext w:val="0"/>
+              <w:keepLines w:val="0"/>
+              <w:suppressLineNumbers w:val="0"/>
+              <w:snapToGrid w:val="0"/>
+              <w:spacing w:before="0" w:beforeAutospacing="0" w:after="0" w:afterAutospacing="0"/>
+              <w:ind w:left="0" w:right="0" w:firstLine="0" w:firstLineChars="0"/>
+              <w:jc w:val="center"/>
+              <w:rPr>
+                <w:rFonts w:hint="default" w:ascii="等线" w:hAnsi="等线"/>
+                <w:sz w:val="18"/>
+                <w:szCs w:val="18"/>
+              </w:rPr>
+            </w:pPr>
+            <w:r>
+              <w:rPr>
+                <w:rFonts w:hint="default" w:ascii="等线" w:hAnsi="等线"/>
                 <w:sz w:val="18"/>
                 <w:szCs w:val="18"/>
               </w:rPr>
@@ -7387,18 +8303,22 @@
           <w:p>
             <w:pPr>
               <w:pStyle w:val="11"/>
-              <w:snapToGrid w:val="0"/>
-              <w:ind w:firstLine="0" w:firstLineChars="0"/>
-              <w:jc w:val="center"/>
-              <w:rPr>
-                <w:rFonts w:ascii="等线" w:hAnsi="等线"/>
-                <w:sz w:val="18"/>
-                <w:szCs w:val="18"/>
-              </w:rPr>
-            </w:pPr>
-            <w:r>
-              <w:rPr>
-                <w:rFonts w:ascii="等线" w:hAnsi="等线"/>
+              <w:keepNext w:val="0"/>
+              <w:keepLines w:val="0"/>
+              <w:suppressLineNumbers w:val="0"/>
+              <w:snapToGrid w:val="0"/>
+              <w:spacing w:before="0" w:beforeAutospacing="0" w:after="0" w:afterAutospacing="0"/>
+              <w:ind w:left="0" w:right="0" w:firstLine="0" w:firstLineChars="0"/>
+              <w:jc w:val="center"/>
+              <w:rPr>
+                <w:rFonts w:hint="default" w:ascii="等线" w:hAnsi="等线"/>
+                <w:sz w:val="18"/>
+                <w:szCs w:val="18"/>
+              </w:rPr>
+            </w:pPr>
+            <w:r>
+              <w:rPr>
+                <w:rFonts w:hint="default" w:ascii="等线" w:hAnsi="等线"/>
                 <w:sz w:val="18"/>
                 <w:szCs w:val="18"/>
               </w:rPr>
@@ -7415,18 +8335,22 @@
           <w:p>
             <w:pPr>
               <w:pStyle w:val="11"/>
-              <w:snapToGrid w:val="0"/>
-              <w:ind w:firstLine="0" w:firstLineChars="0"/>
-              <w:jc w:val="center"/>
-              <w:rPr>
-                <w:rFonts w:ascii="等线" w:hAnsi="等线"/>
-                <w:sz w:val="18"/>
-                <w:szCs w:val="18"/>
-              </w:rPr>
-            </w:pPr>
-            <w:r>
-              <w:rPr>
-                <w:rFonts w:ascii="等线" w:hAnsi="等线"/>
+              <w:keepNext w:val="0"/>
+              <w:keepLines w:val="0"/>
+              <w:suppressLineNumbers w:val="0"/>
+              <w:snapToGrid w:val="0"/>
+              <w:spacing w:before="0" w:beforeAutospacing="0" w:after="0" w:afterAutospacing="0"/>
+              <w:ind w:left="0" w:right="0" w:firstLine="0" w:firstLineChars="0"/>
+              <w:jc w:val="center"/>
+              <w:rPr>
+                <w:rFonts w:hint="default" w:ascii="等线" w:hAnsi="等线"/>
+                <w:sz w:val="18"/>
+                <w:szCs w:val="18"/>
+              </w:rPr>
+            </w:pPr>
+            <w:r>
+              <w:rPr>
+                <w:rFonts w:hint="default" w:ascii="等线" w:hAnsi="等线"/>
                 <w:sz w:val="18"/>
                 <w:szCs w:val="18"/>
               </w:rPr>
@@ -7443,18 +8367,22 @@
           <w:p>
             <w:pPr>
               <w:pStyle w:val="11"/>
-              <w:snapToGrid w:val="0"/>
-              <w:ind w:firstLine="0" w:firstLineChars="0"/>
-              <w:jc w:val="center"/>
-              <w:rPr>
-                <w:rFonts w:ascii="等线" w:hAnsi="等线"/>
-                <w:sz w:val="18"/>
-                <w:szCs w:val="18"/>
-              </w:rPr>
-            </w:pPr>
-            <w:r>
-              <w:rPr>
-                <w:rFonts w:ascii="等线" w:hAnsi="等线"/>
+              <w:keepNext w:val="0"/>
+              <w:keepLines w:val="0"/>
+              <w:suppressLineNumbers w:val="0"/>
+              <w:snapToGrid w:val="0"/>
+              <w:spacing w:before="0" w:beforeAutospacing="0" w:after="0" w:afterAutospacing="0"/>
+              <w:ind w:left="0" w:right="0" w:firstLine="0" w:firstLineChars="0"/>
+              <w:jc w:val="center"/>
+              <w:rPr>
+                <w:rFonts w:hint="default" w:ascii="等线" w:hAnsi="等线"/>
+                <w:sz w:val="18"/>
+                <w:szCs w:val="18"/>
+              </w:rPr>
+            </w:pPr>
+            <w:r>
+              <w:rPr>
+                <w:rFonts w:hint="default" w:ascii="等线" w:hAnsi="等线"/>
                 <w:sz w:val="18"/>
                 <w:szCs w:val="18"/>
               </w:rPr>
@@ -7556,11 +8484,15 @@
           <w:p>
             <w:pPr>
               <w:pStyle w:val="11"/>
-              <w:snapToGrid w:val="0"/>
-              <w:ind w:firstLine="0" w:firstLineChars="0"/>
-              <w:jc w:val="center"/>
-              <w:rPr>
-                <w:rFonts w:ascii="等线" w:hAnsi="等线"/>
+              <w:keepNext w:val="0"/>
+              <w:keepLines w:val="0"/>
+              <w:suppressLineNumbers w:val="0"/>
+              <w:snapToGrid w:val="0"/>
+              <w:spacing w:before="0" w:beforeAutospacing="0" w:after="0" w:afterAutospacing="0"/>
+              <w:ind w:left="0" w:right="0" w:firstLine="0" w:firstLineChars="0"/>
+              <w:jc w:val="center"/>
+              <w:rPr>
+                <w:rFonts w:hint="default" w:ascii="等线" w:hAnsi="等线"/>
                 <w:sz w:val="18"/>
                 <w:szCs w:val="18"/>
               </w:rPr>
@@ -7575,7 +8507,7 @@
             </w:r>
             <w:r>
               <w:rPr>
-                <w:rFonts w:ascii="Times New Roman" w:hAnsi="Times New Roman" w:eastAsia="宋体" w:cs="Times New Roman"/>
+                <w:rFonts w:hint="default" w:ascii="Times New Roman" w:hAnsi="Times New Roman" w:eastAsia="宋体" w:cs="Times New Roman"/>
                 <w:sz w:val="18"/>
                 <w:szCs w:val="18"/>
               </w:rPr>
@@ -7600,11 +8532,15 @@
           <w:p>
             <w:pPr>
               <w:pStyle w:val="11"/>
-              <w:snapToGrid w:val="0"/>
-              <w:ind w:firstLine="0" w:firstLineChars="0"/>
-              <w:jc w:val="center"/>
-              <w:rPr>
-                <w:rFonts w:ascii="等线" w:hAnsi="等线"/>
+              <w:keepNext w:val="0"/>
+              <w:keepLines w:val="0"/>
+              <w:suppressLineNumbers w:val="0"/>
+              <w:snapToGrid w:val="0"/>
+              <w:spacing w:before="0" w:beforeAutospacing="0" w:after="0" w:afterAutospacing="0"/>
+              <w:ind w:left="0" w:right="0" w:firstLine="0" w:firstLineChars="0"/>
+              <w:jc w:val="center"/>
+              <w:rPr>
+                <w:rFonts w:hint="default" w:ascii="等线" w:hAnsi="等线"/>
                 <w:sz w:val="18"/>
                 <w:szCs w:val="18"/>
               </w:rPr>
@@ -7619,7 +8555,7 @@
             </w:r>
             <w:r>
               <w:rPr>
-                <w:rFonts w:ascii="Times New Roman" w:hAnsi="Times New Roman" w:cs="Times New Roman"/>
+                <w:rFonts w:hint="default" w:ascii="Times New Roman" w:hAnsi="Times New Roman" w:cs="Times New Roman"/>
                 <w:i/>
                 <w:iCs/>
                 <w:sz w:val="18"/>
@@ -7629,7 +8565,7 @@
             </w:r>
             <w:r>
               <w:rPr>
-                <w:rFonts w:ascii="Times New Roman" w:hAnsi="Times New Roman" w:cs="Times New Roman"/>
+                <w:rFonts w:hint="default" w:ascii="Times New Roman" w:hAnsi="Times New Roman" w:cs="Times New Roman"/>
                 <w:sz w:val="18"/>
                 <w:szCs w:val="18"/>
               </w:rPr>
@@ -7637,7 +8573,7 @@
             </w:r>
             <w:r>
               <w:rPr>
-                <w:rFonts w:ascii="Times New Roman" w:hAnsi="Times New Roman" w:cs="Times New Roman"/>
+                <w:rFonts w:hint="default" w:ascii="Times New Roman" w:hAnsi="Times New Roman" w:cs="Times New Roman"/>
                 <w:i/>
                 <w:iCs/>
                 <w:sz w:val="18"/>
@@ -7647,7 +8583,7 @@
             </w:r>
             <w:r>
               <w:rPr>
-                <w:rFonts w:ascii="Times New Roman" w:hAnsi="Times New Roman" w:cs="Times New Roman"/>
+                <w:rFonts w:hint="default" w:ascii="Times New Roman" w:hAnsi="Times New Roman" w:cs="Times New Roman"/>
                 <w:sz w:val="18"/>
                 <w:szCs w:val="18"/>
               </w:rPr>
@@ -7669,8 +8605,12 @@
           <w:p>
             <w:pPr>
               <w:pStyle w:val="11"/>
-              <w:snapToGrid w:val="0"/>
-              <w:ind w:firstLine="0" w:firstLineChars="0"/>
+              <w:keepNext w:val="0"/>
+              <w:keepLines w:val="0"/>
+              <w:suppressLineNumbers w:val="0"/>
+              <w:snapToGrid w:val="0"/>
+              <w:spacing w:before="0" w:beforeAutospacing="0" w:after="0" w:afterAutospacing="0"/>
+              <w:ind w:left="0" w:right="0" w:firstLine="0" w:firstLineChars="0"/>
               <w:jc w:val="center"/>
               <w:rPr>
                 <w:rFonts w:hint="eastAsia" w:ascii="等线" w:hAnsi="等线" w:eastAsia="等线"/>
@@ -7694,7 +8634,7 @@
                 <w:szCs w:val="18"/>
                 <w:lang w:val="en-US" w:eastAsia="zh-CN"/>
               </w:rPr>
-              <w:t>1</w:t>
+              <w:t>0</w:t>
             </w:r>
           </w:p>
         </w:tc>
@@ -7707,11 +8647,15 @@
           <w:p>
             <w:pPr>
               <w:pStyle w:val="11"/>
-              <w:snapToGrid w:val="0"/>
-              <w:ind w:firstLine="0" w:firstLineChars="0"/>
-              <w:jc w:val="center"/>
-              <w:rPr>
-                <w:rFonts w:ascii="等线" w:hAnsi="等线"/>
+              <w:keepNext w:val="0"/>
+              <w:keepLines w:val="0"/>
+              <w:suppressLineNumbers w:val="0"/>
+              <w:snapToGrid w:val="0"/>
+              <w:spacing w:before="0" w:beforeAutospacing="0" w:after="0" w:afterAutospacing="0"/>
+              <w:ind w:left="0" w:right="0" w:firstLine="0" w:firstLineChars="0"/>
+              <w:jc w:val="center"/>
+              <w:rPr>
+                <w:rFonts w:hint="default" w:ascii="等线" w:hAnsi="等线"/>
                 <w:sz w:val="18"/>
                 <w:szCs w:val="18"/>
               </w:rPr>
@@ -7740,8 +8684,12 @@
           <w:p>
             <w:pPr>
               <w:pStyle w:val="11"/>
-              <w:snapToGrid w:val="0"/>
-              <w:ind w:firstLine="0" w:firstLineChars="0"/>
+              <w:keepNext w:val="0"/>
+              <w:keepLines w:val="0"/>
+              <w:suppressLineNumbers w:val="0"/>
+              <w:snapToGrid w:val="0"/>
+              <w:spacing w:before="0" w:beforeAutospacing="0" w:after="0" w:afterAutospacing="0"/>
+              <w:ind w:left="0" w:right="0" w:firstLine="0" w:firstLineChars="0"/>
               <w:jc w:val="center"/>
               <w:rPr>
                 <w:rFonts w:hint="eastAsia" w:ascii="等线" w:hAnsi="等线" w:eastAsia="等线"/>
@@ -7778,11 +8726,15 @@
           <w:p>
             <w:pPr>
               <w:pStyle w:val="11"/>
-              <w:snapToGrid w:val="0"/>
-              <w:ind w:firstLine="0" w:firstLineChars="0"/>
-              <w:jc w:val="center"/>
-              <w:rPr>
-                <w:rFonts w:ascii="等线" w:hAnsi="等线"/>
+              <w:keepNext w:val="0"/>
+              <w:keepLines w:val="0"/>
+              <w:suppressLineNumbers w:val="0"/>
+              <w:snapToGrid w:val="0"/>
+              <w:spacing w:before="0" w:beforeAutospacing="0" w:after="0" w:afterAutospacing="0"/>
+              <w:ind w:left="0" w:right="0" w:firstLine="0" w:firstLineChars="0"/>
+              <w:jc w:val="center"/>
+              <w:rPr>
+                <w:rFonts w:hint="default" w:ascii="等线" w:hAnsi="等线"/>
                 <w:sz w:val="18"/>
                 <w:szCs w:val="18"/>
               </w:rPr>
@@ -7811,8 +8763,12 @@
           <w:p>
             <w:pPr>
               <w:pStyle w:val="11"/>
-              <w:snapToGrid w:val="0"/>
-              <w:ind w:firstLine="0" w:firstLineChars="0"/>
+              <w:keepNext w:val="0"/>
+              <w:keepLines w:val="0"/>
+              <w:suppressLineNumbers w:val="0"/>
+              <w:snapToGrid w:val="0"/>
+              <w:spacing w:before="0" w:beforeAutospacing="0" w:after="0" w:afterAutospacing="0"/>
+              <w:ind w:left="0" w:right="0" w:firstLine="0" w:firstLineChars="0"/>
               <w:jc w:val="center"/>
               <w:rPr>
                 <w:rFonts w:hint="eastAsia" w:ascii="等线" w:hAnsi="等线" w:eastAsia="等线"/>
@@ -7836,8 +8792,10 @@
                 <w:szCs w:val="18"/>
                 <w:lang w:val="en-US" w:eastAsia="zh-CN"/>
               </w:rPr>
-              <w:t>4</w:t>
-            </w:r>
+              <w:t>0</w:t>
+            </w:r>
+            <w:bookmarkStart w:id="0" w:name="_GoBack"/>
+            <w:bookmarkEnd w:id="0"/>
           </w:p>
         </w:tc>
         <w:tc>
@@ -7849,11 +8807,15 @@
           <w:p>
             <w:pPr>
               <w:pStyle w:val="11"/>
-              <w:snapToGrid w:val="0"/>
-              <w:ind w:firstLine="0" w:firstLineChars="0"/>
-              <w:jc w:val="center"/>
-              <w:rPr>
-                <w:rFonts w:ascii="等线" w:hAnsi="等线"/>
+              <w:keepNext w:val="0"/>
+              <w:keepLines w:val="0"/>
+              <w:suppressLineNumbers w:val="0"/>
+              <w:snapToGrid w:val="0"/>
+              <w:spacing w:before="0" w:beforeAutospacing="0" w:after="0" w:afterAutospacing="0"/>
+              <w:ind w:left="0" w:right="0" w:firstLine="0" w:firstLineChars="0"/>
+              <w:jc w:val="center"/>
+              <w:rPr>
+                <w:rFonts w:hint="default" w:ascii="等线" w:hAnsi="等线"/>
                 <w:sz w:val="18"/>
                 <w:szCs w:val="18"/>
               </w:rPr>

--- a/templates/new_templates/jilu.docx
+++ b/templates/new_templates/jilu.docx
@@ -4365,7 +4365,7 @@
           <w:u w:val="single"/>
           <w:lang w:val="en-US" w:eastAsia="zh-CN"/>
         </w:rPr>
-        <w:t>{{date_second}}</w:t>
+        <w:t>{{date_now}}</w:t>
       </w:r>
       <w:r>
         <w:rPr>
